--- a/docs/Stock_System_Guide_en.docx
+++ b/docs/Stock_System_Guide_en.docx
@@ -1153,7 +1153,7 @@
         <w:pStyle w:val="ListParagraph"/>
         <w:numPr>
           <w:ilvl w:val="0"/>
-          <w:numId w:val="4"/>
+          <w:numId w:val="3"/>
         </w:numPr>
         <w:spacing w:after="60"/>
       </w:pPr>
@@ -1190,7 +1190,7 @@
         <w:pStyle w:val="ListParagraph"/>
         <w:numPr>
           <w:ilvl w:val="0"/>
-          <w:numId w:val="4"/>
+          <w:numId w:val="3"/>
         </w:numPr>
         <w:spacing w:after="60"/>
       </w:pPr>
@@ -1203,7 +1203,7 @@
         <w:pStyle w:val="ListParagraph"/>
         <w:numPr>
           <w:ilvl w:val="0"/>
-          <w:numId w:val="4"/>
+          <w:numId w:val="3"/>
         </w:numPr>
         <w:spacing w:after="60"/>
       </w:pPr>
@@ -2106,7 +2106,7 @@
         <w:pStyle w:val="ListParagraph"/>
         <w:numPr>
           <w:ilvl w:val="0"/>
-          <w:numId w:val="5"/>
+          <w:numId w:val="4"/>
         </w:numPr>
         <w:spacing w:after="60"/>
       </w:pPr>
@@ -2119,7 +2119,7 @@
         <w:pStyle w:val="ListParagraph"/>
         <w:numPr>
           <w:ilvl w:val="0"/>
-          <w:numId w:val="5"/>
+          <w:numId w:val="4"/>
         </w:numPr>
         <w:spacing w:after="60"/>
       </w:pPr>
@@ -2142,7 +2142,7 @@
         <w:pStyle w:val="ListParagraph"/>
         <w:numPr>
           <w:ilvl w:val="0"/>
-          <w:numId w:val="5"/>
+          <w:numId w:val="4"/>
         </w:numPr>
         <w:spacing w:after="60"/>
       </w:pPr>
@@ -2155,7 +2155,7 @@
         <w:pStyle w:val="ListParagraph"/>
         <w:numPr>
           <w:ilvl w:val="0"/>
-          <w:numId w:val="5"/>
+          <w:numId w:val="4"/>
         </w:numPr>
         <w:spacing w:after="60"/>
       </w:pPr>
@@ -2374,7 +2374,7 @@
         <w:pStyle w:val="ListParagraph"/>
         <w:numPr>
           <w:ilvl w:val="0"/>
-          <w:numId w:val="6"/>
+          <w:numId w:val="5"/>
         </w:numPr>
         <w:spacing w:after="60"/>
       </w:pPr>
@@ -2387,7 +2387,7 @@
         <w:pStyle w:val="ListParagraph"/>
         <w:numPr>
           <w:ilvl w:val="0"/>
-          <w:numId w:val="6"/>
+          <w:numId w:val="5"/>
         </w:numPr>
         <w:spacing w:after="60"/>
       </w:pPr>
@@ -2410,7 +2410,7 @@
         <w:pStyle w:val="ListParagraph"/>
         <w:numPr>
           <w:ilvl w:val="0"/>
-          <w:numId w:val="6"/>
+          <w:numId w:val="5"/>
         </w:numPr>
         <w:spacing w:after="60"/>
       </w:pPr>
@@ -2423,7 +2423,7 @@
         <w:pStyle w:val="ListParagraph"/>
         <w:numPr>
           <w:ilvl w:val="0"/>
-          <w:numId w:val="6"/>
+          <w:numId w:val="5"/>
         </w:numPr>
         <w:spacing w:after="60"/>
       </w:pPr>
@@ -4968,18 +4968,6 @@
       </w:pPr>
     </w:lvl>
   </w:abstractNum>
-  <w:abstractNum w:abstractNumId="6" w15:restartNumberingAfterBreak="0">
-    <w:multiLevelType w:val="hybridMultilevel"/>
-    <w:lvl w:ilvl="0" w:tentative="1">
-      <w:start w:val="1"/>
-      <w:numFmt w:val="decimal"/>
-      <w:lvlText w:val="%1."/>
-      <w:lvlJc w:val="left"/>
-      <w:pPr>
-        <w:ind w:left="540" w:hanging="360"/>
-      </w:pPr>
-    </w:lvl>
-  </w:abstractNum>
   <w:num w:numId="1">
     <w:abstractNumId w:val="1"/>
     <w:lvlOverride w:ilvl="0">
@@ -5006,12 +4994,6 @@
   </w:num>
   <w:num w:numId="5">
     <w:abstractNumId w:val="5"/>
-    <w:lvlOverride w:ilvl="0">
-      <w:startOverride w:val="1"/>
-    </w:lvlOverride>
-  </w:num>
-  <w:num w:numId="6">
-    <w:abstractNumId w:val="6"/>
     <w:lvlOverride w:ilvl="0">
       <w:startOverride w:val="1"/>
     </w:lvlOverride>

--- a/docs/Stock_System_Guide_en.docx
+++ b/docs/Stock_System_Guide_en.docx
@@ -1328,6 +1328,34 @@
           <w:sz w:val="18"/>
           <w:szCs w:val="18"/>
         </w:rPr>
+        <w:t xml:space="preserve">HOST=0.0.0.0</w:t>
+      </w:r>
+    </w:p>
+    <w:p>
+      <w:pPr>
+        <w:shd w:fill="F2F2F2" w:color="auto" w:val="clear"/>
+        <w:spacing w:after="0" w:before="0"/>
+      </w:pPr>
+      <w:r>
+        <w:rPr>
+          <w:rFonts w:ascii="Consolas" w:cs="Consolas" w:eastAsia="Consolas" w:hAnsi="Consolas"/>
+          <w:sz w:val="18"/>
+          <w:szCs w:val="18"/>
+        </w:rPr>
+        <w:t xml:space="preserve">PUBLIC_URL=http://&lt;IP&gt;:3000</w:t>
+      </w:r>
+    </w:p>
+    <w:p>
+      <w:pPr>
+        <w:shd w:fill="F2F2F2" w:color="auto" w:val="clear"/>
+        <w:spacing w:after="0" w:before="0"/>
+      </w:pPr>
+      <w:r>
+        <w:rPr>
+          <w:rFonts w:ascii="Consolas" w:cs="Consolas" w:eastAsia="Consolas" w:hAnsi="Consolas"/>
+          <w:sz w:val="18"/>
+          <w:szCs w:val="18"/>
+        </w:rPr>
         <w:t xml:space="preserve">SEC_EDGAR_CONTACT=&lt;contact email&gt;</w:t>
       </w:r>
     </w:p>
@@ -1539,6 +1567,92 @@
             </w:pPr>
             <w:r>
               <w:t xml:space="preserve">Web server port, 3000 by default</w:t>
+            </w:r>
+          </w:p>
+        </w:tc>
+      </w:tr>
+      <w:tr>
+        <w:trPr>
+          <w:tblHeader w:val="off"/>
+        </w:trPr>
+        <w:tc>
+          <w:tcPr>
+            <w:tcW w:type="dxa" w:w="2579"/>
+            <w:tcMar>
+              <w:top w:type="dxa" w:w="60"/>
+              <w:left w:type="dxa" w:w="100"/>
+              <w:bottom w:type="dxa" w:w="60"/>
+              <w:right w:type="dxa" w:w="100"/>
+            </w:tcMar>
+          </w:tcPr>
+          <w:p>
+            <w:pPr>
+              <w:spacing w:after="0"/>
+            </w:pPr>
+            <w:r>
+              <w:t xml:space="preserve">HOST</w:t>
+            </w:r>
+          </w:p>
+        </w:tc>
+        <w:tc>
+          <w:tcPr>
+            <w:tcW w:type="dxa" w:w="6447"/>
+            <w:tcMar>
+              <w:top w:type="dxa" w:w="60"/>
+              <w:left w:type="dxa" w:w="100"/>
+              <w:bottom w:type="dxa" w:w="60"/>
+              <w:right w:type="dxa" w:w="100"/>
+            </w:tcMar>
+          </w:tcPr>
+          <w:p>
+            <w:pPr>
+              <w:spacing w:after="0"/>
+            </w:pPr>
+            <w:r>
+              <w:t xml:space="preserve">Address to listen on, 0.0.0.0 (all interfaces) by default. Use 127.0.0.1 to allow this machine only.</w:t>
+            </w:r>
+          </w:p>
+        </w:tc>
+      </w:tr>
+      <w:tr>
+        <w:trPr>
+          <w:tblHeader w:val="off"/>
+        </w:trPr>
+        <w:tc>
+          <w:tcPr>
+            <w:tcW w:type="dxa" w:w="2579"/>
+            <w:tcMar>
+              <w:top w:type="dxa" w:w="60"/>
+              <w:left w:type="dxa" w:w="100"/>
+              <w:bottom w:type="dxa" w:w="60"/>
+              <w:right w:type="dxa" w:w="100"/>
+            </w:tcMar>
+          </w:tcPr>
+          <w:p>
+            <w:pPr>
+              <w:spacing w:after="0"/>
+            </w:pPr>
+            <w:r>
+              <w:t xml:space="preserve">PUBLIC_URL</w:t>
+            </w:r>
+          </w:p>
+        </w:tc>
+        <w:tc>
+          <w:tcPr>
+            <w:tcW w:type="dxa" w:w="6447"/>
+            <w:tcMar>
+              <w:top w:type="dxa" w:w="60"/>
+              <w:left w:type="dxa" w:w="100"/>
+              <w:bottom w:type="dxa" w:w="60"/>
+              <w:right w:type="dxa" w:w="100"/>
+            </w:tcMar>
+          </w:tcPr>
+          <w:p>
+            <w:pPr>
+              <w:spacing w:after="0"/>
+            </w:pPr>
+            <w:r>
+              <w:t xml:space="preserve">The site address browsers use (for example http://172.18.10.196:3000). The frontend JavaScript reads it from /config.js and sends its API calls there. When unset, relative URLs are used and any address works. Update it and restart the server if the WSL IP changes.</w:t>
             </w:r>
           </w:p>
         </w:tc>

--- a/docs/Stock_System_Guide_en.docx
+++ b/docs/Stock_System_Guide_en.docx
@@ -3685,6 +3685,94 @@
           <w:rFonts w:ascii="Calibri" w:cs="Calibri" w:eastAsia="Microsoft JhengHei" w:hAnsi="Calibri"/>
         </w:rPr>
         <w:t xml:space="preserve">When it finishes, it shows a summary (listed / delisted / unknown counts, changes per field, rows filled) and the per-stock changes, 15 per page.</w:t>
+      </w:r>
+    </w:p>
+    <w:p>
+      <w:pPr>
+        <w:pStyle w:val="ListParagraph"/>
+        <w:numPr>
+          <w:ilvl w:val="0"/>
+          <w:numId w:val="2"/>
+        </w:numPr>
+        <w:spacing w:after="60"/>
+      </w:pPr>
+      <w:r>
+        <w:rPr>
+          <w:rFonts w:ascii="Calibri" w:cs="Calibri" w:eastAsia="Microsoft JhengHei" w:hAnsi="Calibri"/>
+        </w:rPr>
+        <w:t xml:space="preserve">The results can be filtered by reason. Each category chip shows its count, and one stock can be in several categories:</w:t>
+      </w:r>
+    </w:p>
+    <w:p>
+      <w:pPr>
+        <w:pStyle w:val="ListParagraph"/>
+        <w:numPr>
+          <w:ilvl w:val="1"/>
+          <w:numId w:val="2"/>
+        </w:numPr>
+        <w:spacing w:after="60"/>
+      </w:pPr>
+      <w:r>
+        <w:rPr>
+          <w:rFonts w:ascii="Calibri" w:cs="Calibri" w:eastAsia="Microsoft JhengHei" w:hAnsi="Calibri"/>
+          <w:b/>
+          <w:bCs/>
+        </w:rPr>
+        <w:t xml:space="preserve">Changed automatically</w:t>
+      </w:r>
+      <w:r>
+        <w:rPr>
+          <w:rFonts w:ascii="Calibri" w:cs="Calibri" w:eastAsia="Microsoft JhengHei" w:hAnsi="Calibri"/>
+        </w:rPr>
+        <w:t xml:space="preserve">: marked delisted, listed again, name corrected, market changed, Category changed, currency filled.</w:t>
+      </w:r>
+    </w:p>
+    <w:p>
+      <w:pPr>
+        <w:pStyle w:val="ListParagraph"/>
+        <w:numPr>
+          <w:ilvl w:val="1"/>
+          <w:numId w:val="2"/>
+        </w:numPr>
+        <w:spacing w:after="60"/>
+      </w:pPr>
+      <w:r>
+        <w:rPr>
+          <w:rFonts w:ascii="Calibri" w:cs="Calibri" w:eastAsia="Microsoft JhengHei" w:hAnsi="Calibri"/>
+          <w:b/>
+          <w:bCs/>
+        </w:rPr>
+        <w:t xml:space="preserve">Needs attention (not changed)</w:t>
+      </w:r>
+      <w:r>
+        <w:rPr>
+          <w:rFonts w:ascii="Calibri" w:cs="Calibri" w:eastAsia="Microsoft JhengHei" w:hAnsi="Calibri"/>
+        </w:rPr>
+        <w:t xml:space="preserve">: symbol used by another company (left delisted), duplicate symbol (another non-delisted row has it), name differs (please check), other notes. These notes are shown in amber.</w:t>
+      </w:r>
+    </w:p>
+    <w:p>
+      <w:pPr>
+        <w:pStyle w:val="ListParagraph"/>
+        <w:numPr>
+          <w:ilvl w:val="1"/>
+          <w:numId w:val="2"/>
+        </w:numPr>
+        <w:spacing w:after="60"/>
+      </w:pPr>
+      <w:r>
+        <w:rPr>
+          <w:rFonts w:ascii="Calibri" w:cs="Calibri" w:eastAsia="Microsoft JhengHei" w:hAnsi="Calibri"/>
+          <w:b/>
+          <w:bCs/>
+        </w:rPr>
+        <w:t xml:space="preserve">Errors</w:t>
+      </w:r>
+      <w:r>
+        <w:rPr>
+          <w:rFonts w:ascii="Calibri" w:cs="Calibri" w:eastAsia="Microsoft JhengHei" w:hAnsi="Calibri"/>
+        </w:rPr>
+        <w:t xml:space="preserve">: write failed, shown in red.</w:t>
       </w:r>
     </w:p>
     <w:p>

--- a/docs/Stock_System_Guide_en.docx
+++ b/docs/Stock_System_Guide_en.docx
@@ -4318,7 +4318,7 @@
                 <w:sz w:val="20"/>
                 <w:szCs w:val="20"/>
               </w:rPr>
-              <w:t xml:space="preserve">Listed stocks need NASDAQ Trader and Yahoo to agree. Others use Yahoo's full name; a name that looks truncated is only noted, not applied. Placeholder names such as "324823" are always corrected.</w:t>
+              <w:t xml:space="preserve">Listed stocks need NASDAQ Trader and Yahoo to agree. Others use Yahoo's full name. Spelling differences are ignored when comparing (ETF / Fund / Shares, ETN / Exchange-Traded Notes, U.S. / US, &amp; / and, case, ...); the clean name shown on Yahoo is written, with the official spelling where only the case differs. A stored name that was cut off, carries a fund-family prefix or is abbreviated is completed. Names only 1-2 characters apart (a source's typo) are not changed, and Yahoo's fund abbreviations never replace a full name. When the sources can't confirm a name, it is only noted ("name differs"). Placeholder names such as "324823" are always corrected.</w:t>
             </w:r>
           </w:p>
         </w:tc>

--- a/docs/Stock_System_Guide_en.docx
+++ b/docs/Stock_System_Guide_en.docx
@@ -24,7 +24,7 @@
           <w:sz w:val="22"/>
           <w:szCs w:val="22"/>
         </w:rPr>
-        <w:t xml:space="preserve">Installation, Features and Operation Guide · Table test.company_profiles (database waffle_test) · Updated: 2026-10-06</w:t>
+        <w:t xml:space="preserve">Installation, Features and Operation Guide · Table test.company_profiles (database waffle_test) · Updated: 2026-10-07</w:t>
       </w:r>
     </w:p>
     <w:p>
@@ -335,7 +335,7 @@
                 <w:sz w:val="20"/>
                 <w:szCs w:val="20"/>
               </w:rPr>
-              <w:t xml:space="preserve">React 18 + Tailwind CSS v4 (</w:t>
+              <w:t xml:space="preserve">React (created with </w:t>
             </w:r>
             <w:r>
               <w:rPr>
@@ -344,15 +344,15 @@
                 <w:sz w:val="19"/>
                 <w:szCs w:val="19"/>
               </w:rPr>
-              <w:t xml:space="preserve">public/</w:t>
-            </w:r>
-            <w:r>
-              <w:rPr>
-                <w:rFonts w:ascii="Calibri" w:cs="Calibri" w:eastAsia="Microsoft JhengHei" w:hAnsi="Calibri"/>
-                <w:sz w:val="20"/>
-                <w:szCs w:val="20"/>
-              </w:rPr>
-              <w:t xml:space="preserve">, </w:t>
+              <w:t xml:space="preserve">npx create-react-app</w:t>
+            </w:r>
+            <w:r>
+              <w:rPr>
+                <w:rFonts w:ascii="Calibri" w:cs="Calibri" w:eastAsia="Microsoft JhengHei" w:hAnsi="Calibri"/>
+                <w:sz w:val="20"/>
+                <w:szCs w:val="20"/>
+              </w:rPr>
+              <w:t xml:space="preserve">, in </w:t>
             </w:r>
             <w:r>
               <w:rPr>
@@ -361,15 +361,15 @@
                 <w:sz w:val="19"/>
                 <w:szCs w:val="19"/>
               </w:rPr>
-              <w:t xml:space="preserve">styles/</w:t>
-            </w:r>
-            <w:r>
-              <w:rPr>
-                <w:rFonts w:ascii="Calibri" w:cs="Calibri" w:eastAsia="Microsoft JhengHei" w:hAnsi="Calibri"/>
-                <w:sz w:val="20"/>
-                <w:szCs w:val="20"/>
-              </w:rPr>
-              <w:t xml:space="preserve">). No bundler: the server serves React from </w:t>
+              <w:t xml:space="preserve">client/</w:t>
+            </w:r>
+            <w:r>
+              <w:rPr>
+                <w:rFonts w:ascii="Calibri" w:cs="Calibri" w:eastAsia="Microsoft JhengHei" w:hAnsi="Calibri"/>
+                <w:sz w:val="20"/>
+                <w:szCs w:val="20"/>
+              </w:rPr>
+              <w:t xml:space="preserve">) + Tailwind CSS v3 + React Router. </w:t>
             </w:r>
             <w:r>
               <w:rPr>
@@ -378,15 +378,15 @@
                 <w:sz w:val="19"/>
                 <w:szCs w:val="19"/>
               </w:rPr>
-              <w:t xml:space="preserve">node_modules</w:t>
-            </w:r>
-            <w:r>
-              <w:rPr>
-                <w:rFonts w:ascii="Calibri" w:cs="Calibri" w:eastAsia="Microsoft JhengHei" w:hAnsi="Calibri"/>
-                <w:sz w:val="20"/>
-                <w:szCs w:val="20"/>
-              </w:rPr>
-              <w:t xml:space="preserve">, and </w:t>
+              <w:t xml:space="preserve">npm run build</w:t>
+            </w:r>
+            <w:r>
+              <w:rPr>
+                <w:rFonts w:ascii="Calibri" w:cs="Calibri" w:eastAsia="Microsoft JhengHei" w:hAnsi="Calibri"/>
+                <w:sz w:val="20"/>
+                <w:szCs w:val="20"/>
+              </w:rPr>
+              <w:t xml:space="preserve"> builds it into </w:t>
             </w:r>
             <w:r>
               <w:rPr>
@@ -395,15 +395,15 @@
                 <w:sz w:val="19"/>
                 <w:szCs w:val="19"/>
               </w:rPr>
-              <w:t xml:space="preserve">npm run build</w:t>
-            </w:r>
-            <w:r>
-              <w:rPr>
-                <w:rFonts w:ascii="Calibri" w:cs="Calibri" w:eastAsia="Microsoft JhengHei" w:hAnsi="Calibri"/>
-                <w:sz w:val="20"/>
-                <w:szCs w:val="20"/>
-              </w:rPr>
-              <w:t xml:space="preserve"> compiles the CSS</w:t>
+              <w:t xml:space="preserve">client/build</w:t>
+            </w:r>
+            <w:r>
+              <w:rPr>
+                <w:rFonts w:ascii="Calibri" w:cs="Calibri" w:eastAsia="Microsoft JhengHei" w:hAnsi="Calibri"/>
+                <w:sz w:val="20"/>
+                <w:szCs w:val="20"/>
+              </w:rPr>
+              <w:t xml:space="preserve">, which the server serves</w:t>
             </w:r>
           </w:p>
         </w:tc>
@@ -1306,7 +1306,7 @@
                 <w:sz w:val="20"/>
                 <w:szCs w:val="20"/>
               </w:rPr>
-              <w:t xml:space="preserve">Windows with WSL (Linux). Run all node / npm commands inside WSL, not PowerShell (Tailwind's compiler is platform-specific, and </w:t>
+              <w:t xml:space="preserve">Windows with WSL (Linux). Run all node / npm commands inside WSL, not PowerShell (</w:t>
             </w:r>
             <w:r>
               <w:rPr>
@@ -1323,7 +1323,7 @@
                 <w:sz w:val="20"/>
                 <w:szCs w:val="20"/>
               </w:rPr>
-              <w:t xml:space="preserve"> is shared by Windows and WSL).</w:t>
+              <w:t xml:space="preserve"> is shared by Windows and WSL, and some packages are platform-specific).</w:t>
             </w:r>
           </w:p>
         </w:tc>
@@ -2916,7 +2916,7 @@
           <w:sz w:val="18"/>
           <w:szCs w:val="18"/>
         </w:rPr>
-        <w:t xml:space="preserve">npm run build      # compile the web UI's Tailwind CSS (public/build/app.css)</w:t>
+        <w:t xml:space="preserve">npm run build       # install the web UI's packages and build the React app (client/build)</w:t>
       </w:r>
     </w:p>
     <w:p>
@@ -2937,7 +2937,7 @@
           <w:sz w:val="18"/>
           <w:szCs w:val="18"/>
         </w:rPr>
-        <w:t xml:space="preserve">npm start          # production</w:t>
+        <w:t xml:space="preserve">npm start           # production</w:t>
       </w:r>
     </w:p>
     <w:p>
@@ -2958,7 +2958,28 @@
           <w:sz w:val="18"/>
           <w:szCs w:val="18"/>
         </w:rPr>
-        <w:t xml:space="preserve">npm run dev        # development: restarts when code changes</w:t>
+        <w:t xml:space="preserve">npm run dev         # development: the API server, restarts when code changes</w:t>
+      </w:r>
+    </w:p>
+    <w:p>
+      <w:pPr>
+        <w:keepNext/>
+        <w:keepLines/>
+        <w:pBdr>
+          <w:left w:val="single" w:color="D9D9D9" w:sz="4" w:space="6"/>
+          <w:right w:val="single" w:color="D9D9D9" w:sz="4" w:space="6"/>
+        </w:pBdr>
+        <w:shd w:fill="F2F2F2" w:color="auto" w:val="clear"/>
+        <w:spacing w:after="0" w:before="0" w:line="228"/>
+        <w:ind w:left="200" w:right="200"/>
+      </w:pPr>
+      <w:r>
+        <w:rPr>
+          <w:rFonts w:ascii="Consolas" w:cs="Consolas" w:eastAsia="Microsoft JhengHei" w:hAnsi="Consolas"/>
+          <w:sz w:val="18"/>
+          <w:szCs w:val="18"/>
+        </w:rPr>
+        <w:t xml:space="preserve">npm run dev:client  # use alongside: the React dev server (port 3001, updates on save)</w:t>
       </w:r>
     </w:p>
     <w:p>
@@ -2980,7 +3001,7 @@
           <w:sz w:val="18"/>
           <w:szCs w:val="18"/>
         </w:rPr>
-        <w:t xml:space="preserve">npm run dev:css    # use alongside: recompiles the CSS when the web UI changes</w:t>
+        <w:t xml:space="preserve">npm test            # the web UI's automated tests (Jest)</w:t>
       </w:r>
     </w:p>
     <w:p>
@@ -3007,7 +3028,7 @@
         <w:rPr>
           <w:rFonts w:ascii="Calibri" w:cs="Calibri" w:eastAsia="Microsoft JhengHei" w:hAnsi="Calibri"/>
         </w:rPr>
-        <w:t xml:space="preserve"> before the first start, or the pages have no styling. Then open </w:t>
+        <w:t xml:space="preserve"> before the first start (about 1-2 minutes; it ends with </w:t>
       </w:r>
       <w:r>
         <w:rPr>
@@ -3016,13 +3037,13 @@
           <w:sz w:val="19"/>
           <w:szCs w:val="19"/>
         </w:rPr>
-        <w:t xml:space="preserve">http://localhost:3000</w:t>
-      </w:r>
-      <w:r>
-        <w:rPr>
-          <w:rFonts w:ascii="Calibri" w:cs="Calibri" w:eastAsia="Microsoft JhengHei" w:hAnsi="Calibri"/>
-        </w:rPr>
-        <w:t xml:space="preserve">. If Windows cannot reach WSL through localhost, use the WSL IP address instead: run </w:t>
+        <w:t xml:space="preserve">Compiled successfully.</w:t>
+      </w:r>
+      <w:r>
+        <w:rPr>
+          <w:rFonts w:ascii="Calibri" w:cs="Calibri" w:eastAsia="Microsoft JhengHei" w:hAnsi="Calibri"/>
+        </w:rPr>
+        <w:t xml:space="preserve">), or the page only says "The web UI is not built yet". Then open </w:t>
       </w:r>
       <w:r>
         <w:rPr>
@@ -3031,13 +3052,13 @@
           <w:sz w:val="19"/>
           <w:szCs w:val="19"/>
         </w:rPr>
-        <w:t xml:space="preserve">hostname -I</w:t>
-      </w:r>
-      <w:r>
-        <w:rPr>
-          <w:rFonts w:ascii="Calibri" w:cs="Calibri" w:eastAsia="Microsoft JhengHei" w:hAnsi="Calibri"/>
-        </w:rPr>
-        <w:t xml:space="preserve"> in WSL, then open </w:t>
+        <w:t xml:space="preserve">http://localhost:3000</w:t>
+      </w:r>
+      <w:r>
+        <w:rPr>
+          <w:rFonts w:ascii="Calibri" w:cs="Calibri" w:eastAsia="Microsoft JhengHei" w:hAnsi="Calibri"/>
+        </w:rPr>
+        <w:t xml:space="preserve">. If Windows cannot reach WSL through localhost, use the WSL IP address instead: run </w:t>
       </w:r>
       <w:r>
         <w:rPr>
@@ -3046,25 +3067,13 @@
           <w:sz w:val="19"/>
           <w:szCs w:val="19"/>
         </w:rPr>
-        <w:t xml:space="preserve">http://&lt;WSL IP&gt;:3000</w:t>
-      </w:r>
-      <w:r>
-        <w:rPr>
-          <w:rFonts w:ascii="Calibri" w:cs="Calibri" w:eastAsia="Microsoft JhengHei" w:hAnsi="Calibri"/>
-        </w:rPr>
-        <w:t xml:space="preserve">.</w:t>
-      </w:r>
-    </w:p>
-    <w:p>
-      <w:pPr>
-        <w:keepNext w:val="false"/>
-        <w:spacing w:after="120"/>
-      </w:pPr>
-      <w:r>
-        <w:rPr>
-          <w:rFonts w:ascii="Calibri" w:cs="Calibri" w:eastAsia="Microsoft JhengHei" w:hAnsi="Calibri"/>
-        </w:rPr>
-        <w:t xml:space="preserve">The server must keep running in the background for the daily schedule to work. Restart the server after changing code in </w:t>
+        <w:t xml:space="preserve">hostname -I</w:t>
+      </w:r>
+      <w:r>
+        <w:rPr>
+          <w:rFonts w:ascii="Calibri" w:cs="Calibri" w:eastAsia="Microsoft JhengHei" w:hAnsi="Calibri"/>
+        </w:rPr>
+        <w:t xml:space="preserve"> in WSL, then open </w:t>
       </w:r>
       <w:r>
         <w:rPr>
@@ -3073,13 +3082,25 @@
           <w:sz w:val="19"/>
           <w:szCs w:val="19"/>
         </w:rPr>
-        <w:t xml:space="preserve">lib/</w:t>
-      </w:r>
-      <w:r>
-        <w:rPr>
-          <w:rFonts w:ascii="Calibri" w:cs="Calibri" w:eastAsia="Microsoft JhengHei" w:hAnsi="Calibri"/>
-        </w:rPr>
-        <w:t xml:space="preserve"> or </w:t>
+        <w:t xml:space="preserve">http://&lt;WSL IP&gt;:3000</w:t>
+      </w:r>
+      <w:r>
+        <w:rPr>
+          <w:rFonts w:ascii="Calibri" w:cs="Calibri" w:eastAsia="Microsoft JhengHei" w:hAnsi="Calibri"/>
+        </w:rPr>
+        <w:t xml:space="preserve">.</w:t>
+      </w:r>
+    </w:p>
+    <w:p>
+      <w:pPr>
+        <w:keepNext w:val="false"/>
+        <w:spacing w:after="120"/>
+      </w:pPr>
+      <w:r>
+        <w:rPr>
+          <w:rFonts w:ascii="Calibri" w:cs="Calibri" w:eastAsia="Microsoft JhengHei" w:hAnsi="Calibri"/>
+        </w:rPr>
+        <w:t xml:space="preserve">The server must keep running in the background for the daily schedule to work. Restart the server after changing code in </w:t>
       </w:r>
       <w:r>
         <w:rPr>
@@ -3088,13 +3109,13 @@
           <w:sz w:val="19"/>
           <w:szCs w:val="19"/>
         </w:rPr>
-        <w:t xml:space="preserve">routes/</w:t>
-      </w:r>
-      <w:r>
-        <w:rPr>
-          <w:rFonts w:ascii="Calibri" w:cs="Calibri" w:eastAsia="Microsoft JhengHei" w:hAnsi="Calibri"/>
-        </w:rPr>
-        <w:t xml:space="preserve">. After changing the web UI in </w:t>
+        <w:t xml:space="preserve">lib/</w:t>
+      </w:r>
+      <w:r>
+        <w:rPr>
+          <w:rFonts w:ascii="Calibri" w:cs="Calibri" w:eastAsia="Microsoft JhengHei" w:hAnsi="Calibri"/>
+        </w:rPr>
+        <w:t xml:space="preserve"> or </w:t>
       </w:r>
       <w:r>
         <w:rPr>
@@ -3103,13 +3124,13 @@
           <w:sz w:val="19"/>
           <w:szCs w:val="19"/>
         </w:rPr>
-        <w:t xml:space="preserve">public/</w:t>
-      </w:r>
-      <w:r>
-        <w:rPr>
-          <w:rFonts w:ascii="Calibri" w:cs="Calibri" w:eastAsia="Microsoft JhengHei" w:hAnsi="Calibri"/>
-        </w:rPr>
-        <w:t xml:space="preserve">, just reload the browser (run </w:t>
+        <w:t xml:space="preserve">routes/</w:t>
+      </w:r>
+      <w:r>
+        <w:rPr>
+          <w:rFonts w:ascii="Calibri" w:cs="Calibri" w:eastAsia="Microsoft JhengHei" w:hAnsi="Calibri"/>
+        </w:rPr>
+        <w:t xml:space="preserve">. After changing the web UI in </w:t>
       </w:r>
       <w:r>
         <w:rPr>
@@ -3118,13 +3139,73 @@
           <w:sz w:val="19"/>
           <w:szCs w:val="19"/>
         </w:rPr>
+        <w:t xml:space="preserve">client/</w:t>
+      </w:r>
+      <w:r>
+        <w:rPr>
+          <w:rFonts w:ascii="Calibri" w:cs="Calibri" w:eastAsia="Microsoft JhengHei" w:hAnsi="Calibri"/>
+        </w:rPr>
+        <w:t xml:space="preserve">, run </w:t>
+      </w:r>
+      <w:r>
+        <w:rPr>
+          <w:rFonts w:ascii="Consolas" w:cs="Consolas" w:eastAsia="Microsoft JhengHei" w:hAnsi="Consolas"/>
+          <w:color w:val="7A2E0E"/>
+          <w:sz w:val="19"/>
+          <w:szCs w:val="19"/>
+        </w:rPr>
         <w:t xml:space="preserve">npm run build</w:t>
       </w:r>
       <w:r>
         <w:rPr>
           <w:rFonts w:ascii="Calibri" w:cs="Calibri" w:eastAsia="Microsoft JhengHei" w:hAnsi="Calibri"/>
         </w:rPr>
-        <w:t xml:space="preserve"> again if you used new Tailwind classes).</w:t>
+        <w:t xml:space="preserve"> again before it shows on port 3000. While developing, use </w:t>
+      </w:r>
+      <w:r>
+        <w:rPr>
+          <w:rFonts w:ascii="Consolas" w:cs="Consolas" w:eastAsia="Microsoft JhengHei" w:hAnsi="Consolas"/>
+          <w:color w:val="7A2E0E"/>
+          <w:sz w:val="19"/>
+          <w:szCs w:val="19"/>
+        </w:rPr>
+        <w:t xml:space="preserve">npm run dev:client</w:t>
+      </w:r>
+      <w:r>
+        <w:rPr>
+          <w:rFonts w:ascii="Calibri" w:cs="Calibri" w:eastAsia="Microsoft JhengHei" w:hAnsi="Calibri"/>
+        </w:rPr>
+        <w:t xml:space="preserve"> and open </w:t>
+      </w:r>
+      <w:r>
+        <w:rPr>
+          <w:rFonts w:ascii="Consolas" w:cs="Consolas" w:eastAsia="Microsoft JhengHei" w:hAnsi="Consolas"/>
+          <w:color w:val="7A2E0E"/>
+          <w:sz w:val="19"/>
+          <w:szCs w:val="19"/>
+        </w:rPr>
+        <w:t xml:space="preserve">http://localhost:3001</w:t>
+      </w:r>
+      <w:r>
+        <w:rPr>
+          <w:rFonts w:ascii="Calibri" w:cs="Calibri" w:eastAsia="Microsoft JhengHei" w:hAnsi="Calibri"/>
+        </w:rPr>
+        <w:t xml:space="preserve"> instead: it updates on save and forwards </w:t>
+      </w:r>
+      <w:r>
+        <w:rPr>
+          <w:rFonts w:ascii="Consolas" w:cs="Consolas" w:eastAsia="Microsoft JhengHei" w:hAnsi="Consolas"/>
+          <w:color w:val="7A2E0E"/>
+          <w:sz w:val="19"/>
+          <w:szCs w:val="19"/>
+        </w:rPr>
+        <w:t xml:space="preserve">/api</w:t>
+      </w:r>
+      <w:r>
+        <w:rPr>
+          <w:rFonts w:ascii="Calibri" w:cs="Calibri" w:eastAsia="Microsoft JhengHei" w:hAnsi="Calibri"/>
+        </w:rPr>
+        <w:t xml:space="preserve"> to the server on port 3000.</w:t>
       </w:r>
     </w:p>
     <w:p>
@@ -6760,7 +6841,7 @@
                 <w:sz w:val="20"/>
                 <w:szCs w:val="20"/>
               </w:rPr>
-              <w:t xml:space="preserve">The page has no styling (plain text)</w:t>
+              <w:t xml:space="preserve">The page says "The web UI is not built yet"</w:t>
             </w:r>
           </w:p>
         </w:tc>
@@ -6808,7 +6889,7 @@
                 <w:sz w:val="19"/>
                 <w:szCs w:val="19"/>
               </w:rPr>
-              <w:t xml:space="preserve">public/build/app.css</w:t>
+              <w:t xml:space="preserve">client/build</w:t>
             </w:r>
             <w:r>
               <w:rPr>
@@ -6895,7 +6976,7 @@
                 <w:sz w:val="20"/>
                 <w:szCs w:val="20"/>
               </w:rPr>
-              <w:t xml:space="preserve">The page is blank</w:t>
+              <w:t xml:space="preserve">A change to the web UI doesn't show</w:t>
             </w:r>
           </w:p>
         </w:tc>
@@ -6925,37 +7006,7 @@
                 <w:sz w:val="20"/>
                 <w:szCs w:val="20"/>
               </w:rPr>
-              <w:t xml:space="preserve">React isn't version 18 (19 has no browser build), or the packages aren't installed</w:t>
-            </w:r>
-          </w:p>
-        </w:tc>
-        <w:tc>
-          <w:tcPr>
-            <w:tcW w:type="dxa" w:w="3344"/>
-            <w:tcBorders>
-              <w:top w:val="single" w:color="BFBFBF" w:sz="4"/>
-              <w:left w:val="single" w:color="BFBFBF" w:sz="4"/>
-              <w:bottom w:val="single" w:color="BFBFBF" w:sz="4"/>
-              <w:right w:val="single" w:color="BFBFBF" w:sz="4"/>
-            </w:tcBorders>
-            <w:tcMar>
-              <w:top w:type="dxa" w:w="60"/>
-              <w:left w:type="dxa" w:w="100"/>
-              <w:bottom w:type="dxa" w:w="60"/>
-              <w:right w:type="dxa" w:w="100"/>
-            </w:tcMar>
-          </w:tcPr>
-          <w:p>
-            <w:pPr>
-              <w:spacing w:after="0"/>
-            </w:pPr>
-            <w:r>
-              <w:rPr>
-                <w:rFonts w:ascii="Calibri" w:cs="Calibri" w:eastAsia="Microsoft JhengHei" w:hAnsi="Calibri"/>
-                <w:sz w:val="20"/>
-                <w:szCs w:val="20"/>
-              </w:rPr>
-              <w:t xml:space="preserve">Run </w:t>
+              <w:t xml:space="preserve">Port 3000 serves the last build in </w:t>
             </w:r>
             <w:r>
               <w:rPr>
@@ -6964,15 +7015,37 @@
                 <w:sz w:val="19"/>
                 <w:szCs w:val="19"/>
               </w:rPr>
-              <w:t xml:space="preserve">npm install</w:t>
-            </w:r>
-            <w:r>
-              <w:rPr>
-                <w:rFonts w:ascii="Calibri" w:cs="Calibri" w:eastAsia="Microsoft JhengHei" w:hAnsi="Calibri"/>
-                <w:sz w:val="20"/>
-                <w:szCs w:val="20"/>
-              </w:rPr>
-              <w:t xml:space="preserve"> in WSL; if needed, </w:t>
+              <w:t xml:space="preserve">client/build</w:t>
+            </w:r>
+          </w:p>
+        </w:tc>
+        <w:tc>
+          <w:tcPr>
+            <w:tcW w:type="dxa" w:w="3344"/>
+            <w:tcBorders>
+              <w:top w:val="single" w:color="BFBFBF" w:sz="4"/>
+              <w:left w:val="single" w:color="BFBFBF" w:sz="4"/>
+              <w:bottom w:val="single" w:color="BFBFBF" w:sz="4"/>
+              <w:right w:val="single" w:color="BFBFBF" w:sz="4"/>
+            </w:tcBorders>
+            <w:tcMar>
+              <w:top w:type="dxa" w:w="60"/>
+              <w:left w:type="dxa" w:w="100"/>
+              <w:bottom w:type="dxa" w:w="60"/>
+              <w:right w:type="dxa" w:w="100"/>
+            </w:tcMar>
+          </w:tcPr>
+          <w:p>
+            <w:pPr>
+              <w:spacing w:after="0"/>
+            </w:pPr>
+            <w:r>
+              <w:rPr>
+                <w:rFonts w:ascii="Calibri" w:cs="Calibri" w:eastAsia="Microsoft JhengHei" w:hAnsi="Calibri"/>
+                <w:sz w:val="20"/>
+                <w:szCs w:val="20"/>
+              </w:rPr>
+              <w:t xml:space="preserve">Run </w:t>
             </w:r>
             <w:r>
               <w:rPr>
@@ -6981,7 +7054,32 @@
                 <w:sz w:val="19"/>
                 <w:szCs w:val="19"/>
               </w:rPr>
-              <w:t xml:space="preserve">npm install react@18 react-dom@18</w:t>
+              <w:t xml:space="preserve">npm run build</w:t>
+            </w:r>
+            <w:r>
+              <w:rPr>
+                <w:rFonts w:ascii="Calibri" w:cs="Calibri" w:eastAsia="Microsoft JhengHei" w:hAnsi="Calibri"/>
+                <w:sz w:val="20"/>
+                <w:szCs w:val="20"/>
+              </w:rPr>
+              <w:t xml:space="preserve"> again, or use </w:t>
+            </w:r>
+            <w:r>
+              <w:rPr>
+                <w:rFonts w:ascii="Consolas" w:cs="Consolas" w:eastAsia="Microsoft JhengHei" w:hAnsi="Consolas"/>
+                <w:color w:val="7A2E0E"/>
+                <w:sz w:val="19"/>
+                <w:szCs w:val="19"/>
+              </w:rPr>
+              <w:t xml:space="preserve">npm run dev:client</w:t>
+            </w:r>
+            <w:r>
+              <w:rPr>
+                <w:rFonts w:ascii="Calibri" w:cs="Calibri" w:eastAsia="Microsoft JhengHei" w:hAnsi="Calibri"/>
+                <w:sz w:val="20"/>
+                <w:szCs w:val="20"/>
+              </w:rPr>
+              <w:t xml:space="preserve"> (port 3001) while developing</w:t>
             </w:r>
           </w:p>
         </w:tc>

--- a/docs/Stock_System_Guide_en.docx
+++ b/docs/Stock_System_Guide_en.docx
@@ -3255,7 +3255,7 @@
         <w:rPr>
           <w:rFonts w:ascii="Calibri" w:cs="Calibri" w:eastAsia="Microsoft JhengHei" w:hAnsi="Calibri"/>
         </w:rPr>
-        <w:t xml:space="preserve">The page has four tabs: Stock List, Add / Edit, Update Data and Stock Monitor. The current tab is kept in the address (for example </w:t>
+        <w:t xml:space="preserve">The page has four tabs: Stock List, Add Stock, Update Data and Stock Monitor. The current tab is kept in the address (for example </w:t>
       </w:r>
       <w:r>
         <w:rPr>
@@ -3344,7 +3344,7 @@
         <w:rPr>
           <w:rFonts w:ascii="Calibri" w:cs="Calibri" w:eastAsia="Microsoft JhengHei" w:hAnsi="Calibri"/>
         </w:rPr>
-        <w:t xml:space="preserve">Columns: symbol, company name, trading market, status (a green "Listed" or red "Delisted" badge), last updated, and an Edit button.</w:t>
+        <w:t xml:space="preserve">Columns: symbol, company name, trading market, status (a green "Listed" or red "Delisted" badge), and last updated.</w:t>
       </w:r>
     </w:p>
     <w:p>
@@ -3392,7 +3392,7 @@
         <w:rPr>
           <w:rFonts w:ascii="Calibri" w:cs="Calibri" w:eastAsia="Microsoft JhengHei" w:hAnsi="Calibri"/>
         </w:rPr>
-        <w:t xml:space="preserve">Edit switches to the Add / Edit tab with that row loaded.</w:t>
+        <w:t xml:space="preserve">To change an existing stock, use the Update Data tab (see 3.3).</w:t>
       </w:r>
     </w:p>
     <w:p>
@@ -3403,7 +3403,7 @@
         <w:rPr>
           <w:rFonts w:ascii="Calibri" w:cs="Calibri" w:eastAsia="Microsoft JhengHei" w:hAnsi="Calibri"/>
         </w:rPr>
-        <w:t xml:space="preserve">3.2 Adding and editing stocks</w:t>
+        <w:t xml:space="preserve">3.2 Adding stocks</w:t>
       </w:r>
     </w:p>
     <w:p>
@@ -3483,7 +3483,7 @@
         <w:rPr>
           <w:rFonts w:ascii="Calibri" w:cs="Calibri" w:eastAsia="Microsoft JhengHei" w:hAnsi="Calibri"/>
         </w:rPr>
-        <w:t xml:space="preserve">In edit mode (from the list), the tab reads "Edit Stock: SYMBOL" and you can change the symbol, name or market; Cancel goes back to adding.</w:t>
+        <w:t xml:space="preserve">This tab only adds stocks; it has no edit mode. To change a name, symbol or market, use the Update Data tab.</w:t>
       </w:r>
     </w:p>
     <w:p>

--- a/docs/Stock_System_Guide_en.docx
+++ b/docs/Stock_System_Guide_en.docx
@@ -2669,7 +2669,7 @@
                 <w:sz w:val="20"/>
                 <w:szCs w:val="20"/>
               </w:rPr>
-              <w:t xml:space="preserve">Optional: maximum rows per check to fill company details / CUSIPs for. Defaults are 300 / 50.</w:t>
+              <w:t xml:space="preserve">Optional: maximum rows per check to fill company details / CUSIPs for. Defaults are 1000 / 300.</w:t>
             </w:r>
           </w:p>
         </w:tc>
@@ -2958,7 +2958,7 @@
           <w:sz w:val="18"/>
           <w:szCs w:val="18"/>
         </w:rPr>
-        <w:t xml:space="preserve">npm run dev         # development: the API server, restarts when code changes</w:t>
+        <w:t xml:space="preserve">npm run dev         # development: API server + React dev server (port 3001) together</w:t>
       </w:r>
     </w:p>
     <w:p>
@@ -2979,7 +2979,28 @@
           <w:sz w:val="18"/>
           <w:szCs w:val="18"/>
         </w:rPr>
-        <w:t xml:space="preserve">npm run dev:client  # use alongside: the React dev server (port 3001, updates on save)</w:t>
+        <w:t xml:space="preserve">npm run server      # only the API server, restarts when code changes</w:t>
+      </w:r>
+    </w:p>
+    <w:p>
+      <w:pPr>
+        <w:keepNext/>
+        <w:keepLines/>
+        <w:pBdr>
+          <w:left w:val="single" w:color="D9D9D9" w:sz="4" w:space="6"/>
+          <w:right w:val="single" w:color="D9D9D9" w:sz="4" w:space="6"/>
+        </w:pBdr>
+        <w:shd w:fill="F2F2F2" w:color="auto" w:val="clear"/>
+        <w:spacing w:after="0" w:before="0" w:line="228"/>
+        <w:ind w:left="200" w:right="200"/>
+      </w:pPr>
+      <w:r>
+        <w:rPr>
+          <w:rFonts w:ascii="Consolas" w:cs="Consolas" w:eastAsia="Microsoft JhengHei" w:hAnsi="Consolas"/>
+          <w:sz w:val="18"/>
+          <w:szCs w:val="18"/>
+        </w:rPr>
+        <w:t xml:space="preserve">npm run client      # only the React dev server (port 3001, updates on save)</w:t>
       </w:r>
     </w:p>
     <w:p>
@@ -3169,7 +3190,7 @@
           <w:sz w:val="19"/>
           <w:szCs w:val="19"/>
         </w:rPr>
-        <w:t xml:space="preserve">npm run dev:client</w:t>
+        <w:t xml:space="preserve">npm run dev</w:t>
       </w:r>
       <w:r>
         <w:rPr>
@@ -7071,7 +7092,7 @@
                 <w:sz w:val="19"/>
                 <w:szCs w:val="19"/>
               </w:rPr>
-              <w:t xml:space="preserve">npm run dev:client</w:t>
+              <w:t xml:space="preserve">npm run dev</w:t>
             </w:r>
             <w:r>
               <w:rPr>

--- a/docs/Stock_System_Guide_en.docx
+++ b/docs/Stock_System_Guide_en.docx
@@ -3786,7 +3786,55 @@
         <w:rPr>
           <w:rFonts w:ascii="Calibri" w:cs="Calibri" w:eastAsia="Microsoft JhengHei" w:hAnsi="Calibri"/>
         </w:rPr>
-        <w:t xml:space="preserve">When it finishes, it shows a summary (listed / delisted / unknown counts, changes per field, rows filled) and the per-stock changes, 15 per page.</w:t>
+        <w:t xml:space="preserve">Results are on two pages inside the tab, Preview results and Update results; each button switches to its page (the address ends in #monitor/preview or #monitor/apply). Each page shows its last run's summary (listed / delisted / unknown counts, changes per field, rows filled) and the per-stock rows, 15 per page.</w:t>
+      </w:r>
+    </w:p>
+    <w:p>
+      <w:pPr>
+        <w:pStyle w:val="ListParagraph"/>
+        <w:numPr>
+          <w:ilvl w:val="1"/>
+          <w:numId w:val="2"/>
+        </w:numPr>
+        <w:spacing w:after="60"/>
+      </w:pPr>
+      <w:r>
+        <w:rPr>
+          <w:rFonts w:ascii="Calibri" w:cs="Calibri" w:eastAsia="Microsoft JhengHei" w:hAnsi="Calibri"/>
+          <w:b/>
+          <w:bCs/>
+        </w:rPr>
+        <w:t xml:space="preserve">Preview results</w:t>
+      </w:r>
+      <w:r>
+        <w:rPr>
+          <w:rFonts w:ascii="Calibri" w:cs="Calibri" w:eastAsia="Microsoft JhengHei" w:hAnsi="Calibri"/>
+        </w:rPr>
+        <w:t xml:space="preserve">: everything the last preview found, in the same format as before - the fields that would change and the stocks that need attention.</w:t>
+      </w:r>
+    </w:p>
+    <w:p>
+      <w:pPr>
+        <w:pStyle w:val="ListParagraph"/>
+        <w:numPr>
+          <w:ilvl w:val="1"/>
+          <w:numId w:val="2"/>
+        </w:numPr>
+        <w:spacing w:after="60"/>
+      </w:pPr>
+      <w:r>
+        <w:rPr>
+          <w:rFonts w:ascii="Calibri" w:cs="Calibri" w:eastAsia="Microsoft JhengHei" w:hAnsi="Calibri"/>
+          <w:b/>
+          <w:bCs/>
+        </w:rPr>
+        <w:t xml:space="preserve">Update results</w:t>
+      </w:r>
+      <w:r>
+        <w:rPr>
+          <w:rFonts w:ascii="Calibri" w:cs="Calibri" w:eastAsia="Microsoft JhengHei" w:hAnsi="Calibri"/>
+        </w:rPr>
+        <w:t xml:space="preserve">: only what the last Check &amp; Update wrote or tried to write - changed fields, company info filled in (with the fields) and CUSIPs filled in, and anything not written (a CUSIP already held by another stock, a failed lookup or write). Stocks that only need attention are on the preview page.</w:t>
       </w:r>
     </w:p>
     <w:p>
@@ -3826,7 +3874,7 @@
         <w:rPr>
           <w:rFonts w:ascii="Calibri" w:cs="Calibri" w:eastAsia="Microsoft JhengHei" w:hAnsi="Calibri"/>
         </w:rPr>
-        <w:t xml:space="preserve">: marked delisted, listed again, name corrected, market changed, Category changed, currency filled.</w:t>
+        <w:t xml:space="preserve">: marked delisted, listed again, name corrected, market changed, Category changed, currency filled (called Updated automatically on the update page).</w:t>
       </w:r>
     </w:p>
     <w:p>
@@ -3844,13 +3892,13 @@
           <w:b/>
           <w:bCs/>
         </w:rPr>
-        <w:t xml:space="preserve">Needs attention (not changed)</w:t>
-      </w:r>
-      <w:r>
-        <w:rPr>
-          <w:rFonts w:ascii="Calibri" w:cs="Calibri" w:eastAsia="Microsoft JhengHei" w:hAnsi="Calibri"/>
-        </w:rPr>
-        <w:t xml:space="preserve">: symbol used by another company (left delisted), duplicate symbol (another non-delisted row has it), name differs (please check), other notes. These notes are shown in amber.</w:t>
+        <w:t xml:space="preserve">Filled in</w:t>
+      </w:r>
+      <w:r>
+        <w:rPr>
+          <w:rFonts w:ascii="Calibri" w:cs="Calibri" w:eastAsia="Microsoft JhengHei" w:hAnsi="Calibri"/>
+        </w:rPr>
+        <w:t xml:space="preserve"> (update page): company info filled, CUSIP filled, shown in green.</w:t>
       </w:r>
     </w:p>
     <w:p>
@@ -3868,13 +3916,37 @@
           <w:b/>
           <w:bCs/>
         </w:rPr>
+        <w:t xml:space="preserve">Needs attention (not changed)</w:t>
+      </w:r>
+      <w:r>
+        <w:rPr>
+          <w:rFonts w:ascii="Calibri" w:cs="Calibri" w:eastAsia="Microsoft JhengHei" w:hAnsi="Calibri"/>
+        </w:rPr>
+        <w:t xml:space="preserve">: symbol used by another company (left delisted), duplicate symbol (another non-delisted row has it), name differs (please check), other notes. These notes are shown in amber.</w:t>
+      </w:r>
+    </w:p>
+    <w:p>
+      <w:pPr>
+        <w:pStyle w:val="ListParagraph"/>
+        <w:numPr>
+          <w:ilvl w:val="1"/>
+          <w:numId w:val="2"/>
+        </w:numPr>
+        <w:spacing w:after="60"/>
+      </w:pPr>
+      <w:r>
+        <w:rPr>
+          <w:rFonts w:ascii="Calibri" w:cs="Calibri" w:eastAsia="Microsoft JhengHei" w:hAnsi="Calibri"/>
+          <w:b/>
+          <w:bCs/>
+        </w:rPr>
         <w:t xml:space="preserve">Errors</w:t>
       </w:r>
       <w:r>
         <w:rPr>
           <w:rFonts w:ascii="Calibri" w:cs="Calibri" w:eastAsia="Microsoft JhengHei" w:hAnsi="Calibri"/>
         </w:rPr>
-        <w:t xml:space="preserve">: write failed, shown in red.</w:t>
+        <w:t xml:space="preserve">: write failed, shown in red. On the update page this group is Not written / errors and also holds CUSIP held by another stock (amber) and failed company info / CUSIP lookups.</w:t>
       </w:r>
     </w:p>
     <w:p>
@@ -3928,7 +4000,7 @@
         <w:rPr>
           <w:rFonts w:ascii="Calibri" w:cs="Calibri" w:eastAsia="Microsoft JhengHei" w:hAnsi="Calibri"/>
         </w:rPr>
-        <w:t xml:space="preserve">Switch between 中文 and English at the top right of the page; the choice is remembered in the browser. The pages follow the system's light or dark mode, and work on phones (tables scroll sideways).</w:t>
+        <w:t xml:space="preserve">Switch between Chinese and English at the top right of the page; the choice is remembered in the browser. The pages follow the system's light or dark mode, and work on phones (tables scroll sideways).</w:t>
       </w:r>
     </w:p>
     <w:p>
@@ -4420,7 +4492,7 @@
                 <w:sz w:val="20"/>
                 <w:szCs w:val="20"/>
               </w:rPr>
-              <w:t xml:space="preserve">Listed stocks need NASDAQ Trader and Yahoo to agree. Others use Yahoo's full name. Spelling differences are ignored when comparing (ETF / Fund / Shares, ETN / Exchange-Traded Notes, U.S. / US, &amp; / and, case, ...); the clean name shown on Yahoo is written, with the official spelling where only the case differs. A stored name that was cut off, carries a fund-family prefix or is abbreviated is completed. Names only 1-2 characters apart (a source's typo) are not changed, and Yahoo's fund abbreviations never replace a full name. When the sources can't confirm a name, it is only noted ("name differs"). Placeholder names such as "324823" are always corrected.</w:t>
+              <w:t xml:space="preserve">Listed stocks need NASDAQ Trader and Yahoo to agree. Others use Yahoo's full name. Spelling differences are ignored when comparing (ETF / Fund / Shares, ETN / Exchange-Traded Notes, U.S. / US, &amp; / and, case, ...); the clean name shown on Yahoo is written, with the official spelling where only the case differs. A stored name that was cut off, carries a fund-family prefix or is abbreviated is completed. For a symbol only Yahoo knows, the name is kept when Yahoo's short name (the one on its page) is the stored company, even if Yahoo's full name differs (JFBC). Names only 1-2 characters apart (a source's typo) are not changed, and Yahoo's fund abbreviations never replace a full name. When the sources can't confirm a name, it is only noted ("name differs"). Placeholder names such as "324823" are always corrected.</w:t>
             </w:r>
           </w:p>
         </w:tc>
@@ -4668,7 +4740,7 @@
                 <w:sz w:val="20"/>
                 <w:szCs w:val="20"/>
               </w:rPr>
-              <w:t xml:space="preserve">Up to 300 trading stocks with missing data per run (sector, industry, address, website, CEO, description)</w:t>
+              <w:t xml:space="preserve">Up to 1000 trading stocks with missing data per run (sector, industry, address, website, CEO, description)</w:t>
             </w:r>
           </w:p>
         </w:tc>
@@ -4730,7 +4802,7 @@
                 <w:sz w:val="20"/>
                 <w:szCs w:val="20"/>
               </w:rPr>
-              <w:t xml:space="preserve">Up to 50 trading US stocks without a CUSIP per run</w:t>
+              <w:t xml:space="preserve">Up to 300 trading US stocks without a CUSIP per run</w:t>
             </w:r>
           </w:p>
         </w:tc>

--- a/docs/Stock_System_Guide_en.docx
+++ b/docs/Stock_System_Guide_en.docx
@@ -4306,7 +4306,7 @@
                 <w:sz w:val="20"/>
                 <w:szCs w:val="20"/>
               </w:rPr>
-              <w:t xml:space="preserve">No Yahoo trade for more than 120 days; or a plain NASDAQ/NYSE/AMEX symbol that is neither on the official listing nor on Yahoo</w:t>
+              <w:t xml:space="preserve">No Yahoo trade for more than 120 days; or a plain NASDAQ/NYSE/AMEX symbol that is neither on the official listing nor on Yahoo (asked again before deciding; never for mutual funds, which the listing does not include)</w:t>
             </w:r>
           </w:p>
         </w:tc>
@@ -4492,7 +4492,7 @@
                 <w:sz w:val="20"/>
                 <w:szCs w:val="20"/>
               </w:rPr>
-              <w:t xml:space="preserve">Listed stocks need NASDAQ Trader and Yahoo to agree. Others use Yahoo's full name. Spelling differences are ignored when comparing (ETF / Fund / Shares, ETN / Exchange-Traded Notes, U.S. / US, &amp; / and, case, ...); the clean name shown on Yahoo is written, with the official spelling where only the case differs. A stored name that was cut off, carries a fund-family prefix or is abbreviated is completed. For a symbol only Yahoo knows, the name is kept when Yahoo's short name (the one on its page) is the stored company, even if Yahoo's full name differs (JFBC). Names only 1-2 characters apart (a source's typo) are not changed, and Yahoo's fund abbreviations never replace a full name. When the sources can't confirm a name, it is only noted ("name differs"). Placeholder names such as "324823" are always corrected.</w:t>
+              <w:t xml:space="preserve">Listed stocks need NASDAQ Trader and Yahoo to agree. Others use Yahoo's full name. Spelling differences are ignored when comparing (ETF / Fund / Shares, ETN / Exchange-Traded Notes, U.S. / US, &amp; / and, case, ...); the clean name shown on Yahoo is written, with the official spelling where only the case differs. A stored name that was cut off, carries a fund-family prefix or is abbreviated is completed, and a trailing "Common Stock", "Ordinary Shares", "American Depositary Shares" (ADS/ADR) is removed when both sources confirm the name. For a symbol only Yahoo knows, the name is kept when Yahoo's short name (the one on its page) is the stored company, even if Yahoo's full name differs (JFBC). Names only 1-2 characters apart (a source's typo) are not changed, and Yahoo's fund abbreviations never replace a full name. When the sources can't confirm a name, it is only noted ("name differs"). Placeholder names such as "324823" are always corrected.</w:t>
             </w:r>
           </w:p>
         </w:tc>

--- a/docs/Stock_System_Guide_en.docx
+++ b/docs/Stock_System_Guide_en.docx
@@ -2669,7 +2669,7 @@
                 <w:sz w:val="20"/>
                 <w:szCs w:val="20"/>
               </w:rPr>
-              <w:t xml:space="preserve">Optional: maximum rows per check to fill company details / CUSIPs for. Defaults are 1000 / 300.</w:t>
+              <w:t xml:space="preserve">Optional: maximum rows per check to fill company details / CUSIPs for. Defaults are 2000 / 1000.</w:t>
             </w:r>
           </w:p>
         </w:tc>
@@ -4740,7 +4740,7 @@
                 <w:sz w:val="20"/>
                 <w:szCs w:val="20"/>
               </w:rPr>
-              <w:t xml:space="preserve">Up to 1000 trading stocks with missing data per run (sector, industry, address, website, CEO, description)</w:t>
+              <w:t xml:space="preserve">Up to 2000 trading stocks with missing data per run (sector, industry, address, website, CEO, description)</w:t>
             </w:r>
           </w:p>
         </w:tc>
@@ -4802,7 +4802,7 @@
                 <w:sz w:val="20"/>
                 <w:szCs w:val="20"/>
               </w:rPr>
-              <w:t xml:space="preserve">Up to 300 trading US stocks without a CUSIP per run</w:t>
+              <w:t xml:space="preserve">Up to 1000 trading US stocks without a CUSIP per run</w:t>
             </w:r>
           </w:p>
         </w:tc>

--- a/docs/Stock_System_Guide_en.docx
+++ b/docs/Stock_System_Guide_en.docx
@@ -4492,7 +4492,7 @@
                 <w:sz w:val="20"/>
                 <w:szCs w:val="20"/>
               </w:rPr>
-              <w:t xml:space="preserve">Listed stocks need NASDAQ Trader and Yahoo to agree. Others use Yahoo's full name. Spelling differences are ignored when comparing (ETF / Fund / Shares, ETN / Exchange-Traded Notes, U.S. / US, &amp; / and, case, ...); the clean name shown on Yahoo is written, with the official spelling where only the case differs. A stored name that was cut off, carries a fund-family prefix or is abbreviated is completed, and a trailing "Common Stock", "Ordinary Shares", "American Depositary Shares" (ADS/ADR) is removed when both sources confirm the name. For a symbol only Yahoo knows, the name is kept when Yahoo's short name (the one on its page) is the stored company, even if Yahoo's full name differs (JFBC). Names only 1-2 characters apart (a source's typo) are not changed, and Yahoo's fund abbreviations never replace a full name. When the sources can't confirm a name, it is only noted ("name differs"). Placeholder names such as "324823" are always corrected.</w:t>
+              <w:t xml:space="preserve">Listed stocks need NASDAQ Trader and Yahoo to agree. Others use Yahoo's full name. Spelling differences are ignored when comparing (ETF / Fund / Shares, ETN / Exchange-Traded Notes, U.S. / US, &amp; / and, case, ...); the clean name shown on Yahoo is written, with the official spelling where only the case differs. A stored name that was cut off, carries a fund-family prefix or is abbreviated is completed, and a trailing "Common Stock", "Ordinary Shares", "American Depositary Shares" (ADS/ADR) is removed when both sources confirm the name. For a symbol only Yahoo knows, the name is kept when Yahoo's short name (the one on its page) is the stored company, even if Yahoo's full name differs (JFBC), and names that differ only by a leading issuer part ("Global X ETF Series OFC - ...") are not changed either way. Names only 1-2 characters apart (a source's typo) are not changed, and Yahoo's fund abbreviations never replace a full name. When the sources can't confirm a name, it is only noted ("name differs"). Placeholder names such as "324823" are always corrected.</w:t>
             </w:r>
           </w:p>
         </w:tc>

--- a/docs/Stock_System_Guide_en.docx
+++ b/docs/Stock_System_Guide_en.docx
@@ -4492,7 +4492,7 @@
                 <w:sz w:val="20"/>
                 <w:szCs w:val="20"/>
               </w:rPr>
-              <w:t xml:space="preserve">Listed stocks need NASDAQ Trader and Yahoo to agree. Others use Yahoo's full name. Spelling differences are ignored when comparing (ETF / Fund / Shares, ETN / Exchange-Traded Notes, U.S. / US, &amp; / and, case, ...); the clean name shown on Yahoo is written, with the official spelling where only the case differs. A stored name that was cut off, carries a fund-family prefix or is abbreviated is completed, and a trailing "Common Stock", "Ordinary Shares", "American Depositary Shares" (ADS/ADR) is removed when both sources confirm the name. For a symbol only Yahoo knows, the name is kept when Yahoo's short name (the one on its page) is the stored company, even if Yahoo's full name differs (JFBC), and names that differ only by a leading issuer part ("Global X ETF Series OFC - ...") are not changed either way. Names only 1-2 characters apart (a source's typo) are not changed, and Yahoo's fund abbreviations never replace a full name. When the sources can't confirm a name, it is only noted ("name differs"). Placeholder names such as "324823" are always corrected.</w:t>
+              <w:t xml:space="preserve">Listed stocks need NASDAQ Trader and Yahoo to agree. Others use Yahoo's full name. Spelling differences are ignored when comparing (ETF / Fund / Shares, ETN / Exchange-Traded Notes, U.S. / US, &amp; / and, case, ...); the clean name shown on Yahoo is written, with the official spelling where only the case differs. A stored name that was cut off, carries a fund-family prefix or is abbreviated is completed, and a trailing "Common Stock", "Ordinary Shares", "American Depositary Shares" (ADS/ADR) is removed when both sources confirm the name. For a symbol only Yahoo knows, the name is kept when Yahoo's short name (the one on its page) is the stored company, even if Yahoo's full name differs (JFBC), and names that differ only by a leading issuer part ("Global X ETF Series OFC - ...") are not changed either way. A full name is never replaced by its abbreviation ("Intl Inv Ltd." for "International Investment Limited"). Names only 1-2 characters apart (a source's typo) are not changed, and Yahoo's fund abbreviations never replace a full name. When the sources can't confirm a name, it is only noted ("name differs"). Placeholder names such as "324823" are always corrected.</w:t>
             </w:r>
           </w:p>
         </w:tc>

--- a/docs/Stock_System_Guide_en.docx
+++ b/docs/Stock_System_Guide_en.docx
@@ -3828,13 +3828,12 @@
           <w:b/>
           <w:bCs/>
         </w:rPr>
-        <w:t xml:space="preserve">Update results</w:t>
-      </w:r>
-      <w:r>
-        <w:rPr>
-          <w:rFonts w:ascii="Calibri" w:cs="Calibri" w:eastAsia="Microsoft JhengHei" w:hAnsi="Calibri"/>
-        </w:rPr>
-        <w:t xml:space="preserve">: only what the last Check &amp; Update wrote or tried to write - changed fields, company info filled in (with the fields) and CUSIPs filled in, and anything not written (a CUSIP already held by another stock, a failed lookup or write). Stocks that only need attention are on the preview page.</w:t>
+        <w:t>Update results: only what the last Check &amp; Update wrote or tried to write - changed fields (including company info updated, such as a new CEO), company info filled in (with the fields) and CUSIPs filled in, and anything not written (a CUSIP already held by another stock, a failed lookup or write). Stocks that only need attention are on the preview page.</w:t>
+      </w:r>
+      <w:r>
+        <w:rPr>
+          <w:rFonts w:ascii="Calibri" w:cs="Calibri" w:eastAsia="Microsoft JhengHei" w:hAnsi="Calibri"/>
+        </w:rPr>
       </w:r>
     </w:p>
     <w:p>
@@ -4740,7 +4739,7 @@
                 <w:sz w:val="20"/>
                 <w:szCs w:val="20"/>
               </w:rPr>
-              <w:t xml:space="preserve">Up to 2000 trading stocks with missing data per run (sector, industry, address, website, CEO, description)</w:t>
+              <w:t>Up to 2000 trading stocks per run. Sector, industry, website, CEO and description are filled when empty and replaced when Yahoo now shows something else (for example a new CEO), only when Yahoo's quote is the same company as the stored name; address and currency are only filled when empty. Stocks with missing data go first, then the rest in rotation, so successive runs cover the whole table.</w:t>
             </w:r>
           </w:p>
         </w:tc>

--- a/docs/Stock_System_Guide_en.docx
+++ b/docs/Stock_System_Guide_en.docx
@@ -4801,7 +4801,7 @@
                 <w:sz w:val="20"/>
                 <w:szCs w:val="20"/>
               </w:rPr>
-              <w:t xml:space="preserve">Up to 1000 trading US stocks without a CUSIP per run</w:t>
+              <w:t>Empty: up to 1000 trading US stocks per run. Stored: up to 1000 more are re-checked against SEC per run, in rotation, and replaced only when the newest SEC 13G filing (structured form, filed since late 2024) shows a different CUSIP - e.g. after a reverse split or a new holding company (SMCI 86800U104 -&gt; 86800U302).</w:t>
             </w:r>
           </w:p>
         </w:tc>
@@ -4898,7 +4898,7 @@
         <w:rPr>
           <w:rFonts w:ascii="Calibri" w:cs="Calibri" w:eastAsia="Microsoft JhengHei" w:hAnsi="Calibri"/>
         </w:rPr>
-        <w:t xml:space="preserve">SEC EDGAR 13G filings are checked first. Only filings actually about the company count, and the number must agree across filings (a vote).</w:t>
+        <w:t>SEC EDGAR 13G filings are checked first, in both the old text form and the structured form used since late 2024 (newest first). Only filings actually about the company count, and the number must agree across filings (a vote).</w:t>
       </w:r>
     </w:p>
     <w:p>

--- a/docs/Stock_System_Guide_en.docx
+++ b/docs/Stock_System_Guide_en.docx
@@ -2669,7 +2669,7 @@
                 <w:sz w:val="20"/>
                 <w:szCs w:val="20"/>
               </w:rPr>
-              <w:t xml:space="preserve">Optional: maximum rows per check to fill company details / CUSIPs for. Defaults are 2000 / 1000.</w:t>
+              <w:t>Optional: maximum rows per check to fill company details / CUSIPs for. Defaults are 5000 / 2000.</w:t>
             </w:r>
           </w:p>
         </w:tc>
@@ -4739,7 +4739,7 @@
                 <w:sz w:val="20"/>
                 <w:szCs w:val="20"/>
               </w:rPr>
-              <w:t>Up to 2000 trading stocks per run. Sector, industry, website, CEO and description are filled when empty and replaced when Yahoo now shows something else (for example a new CEO), only when Yahoo's quote is the same company as the stored name; address and currency are only filled when empty. Stocks with missing data go first, then the rest in rotation, so successive runs cover the whole table.</w:t>
+              <w:t>Up to 5000 trading stocks per run. Sector, industry, website, CEO and description are filled when empty and replaced when Yahoo now shows something else (for example a new CEO), only when Yahoo's quote is the same company as the stored name; address and currency are only filled when empty. Stocks with missing data go first, then the rest in rotation, so successive runs cover the whole table.</w:t>
             </w:r>
           </w:p>
         </w:tc>
@@ -4801,7 +4801,7 @@
                 <w:sz w:val="20"/>
                 <w:szCs w:val="20"/>
               </w:rPr>
-              <w:t>Empty: up to 1000 trading US stocks per run. Stored: up to 1000 more are re-checked against SEC per run, in rotation, and replaced only when the newest SEC 13G filing (structured form, filed since late 2024) shows a different CUSIP - e.g. after a reverse split or a new holding company (SMCI 86800U104 -&gt; 86800U302).</w:t>
+              <w:t>Empty: up to 2000 trading US stocks per run. Stored: up to 1000 more are re-checked against SEC per run, in rotation, and replaced only when the newest SEC 13G filing (structured form, filed since late 2024) shows a different CUSIP - e.g. after a reverse split or a new holding company (SMCI 86800U104 -&gt; 86800U302).</w:t>
             </w:r>
           </w:p>
         </w:tc>

--- a/docs/Stock_System_Guide_en.docx
+++ b/docs/Stock_System_Guide_en.docx
@@ -4491,7 +4491,7 @@
                 <w:sz w:val="20"/>
                 <w:szCs w:val="20"/>
               </w:rPr>
-              <w:t xml:space="preserve">Listed stocks need NASDAQ Trader and Yahoo to agree. Others use Yahoo's full name. Spelling differences are ignored when comparing (ETF / Fund / Shares, ETN / Exchange-Traded Notes, U.S. / US, &amp; / and, case, ...); the clean name shown on Yahoo is written, with the official spelling where only the case differs. A stored name that was cut off, carries a fund-family prefix or is abbreviated is completed, and a trailing "Common Stock", "Ordinary Shares", "American Depositary Shares" (ADS/ADR) is removed when both sources confirm the name. For a symbol only Yahoo knows, the name is kept when Yahoo's short name (the one on its page) is the stored company, even if Yahoo's full name differs (JFBC), and names that differ only by a leading issuer part ("Global X ETF Series OFC - ...") are not changed either way. A full name is never replaced by its abbreviation ("Intl Inv Ltd." for "International Investment Limited"). Names only 1-2 characters apart (a source's typo) are not changed, and Yahoo's fund abbreviations never replace a full name. When the sources can't confirm a name, it is only noted ("name differs"). Placeholder names such as "324823" are always corrected.</w:t>
+              <w:t>Listed stocks need NASDAQ Trader and Yahoo to agree. Others use Yahoo's full name. Spelling differences are ignored when comparing (ETF / Fund / Shares, ETN / Exchange-Traded Notes, U.S. / US, &amp; / and, case, ...); the clean name shown on Yahoo is written, with the official spelling where only the case differs. A stored name that was cut off, carries a fund-family prefix or is abbreviated is completed, and a trailing "Common Stock", "Ordinary Shares", "American Depositary Shares" (ADS/ADR) is removed when both sources confirm the name. For a symbol only Yahoo knows, the name is kept when Yahoo's short name (the one on its page) is the stored company, even if Yahoo's full name differs (JFBC), and names that differ only by a leading issuer part ("Global X ETF Series OFC - ...") are not changed either way, nor are names that differ only by extra words at the end ("WIG20" / "WIG20 D.WIND PLN"). A full name is never replaced by its abbreviation ("Intl Inv Ltd." for "International Investment Limited"). Names only 1-2 characters apart (a source's typo) are not changed, and Yahoo's fund abbreviations never replace a full name. When the sources can't confirm a name, it is only noted ("name differs"). Placeholder names such as "324823" are always corrected.</w:t>
             </w:r>
           </w:p>
         </w:tc>

--- a/docs/Stock_System_Guide_en.docx
+++ b/docs/Stock_System_Guide_en.docx
@@ -2669,7 +2669,7 @@
                 <w:sz w:val="20"/>
                 <w:szCs w:val="20"/>
               </w:rPr>
-              <w:t>Optional: maximum rows per check to fill company details / CUSIPs for. Defaults are 5000 / 2000.</w:t>
+              <w:t>Optional: maximum rows per check to fill company details / CUSIPs for. Defaults are 10000 / 2000.</w:t>
             </w:r>
           </w:p>
         </w:tc>
@@ -4739,7 +4739,7 @@
                 <w:sz w:val="20"/>
                 <w:szCs w:val="20"/>
               </w:rPr>
-              <w:t>Up to 5000 trading stocks per run. Sector, industry, website, CEO and description are filled when empty and replaced when Yahoo now shows something else (for example a new CEO), only when Yahoo's quote is the same company as the stored name; address and currency are only filled when empty. Stocks with missing data go first, then the rest in rotation, so successive runs cover the whole table.</w:t>
+              <w:t>Up to 10000 trading stocks per run. Sector, industry, website, CEO and description are filled when empty and replaced when Yahoo now shows something else (for example a new CEO), only when Yahoo's quote is the same company as the stored name; address and currency are only filled when empty. Stocks with missing data go first, then the rest in rotation, so successive runs cover the whole table.</w:t>
             </w:r>
           </w:p>
         </w:tc>

--- a/docs/Stock_System_Guide_en.docx
+++ b/docs/Stock_System_Guide_en.docx
@@ -4801,7 +4801,7 @@
                 <w:sz w:val="20"/>
                 <w:szCs w:val="20"/>
               </w:rPr>
-              <w:t>Empty: up to 2000 trading US stocks per run. Stored: up to 1000 more are re-checked against SEC per run, in rotation, and replaced only when the newest SEC 13G filing (structured form, filed since late 2024) shows a different CUSIP - e.g. after a reverse split or a new holding company (SMCI 86800U104 -&gt; 86800U302).</w:t>
+              <w:t>Empty: up to 2000 trading US stocks per run. Stored: up to 1000 more are re-checked against SEC per run, in rotation, and replaced only when current SEC data (a structured 13G filed since late 2024, or recent 13F holdings) shows a different CUSIP - e.g. after a reverse split or a new holding company (SMCI 86800U104 -&gt; 86800U302).</w:t>
             </w:r>
           </w:p>
         </w:tc>
@@ -4898,7 +4898,7 @@
         <w:rPr>
           <w:rFonts w:ascii="Calibri" w:cs="Calibri" w:eastAsia="Microsoft JhengHei" w:hAnsi="Calibri"/>
         </w:rPr>
-        <w:t>SEC EDGAR 13G filings are checked first, in both the old text form and the structured form used since late 2024 (newest first). Only filings actually about the company count, and the number must agree across filings (a vote).</w:t>
+        <w:t>SEC EDGAR 13G filings are checked first, in both the old text form and the structured form used since late 2024 (newest first). Only filings actually about the company count, and the number must agree across filings (a vote). Then the 13F holdings reports institutions file each quarter (last ~200 days), searched by company name - these also cover foreign companies (LCFY Q56120134) and are used when 13G has no current answer.</w:t>
       </w:r>
     </w:p>
     <w:p>
@@ -4946,7 +4946,7 @@
         <w:rPr>
           <w:rFonts w:ascii="Calibri" w:cs="Calibri" w:eastAsia="Microsoft JhengHei" w:hAnsi="Calibri"/>
         </w:rPr>
-        <w:t xml:space="preserve">Before writing, the system checks whether another non-delisted stock already has that CUSIP. If so, it is not written and is left for a person to check.</w:t>
+        <w:t>Before writing, the system checks whether another non-delisted stock already has that CUSIP. If so, that stock's own CUSIP is looked up: if it is the same number, the one found is wrong and the next source is tried; if that stock's own CUSIP is different, its wrong value is corrected and the found one is written; if it can't be confirmed, nothing is written and it is left for a person to check. A non-US listing of the same company (APC.DE for AAPL) may share the CUSIP.</w:t>
       </w:r>
     </w:p>
     <w:p>

--- a/docs/Stock_System_Guide_en.docx
+++ b/docs/Stock_System_Guide_en.docx
@@ -4491,7 +4491,7 @@
                 <w:sz w:val="20"/>
                 <w:szCs w:val="20"/>
               </w:rPr>
-              <w:t>Listed stocks need NASDAQ Trader and Yahoo to agree. Others use Yahoo's full name. Spelling differences are ignored when comparing (ETF / Fund / Shares, ETN / Exchange-Traded Notes, U.S. / US, &amp; / and, case, ...); the clean name shown on Yahoo is written, with the official spelling where only the case differs. A stored name that was cut off, carries a fund-family prefix or is abbreviated is completed, and a trailing "Common Stock", "Ordinary Shares", "American Depositary Shares" (ADS/ADR) is removed when both sources confirm the name. For a symbol only Yahoo knows, the name is kept when Yahoo's short name (the one on its page) is the stored company, even if Yahoo's full name differs (JFBC), and names that differ only by a leading issuer part ("Global X ETF Series OFC - ...") are not changed either way, nor are names that differ only by extra words at the end ("WIG20" / "WIG20 D.WIND PLN"). A full name is never replaced by its abbreviation ("Intl Inv Ltd." for "International Investment Limited"). Names only 1-2 characters apart (a source's typo) are not changed, and Yahoo's fund abbreviations never replace a full name. When the sources can't confirm a name, it is only noted ("name differs"). Placeholder names such as "324823" are always corrected.</w:t>
+              <w:t>Listed stocks need NASDAQ Trader and Yahoo to agree. Others use Yahoo's full name. Spelling differences are ignored when comparing (ETF / Fund / Shares, ETN / Exchange-Traded Notes, U.S. / US, &amp; / and, case, ...); the clean name shown on Yahoo is written, with the official spelling where only the case differs. A stored name that was cut off, carries a fund-family prefix or is abbreviated is completed, and a trailing "Common Stock", "Ordinary Shares", "American Depositary Shares" (ADS/ADR) is removed when both sources confirm the name. For a symbol only Yahoo knows, the name is kept when Yahoo's short name (the one on its page) is the stored company, even if Yahoo's full name differs (JFBC), and names that differ only by a leading issuer part ("Global X ETF Series OFC - ...") are not changed either way, nor are names that differ only by extra words at the end ("WIG20" / "WIG20 D.WIND PLN"). A full name is never replaced by its abbreviation ("Intl Inv Ltd." for "International Investment Limited"). Names only 1-2 characters apart (a source's typo) are not changed, and Yahoo's fund abbreviations never replace a full name. When the sources can't confirm a name, it is only noted ("name differs"). Placeholder names such as "324823" are always corrected. The table does not allow two rows with the same symbol and name: if an old, delisted row of the same symbol already has the correct name (ADCT), that delisted row is renamed "&lt;name&gt; (old)" first; if a non-delisted row has it, nothing is changed and the row is listed for a person to check.</w:t>
             </w:r>
           </w:p>
         </w:tc>

--- a/docs/Stock_System_Guide_en.docx
+++ b/docs/Stock_System_Guide_en.docx
@@ -3349,7 +3349,7 @@
         <w:rPr>
           <w:rFonts w:ascii="Calibri" w:cs="Calibri" w:eastAsia="Microsoft JhengHei" w:hAnsi="Calibri"/>
         </w:rPr>
-        <w:t xml:space="preserve">Search by symbol or company name, and filter with the Trading Market drop-down; a new search or filter goes back to page 1.</w:t>
+        <w:t>Search by symbol or company name, filter with the Trading Market drop-down, and show all, listed or delisted stocks with the status drop-down next to it; a new search or filter goes back to page 1.</w:t>
       </w:r>
     </w:p>
     <w:p>

--- a/docs/Stock_System_Guide_en.docx
+++ b/docs/Stock_System_Guide_en.docx
@@ -4739,7 +4739,7 @@
                 <w:sz w:val="20"/>
                 <w:szCs w:val="20"/>
               </w:rPr>
-              <w:t>Up to 10000 trading stocks per run. Sector, industry, website, CEO and description are filled when empty and replaced when Yahoo now shows something else (for example a new CEO), only when Yahoo's quote is the same company as the stored name; address and currency are only filled when empty. Stocks with missing data go first, then the rest in rotation, so successive runs cover the whole table.</w:t>
+              <w:t>Up to 10000 trading stocks per run. Sector, industry, address, website, CEO and description are filled when empty and replaced when Yahoo now shows something else (for example a new CEO, or the full postal address instead of a short form such as "CA"), only when Yahoo's quote is the same company as the stored name; currency is only filled when empty. Stocks with missing data go first, then the rest in rotation, so successive runs cover the whole table.</w:t>
             </w:r>
           </w:p>
         </w:tc>

--- a/docs/Stock_System_Guide_en.docx
+++ b/docs/Stock_System_Guide_en.docx
@@ -4677,7 +4677,7 @@
                 <w:sz w:val="20"/>
                 <w:szCs w:val="20"/>
               </w:rPr>
-              <w:t xml:space="preserve">Filled only when empty</w:t>
+              <w:t>Filled when empty, and updated when Yahoo shows a different currency for the same company. Stocks on a US market (NASDAQ / NYSE / AMEX / OTC) only ever get USD.</w:t>
             </w:r>
           </w:p>
         </w:tc>
@@ -4739,7 +4739,7 @@
                 <w:sz w:val="20"/>
                 <w:szCs w:val="20"/>
               </w:rPr>
-              <w:t>Up to 10000 trading stocks per run. Sector, industry, address, website, CEO and description are filled when empty and replaced when Yahoo now shows something else (for example a new CEO, or the full postal address instead of a short form such as "CA"), only when Yahoo's quote is the same company as the stored name; currency is only filled when empty. Stocks with missing data go first, then the rest in rotation, so successive runs cover the whole table.</w:t>
+              <w:t>Up to 10000 trading stocks per run. Sector, industry, address, website, CEO, description and currency are filled when empty and replaced when Yahoo now shows something else (for example a new CEO, or the full postal address instead of a short form such as "CA"), only when Yahoo's quote is the same company as the stored name. Stocks with missing data go first, then the rest in rotation, so successive runs cover the whole table.</w:t>
             </w:r>
           </w:p>
         </w:tc>

--- a/docs/Stock_System_Guide_en.docx
+++ b/docs/Stock_System_Guide_en.docx
@@ -24,7 +24,7 @@
           <w:sz w:val="22"/>
           <w:szCs w:val="22"/>
         </w:rPr>
-        <w:t xml:space="preserve">Installation, Features and Operation Guide · Table test.company_profiles (database waffle_test) · Updated: 2026-10-07</w:t>
+        <w:t xml:space="preserve">Installation, Features and Operation Guide · Table test.company_profiles (database waffle) · Updated: 2026-10-07</w:t>
       </w:r>
     </w:p>
     <w:p>
@@ -491,7 +491,7 @@
                 <w:sz w:val="19"/>
                 <w:szCs w:val="19"/>
               </w:rPr>
-              <w:t xml:space="preserve">waffle_test</w:t>
+              <w:t xml:space="preserve">waffle</w:t>
             </w:r>
             <w:r>
               <w:rPr>
@@ -1884,7 +1884,7 @@
           <w:sz w:val="18"/>
           <w:szCs w:val="18"/>
         </w:rPr>
-        <w:t xml:space="preserve">PGDATABASE=waffle_test</w:t>
+        <w:t xml:space="preserve">PGDATABASE=waffle</w:t>
       </w:r>
     </w:p>
     <w:p>

--- a/docs/Stock_System_Guide_en.docx
+++ b/docs/Stock_System_Guide_en.docx
@@ -24,7 +24,7 @@
           <w:sz w:val="22"/>
           <w:szCs w:val="22"/>
         </w:rPr>
-        <w:t xml:space="preserve">Installation, Features and Operation Guide · Table test.company_profiles (database waffle) · Updated: 2026-10-07</w:t>
+        <w:t xml:space="preserve">Installation, Features and Operation Guide · Table test.company_profiles (database waffle) · Updated: 2026-10-15</w:t>
       </w:r>
     </w:p>
     <w:p>
@@ -930,7 +930,7 @@
                 <w:sz w:val="20"/>
                 <w:szCs w:val="20"/>
               </w:rPr>
-              <w:t xml:space="preserve">CUSIPs from the cover page of Schedule 13G filings (US stocks)</w:t>
+              <w:t xml:space="preserve">CUSIPs from Schedule 13G cover pages and 13F holdings reports (US stocks)</w:t>
             </w:r>
           </w:p>
         </w:tc>

--- a/docs/Stock_System_Guide_en.docx
+++ b/docs/Stock_System_Guide_en.docx
@@ -2669,7 +2669,7 @@
                 <w:sz w:val="20"/>
                 <w:szCs w:val="20"/>
               </w:rPr>
-              <w:t>Optional: maximum rows per check to fill company details / CUSIPs for. Defaults are 10000 / 2000.</w:t>
+              <w:t xml:space="preserve">Optional: cap on rows per check for company details / CUSIPs. By default there is no limit - every trading stock is checked.</w:t>
             </w:r>
           </w:p>
         </w:tc>
@@ -4739,7 +4739,7 @@
                 <w:sz w:val="20"/>
                 <w:szCs w:val="20"/>
               </w:rPr>
-              <w:t>Up to 10000 trading stocks per run. Sector, industry, address, website, CEO, description and currency are filled when empty and replaced when Yahoo now shows something else (for example a new CEO, or the full postal address instead of a short form such as "CA"), only when Yahoo's quote is the same company as the stored name. Stocks with missing data go first, then the rest in rotation, so successive runs cover the whole table.</w:t>
+              <w:t xml:space="preserve">Every trading stock, every run. Sector, industry, address, website, CEO, description and currency are filled when empty and replaced when Yahoo now shows something else (for example a new CEO, or the full postal address instead of a short form such as "CA"), only when Yahoo's quote is the same company as the stored name. Stocks with missing data go first. A full run takes several hours.</w:t>
             </w:r>
           </w:p>
         </w:tc>
@@ -4801,7 +4801,7 @@
                 <w:sz w:val="20"/>
                 <w:szCs w:val="20"/>
               </w:rPr>
-              <w:t>Empty: up to 2000 trading US stocks per run. Stored: up to 1000 more are re-checked against SEC per run, in rotation, and replaced only when current SEC data (a structured 13G filed since late 2024, or recent 13F holdings) shows a different CUSIP - e.g. after a reverse split or a new holding company (SMCI 86800U104 -&gt; 86800U302).</w:t>
+              <w:t xml:space="preserve">Only stocks without one: every trading US stock that has no CUSIP, every run. A CUSIP that is already stored is not re-checked or replaced.</w:t>
             </w:r>
           </w:p>
         </w:tc>

--- a/docs/Stock_System_Guide_en.docx
+++ b/docs/Stock_System_Guide_en.docx
@@ -4898,7 +4898,7 @@
         <w:rPr>
           <w:rFonts w:ascii="Calibri" w:cs="Calibri" w:eastAsia="Microsoft JhengHei" w:hAnsi="Calibri"/>
         </w:rPr>
-        <w:t>SEC EDGAR 13G filings are checked first, in both the old text form and the structured form used since late 2024 (newest first). Only filings actually about the company count, and the number must agree across filings (a vote). Then the 13F holdings reports institutions file each quarter (last ~200 days), searched by company name - these also cover foreign companies (LCFY Q56120134) and are used when 13G has no current answer.</w:t>
+        <w:t xml:space="preserve">SEC EDGAR 13G filings are checked first, in both the old text form and the structured form used since late 2024 (newest first). Only filings actually about the company count, and the number must agree across filings (a vote). Then the 13F holdings reports institutions file each quarter (last ~200 days), searched by company name - these also cover foreign companies (LCFY Q56120134) and are used when 13G has no current answer. Holdings reports also vote: a number is used only when it clearly outnumbers the others (at least 3 reports and 3 times all others together), so one filer's typo is outvoted; when it is close (for example a foreign share and its ADR), nothing is written.</w:t>
       </w:r>
     </w:p>
     <w:p>
@@ -4962,7 +4962,7 @@
         <w:rPr>
           <w:rFonts w:ascii="Calibri" w:cs="Calibri" w:eastAsia="Microsoft JhengHei" w:hAnsi="Calibri"/>
         </w:rPr>
-        <w:t xml:space="preserve">Every CUSIP is validated with its check digit. Non-US stocks having no CUSIP is expected.</w:t>
+        <w:t xml:space="preserve">Every CUSIP is validated with its check digit. A value that looks like "00" + a SEDOL (what some filers print for a foreign share that has no CUSIP, e.g. 006075808) is uncertain and is skipped, not written. Non-US stocks having no CUSIP is expected.</w:t>
       </w:r>
     </w:p>
     <w:p>

--- a/docs/Stock_System_Guide_en.docx
+++ b/docs/Stock_System_Guide_en.docx
@@ -4898,7 +4898,7 @@
         <w:rPr>
           <w:rFonts w:ascii="Calibri" w:cs="Calibri" w:eastAsia="Microsoft JhengHei" w:hAnsi="Calibri"/>
         </w:rPr>
-        <w:t xml:space="preserve">SEC EDGAR 13G filings are checked first, in both the old text form and the structured form used since late 2024 (newest first). Only filings actually about the company count, and the number must agree across filings (a vote). Then the 13F holdings reports institutions file each quarter (last ~200 days), searched by company name - these also cover foreign companies (LCFY Q56120134) and are used when 13G has no current answer. Holdings reports also vote: a number is used only when it clearly outnumbers the others (at least 3 reports and 3 times all others together), so one filer's typo is outvoted; when it is close (for example a foreign share and its ADR), nothing is written.</w:t>
+        <w:t xml:space="preserve">SEC EDGAR 13G filings are checked first, in both the old text form and the structured form used since late 2024 (newest first). The company SEC lists for the ticker must match the company name - a reused ticker can still point to its previous owner (BTA) - otherwise 13G is skipped. Only filings actually about the company count, and the number must agree across filings (a vote). Then the 13F holdings reports institutions file each quarter (last ~200 days), searched by company name - these also cover foreign companies (LCFY Q56120134) and are used when 13G has no current answer. Holdings reports also vote: a number is used only when it clearly outnumbers the others (at least 3 reports and 3 times all others together), so one filer's typo is outvoted; when it is close (for example a foreign share and its ADR), nothing is written.</w:t>
       </w:r>
     </w:p>
     <w:p>

--- a/docs/Stock_System_Guide_en.docx
+++ b/docs/Stock_System_Guide_en.docx
@@ -2622,15 +2622,15 @@
                 <w:sz w:val="19"/>
                 <w:szCs w:val="19"/>
               </w:rPr>
-              <w:t xml:space="preserve">MONITOR_DETAIL_LIMIT</w:t>
-            </w:r>
-            <w:r>
-              <w:rPr>
-                <w:rFonts w:ascii="Calibri" w:cs="Calibri" w:eastAsia="Microsoft JhengHei" w:hAnsi="Calibri"/>
-                <w:sz w:val="20"/>
-                <w:szCs w:val="20"/>
-              </w:rPr>
-              <w:t xml:space="preserve"> / </w:t>
+              <w:t xml:space="preserve">MONITOR_CUSIP_LIMIT</w:t>
+            </w:r>
+            <w:r>
+              <w:rPr>
+                <w:rFonts w:ascii="Calibri" w:cs="Calibri" w:eastAsia="Microsoft JhengHei" w:hAnsi="Calibri"/>
+                <w:sz w:val="20"/>
+                <w:szCs w:val="20"/>
+              </w:rPr>
+              <w:t/>
             </w:r>
             <w:r>
               <w:rPr>
@@ -2639,7 +2639,7 @@
                 <w:sz w:val="19"/>
                 <w:szCs w:val="19"/>
               </w:rPr>
-              <w:t xml:space="preserve">MONITOR_CUSIP_LIMIT</w:t>
+              <w:t/>
             </w:r>
           </w:p>
         </w:tc>
@@ -2669,7 +2669,7 @@
                 <w:sz w:val="20"/>
                 <w:szCs w:val="20"/>
               </w:rPr>
-              <w:t xml:space="preserve">Optional: cap on rows per check for company details / CUSIPs. By default there is no limit - every trading stock is checked.</w:t>
+              <w:t xml:space="preserve">Optional: cap on CUSIP lookups per check. By default there is no limit - every trading stock without a CUSIP is looked up.</w:t>
             </w:r>
           </w:p>
         </w:tc>
@@ -3700,13 +3700,13 @@
           <w:b/>
           <w:bCs/>
         </w:rPr>
-        <w:t xml:space="preserve">Preview (no writes)</w:t>
-      </w:r>
-      <w:r>
-        <w:rPr>
-          <w:rFonts w:ascii="Calibri" w:cs="Calibri" w:eastAsia="Microsoft JhengHei" w:hAnsi="Calibri"/>
-        </w:rPr>
-        <w:t xml:space="preserve">: checks every stock and lists what would change, without touching the database.</w:t>
+        <w:t xml:space="preserve">Preview (no writes): checks the stocks that have no CUSIP yet (not delisted, US market) and lists what would change, without touching the database. Stocks that already have a CUSIP are not checked.</w:t>
+      </w:r>
+      <w:r>
+        <w:rPr>
+          <w:rFonts w:ascii="Calibri" w:cs="Calibri" w:eastAsia="Microsoft JhengHei" w:hAnsi="Calibri"/>
+        </w:rPr>
+        <w:t/>
       </w:r>
     </w:p>
     <w:p>
@@ -3724,13 +3724,13 @@
           <w:b/>
           <w:bCs/>
         </w:rPr>
-        <w:t xml:space="preserve">Check &amp; Update</w:t>
-      </w:r>
-      <w:r>
-        <w:rPr>
-          <w:rFonts w:ascii="Calibri" w:cs="Calibri" w:eastAsia="Microsoft JhengHei" w:hAnsi="Calibri"/>
-        </w:rPr>
-        <w:t xml:space="preserve">: checks and writes the changes (asks for confirmation first). A full run takes about 5 minutes or more.</w:t>
+        <w:t xml:space="preserve">Check &amp; Update: checks those stocks, writes the changes and looks up their CUSIPs (asks for confirmation first). Each CUSIP lookup takes a few seconds, so a run with a few thousand stocks takes a while; as CUSIPs are found, later runs have fewer stocks to check.</w:t>
+      </w:r>
+      <w:r>
+        <w:rPr>
+          <w:rFonts w:ascii="Calibri" w:cs="Calibri" w:eastAsia="Microsoft JhengHei" w:hAnsi="Calibri"/>
+        </w:rPr>
+        <w:t/>
       </w:r>
     </w:p>
     <w:p>
@@ -3770,7 +3770,7 @@
         <w:rPr>
           <w:rFonts w:ascii="Calibri" w:cs="Calibri" w:eastAsia="Microsoft JhengHei" w:hAnsi="Calibri"/>
         </w:rPr>
-        <w:t xml:space="preserve">While it runs, a progress bar and the current phase are shown (loading rows, fetching Yahoo quotes, comparing and updating, filling company info, filling CUSIPs).</w:t>
+        <w:t xml:space="preserve">While it runs, a progress bar and the current phase are shown (loading rows, fetching Yahoo quotes, then checking each stock: name, market and CUSIP together, one stock at a time - so a stopped run leaves every stock it reached complete).</w:t>
       </w:r>
     </w:p>
     <w:p>
@@ -3828,7 +3828,7 @@
           <w:b/>
           <w:bCs/>
         </w:rPr>
-        <w:t>Update results: only what the last Check &amp; Update wrote or tried to write - changed fields (including company info updated, such as a new CEO), company info filled in (with the fields) and CUSIPs filled in, and anything not written (a CUSIP already held by another stock, a failed lookup or write). Stocks that only need attention are on the preview page.</w:t>
+        <w:t xml:space="preserve">Update results: only what the last Check &amp; Update wrote or tried to write - changed fields, CUSIPs filled in, and anything not written (a CUSIP already held by another stock, a failed lookup or write). Stocks that only need attention are on the preview page.</w:t>
       </w:r>
       <w:r>
         <w:rPr>
@@ -3867,13 +3867,13 @@
           <w:b/>
           <w:bCs/>
         </w:rPr>
-        <w:t xml:space="preserve">Changed automatically</w:t>
-      </w:r>
-      <w:r>
-        <w:rPr>
-          <w:rFonts w:ascii="Calibri" w:cs="Calibri" w:eastAsia="Microsoft JhengHei" w:hAnsi="Calibri"/>
-        </w:rPr>
-        <w:t xml:space="preserve">: marked delisted, listed again, name corrected, market changed, Category changed, currency filled (called Updated automatically on the update page).</w:t>
+        <w:t xml:space="preserve">Changed automatically: marked delisted, name corrected, market changed, Category changed, currency filled (called Updated automatically on the update page).</w:t>
+      </w:r>
+      <w:r>
+        <w:rPr>
+          <w:rFonts w:ascii="Calibri" w:cs="Calibri" w:eastAsia="Microsoft JhengHei" w:hAnsi="Calibri"/>
+        </w:rPr>
+        <w:t/>
       </w:r>
     </w:p>
     <w:p>
@@ -3891,13 +3891,13 @@
           <w:b/>
           <w:bCs/>
         </w:rPr>
-        <w:t xml:space="preserve">Filled in</w:t>
-      </w:r>
-      <w:r>
-        <w:rPr>
-          <w:rFonts w:ascii="Calibri" w:cs="Calibri" w:eastAsia="Microsoft JhengHei" w:hAnsi="Calibri"/>
-        </w:rPr>
-        <w:t xml:space="preserve"> (update page): company info filled, CUSIP filled, shown in green.</w:t>
+        <w:t xml:space="preserve">Filled in (update page): CUSIP filled, shown in green.</w:t>
+      </w:r>
+      <w:r>
+        <w:rPr>
+          <w:rFonts w:ascii="Calibri" w:cs="Calibri" w:eastAsia="Microsoft JhengHei" w:hAnsi="Calibri"/>
+        </w:rPr>
+        <w:t/>
       </w:r>
     </w:p>
     <w:p>
@@ -3939,13 +3939,13 @@
           <w:b/>
           <w:bCs/>
         </w:rPr>
-        <w:t xml:space="preserve">Errors</w:t>
-      </w:r>
-      <w:r>
-        <w:rPr>
-          <w:rFonts w:ascii="Calibri" w:cs="Calibri" w:eastAsia="Microsoft JhengHei" w:hAnsi="Calibri"/>
-        </w:rPr>
-        <w:t xml:space="preserve">: write failed, shown in red. On the update page this group is Not written / errors and also holds CUSIP held by another stock (amber) and failed company info / CUSIP lookups.</w:t>
+        <w:t xml:space="preserve">Errors: write failed, shown in red. On the update page this group is Not written / errors and also holds CUSIP held by another stock (amber) and failed CUSIP lookups.</w:t>
+      </w:r>
+      <w:r>
+        <w:rPr>
+          <w:rFonts w:ascii="Calibri" w:cs="Calibri" w:eastAsia="Microsoft JhengHei" w:hAnsi="Calibri"/>
+        </w:rPr>
+        <w:t/>
       </w:r>
     </w:p>
     <w:p>
@@ -4429,7 +4429,7 @@
                 <w:sz w:val="20"/>
                 <w:szCs w:val="20"/>
               </w:rPr>
-              <w:t xml:space="preserve">Only when the current name is the same company as the stored one, and no other non-delisted row uses the symbol</w:t>
+              <w:t xml:space="preserve">Not done by the monitor any more: it only checks stocks that are not delisted.</w:t>
             </w:r>
           </w:p>
         </w:tc>
@@ -4739,7 +4739,7 @@
                 <w:sz w:val="20"/>
                 <w:szCs w:val="20"/>
               </w:rPr>
-              <w:t xml:space="preserve">Every trading stock, every run. Sector, industry, address, website, CEO, description and currency are filled when empty and replaced when Yahoo now shows something else (for example a new CEO, or the full postal address instead of a short form such as "CA"), only when Yahoo's quote is the same company as the stored name. Stocks with missing data go first. A full run takes several hours.</w:t>
+              <w:t xml:space="preserve">Not part of the monitor (since 2026-10-15). New stocks get their company details when added; scripts/fill-company-details.js fills them in for existing ones.</w:t>
             </w:r>
           </w:p>
         </w:tc>
@@ -4801,7 +4801,7 @@
                 <w:sz w:val="20"/>
                 <w:szCs w:val="20"/>
               </w:rPr>
-              <w:t xml:space="preserve">Only stocks without one: every trading US stock that has no CUSIP, every run. A CUSIP that is already stored is not re-checked or replaced.</w:t>
+              <w:t xml:space="preserve">Every checked stock that is still trading, every run. A CUSIP that is already stored is not re-checked or replaced.</w:t>
             </w:r>
           </w:p>
         </w:tc>

--- a/docs/Stock_System_Guide_en.docx
+++ b/docs/Stock_System_Guide_en.docx
@@ -3867,7 +3867,7 @@
           <w:b/>
           <w:bCs/>
         </w:rPr>
-        <w:t xml:space="preserve">Changed automatically: marked delisted, name corrected, market changed, Category changed, currency filled (called Updated automatically on the update page).</w:t>
+        <w:t xml:space="preserve">Changed automatically: marked delisted, name corrected, market changed, Category changed, currency filled, symbol changed (old ticker delisted), renamed / new ticker (old row delisted), new stock added (called Updated automatically on the update page).</w:t>
       </w:r>
       <w:r>
         <w:rPr>
@@ -3961,7 +3961,7 @@
         <w:rPr>
           <w:rFonts w:ascii="Calibri" w:cs="Calibri" w:eastAsia="Microsoft JhengHei" w:hAnsi="Calibri"/>
         </w:rPr>
-        <w:t xml:space="preserve">With </w:t>
+        <w:t xml:space="preserve">With MONITOR_DAILY_AT set, Check &amp; Update runs automatically every day at that time, and the page shows the next scheduled run. Each results page has an Export CSV button (shown when there is something to export) that downloads the stocks pairing an old and a new stock - a CUSIP already held by another stock (BRTMU / BRTM), a ticker change or a rename - with only the old symbol and name, the new symbol and name, and the CUSIP. The results are kept in the server's memory, so after a server restart run the check again before exporting.</w:t>
       </w:r>
       <w:r>
         <w:rPr>
@@ -3970,13 +3970,13 @@
           <w:sz w:val="19"/>
           <w:szCs w:val="19"/>
         </w:rPr>
-        <w:t xml:space="preserve">MONITOR_DAILY_AT</w:t>
-      </w:r>
-      <w:r>
-        <w:rPr>
-          <w:rFonts w:ascii="Calibri" w:cs="Calibri" w:eastAsia="Microsoft JhengHei" w:hAnsi="Calibri"/>
-        </w:rPr>
-        <w:t xml:space="preserve"> set, Check &amp; Update runs automatically every day at that time, and the page shows the next scheduled run.</w:t>
+        <w:t/>
+      </w:r>
+      <w:r>
+        <w:rPr>
+          <w:rFonts w:ascii="Calibri" w:cs="Calibri" w:eastAsia="Microsoft JhengHei" w:hAnsi="Calibri"/>
+        </w:rPr>
+        <w:t/>
       </w:r>
     </w:p>
     <w:p>
@@ -4491,7 +4491,7 @@
                 <w:sz w:val="20"/>
                 <w:szCs w:val="20"/>
               </w:rPr>
-              <w:t>Listed stocks need NASDAQ Trader and Yahoo to agree. Others use Yahoo's full name. Spelling differences are ignored when comparing (ETF / Fund / Shares, ETN / Exchange-Traded Notes, U.S. / US, &amp; / and, case, ...); the clean name shown on Yahoo is written, with the official spelling where only the case differs. A stored name that was cut off, carries a fund-family prefix or is abbreviated is completed, and a trailing "Common Stock", "Ordinary Shares", "American Depositary Shares" (ADS/ADR) is removed when both sources confirm the name. For a symbol only Yahoo knows, the name is kept when Yahoo's short name (the one on its page) is the stored company, even if Yahoo's full name differs (JFBC), and names that differ only by a leading issuer part ("Global X ETF Series OFC - ...") are not changed either way, nor are names that differ only by extra words at the end ("WIG20" / "WIG20 D.WIND PLN"). A full name is never replaced by its abbreviation ("Intl Inv Ltd." for "International Investment Limited"). Names only 1-2 characters apart (a source's typo) are not changed, and Yahoo's fund abbreviations never replace a full name. When the sources can't confirm a name, it is only noted ("name differs"). Placeholder names such as "324823" are always corrected. The table does not allow two rows with the same symbol and name: if an old, delisted row of the same symbol already has the correct name (ADCT), that delisted row is renamed "&lt;name&gt; (old)" first; if a non-delisted row has it, nothing is changed and the row is listed for a person to check.</w:t>
+              <w:t xml:space="preserve">Listed stocks need NASDAQ Trader and Yahoo to agree. Others use Yahoo's full name. Spelling differences are ignored when comparing (ETF / Fund / Shares, ETN / Exchange-Traded Notes, U.S. / US, &amp; / and, case, ...); the clean name shown on Yahoo is written, with the official spelling where only the case differs. A stored name that was cut off, carries a fund-family prefix or is abbreviated is completed, and a trailing "Common Stock", "Ordinary Shares", "American Depositary Shares" (ADS/ADR) is removed when both sources confirm the name. For a symbol only Yahoo knows, the name is kept when Yahoo's short name (the one on its page) is the stored company, even if Yahoo's full name differs (JFBC), and names that differ only by a leading issuer part ("Global X ETF Series OFC - ...") are not changed either way, nor are names that differ only by extra words at the end ("WIG20" / "WIG20 D.WIND PLN"). A full name is never replaced by its abbreviation ("Intl Inv Ltd." for "International Investment Limited"). Names only 1-2 characters apart (a source's typo) are not changed, and Yahoo's fund abbreviations never replace a full name. When the sources can't confirm a name, it is only noted ("name differs"). Placeholder names such as "324823" are always corrected. A company that was renamed or moved to a new ticker is not renamed in place: when both sources agree on a name with nothing in common with the stored one (RNTZ: SKK Holdings -&gt; Rantizo), or the old ticker left the official listing and SEC shows exactly one new ticker for the same company (MIMI -&gt; AXNX), the old row is marked delisted with its name unchanged, and a new row is added (symbol, name, market) and its CUSIP looked up. Names with the same core word ("Brembo S.p.A." / "Brembo N.V.") are still corrected in place. The table does not allow two rows with the same symbol and name: if an old, delisted row of the same symbol already has the correct name (ADCT), that delisted row is renamed "&lt;name&gt; (old)" first; if a non-delisted row has it, nothing is changed and the row is listed for a person to check.</w:t>
             </w:r>
           </w:p>
         </w:tc>
@@ -4946,7 +4946,7 @@
         <w:rPr>
           <w:rFonts w:ascii="Calibri" w:cs="Calibri" w:eastAsia="Microsoft JhengHei" w:hAnsi="Calibri"/>
         </w:rPr>
-        <w:t>Before writing, the system checks whether another non-delisted stock already has that CUSIP. If so, that stock's own CUSIP is looked up: if it is the same number, the one found is wrong and the next source is tried; if that stock's own CUSIP is different, its wrong value is corrected and the found one is written; if it can't be confirmed, nothing is written and it is left for a person to check. A non-US listing of the same company (APC.DE for AAPL) may share the CUSIP.</w:t>
+        <w:t xml:space="preserve">Before writing, the system checks whether another non-delisted stock already has that CUSIP. If that stock is the same security under its old ticker (the old ticker stopped trading, and SEC or Yahoo shows it is the same company - MIMI for AXNX), the old row is first marked delisted (its name and CUSIP unchanged) and then the CUSIP is written to the new row. Otherwise that stock's own CUSIP is looked up: if it is the same number, the one found is wrong and the next source is tried; if that stock's own CUSIP is different, its wrong value is corrected and the found one is written; if it can't be confirmed, nothing is written and it is left for a person to check. A non-US listing of the same company (APC.DE for AAPL) may share the CUSIP.</w:t>
       </w:r>
     </w:p>
     <w:p>

--- a/docs/Stock_System_Guide_en.docx
+++ b/docs/Stock_System_Guide_en.docx
@@ -3961,7 +3961,7 @@
         <w:rPr>
           <w:rFonts w:ascii="Calibri" w:cs="Calibri" w:eastAsia="Microsoft JhengHei" w:hAnsi="Calibri"/>
         </w:rPr>
-        <w:t xml:space="preserve">With MONITOR_DAILY_AT set, Check &amp; Update runs automatically every day at that time, and the page shows the next scheduled run. Each results page has an Export CSV button (shown when there is something to export) that downloads the stocks pairing an old and a new stock - a CUSIP already held by another stock (BRTMU / BRTM), a ticker change or a rename - with only the old symbol and name, the new symbol and name, and the CUSIP. The results are kept in the server's memory, so after a server restart run the check again before exporting.</w:t>
+        <w:t xml:space="preserve">With MONITOR_DAILY_AT set, Check &amp; Update runs automatically every day at that time, and the page shows the next scheduled run. Each results page has an Export CSV button (shown when there is something to export) that downloads the stocks pairing an old and a new stock - a CUSIP already held by another stock (BRTMU / BRTM), a ticker change or a rename - with only the old id, symbol and name, the new id, symbol and name, and the CUSIP (in a preview a stock still to be added has no id yet). The results are kept in the server's memory, so after a server restart run the check again before exporting.</w:t>
       </w:r>
       <w:r>
         <w:rPr>

--- a/docs/Stock_System_Guide_en.docx
+++ b/docs/Stock_System_Guide_en.docx
@@ -1971,28 +1971,6 @@
         <w:t xml:space="preserve">SEC_EDGAR_CONTACT=&lt;contact email&gt;</w:t>
       </w:r>
     </w:p>
-    <w:p>
-      <w:pPr>
-        <w:keepNext w:val="false"/>
-        <w:keepLines/>
-        <w:pBdr>
-          <w:left w:val="single" w:color="D9D9D9" w:sz="4" w:space="6"/>
-          <w:bottom w:val="single" w:color="D9D9D9" w:sz="4" w:space="4"/>
-          <w:right w:val="single" w:color="D9D9D9" w:sz="4" w:space="6"/>
-        </w:pBdr>
-        <w:shd w:fill="F2F2F2" w:color="auto" w:val="clear"/>
-        <w:spacing w:after="160" w:before="0" w:line="228"/>
-        <w:ind w:left="200" w:right="200"/>
-      </w:pPr>
-      <w:r>
-        <w:rPr>
-          <w:rFonts w:ascii="Consolas" w:cs="Consolas" w:eastAsia="Microsoft JhengHei" w:hAnsi="Consolas"/>
-          <w:sz w:val="18"/>
-          <w:szCs w:val="18"/>
-        </w:rPr>
-        <w:t xml:space="preserve">MONITOR_DAILY_AT=03:00</w:t>
-      </w:r>
-    </w:p>
     <w:tbl>
       <w:tblPr>
         <w:tblW w:type="dxa" w:w="9306"/>
@@ -2497,183 +2475,6 @@
           </w:p>
         </w:tc>
       </w:tr>
-      <w:tr>
-        <w:tc>
-          <w:tcPr>
-            <w:tcW w:type="dxa" w:w="4230"/>
-            <w:tcBorders>
-              <w:top w:val="single" w:color="BFBFBF" w:sz="4"/>
-              <w:left w:val="single" w:color="BFBFBF" w:sz="4"/>
-              <w:bottom w:val="single" w:color="BFBFBF" w:sz="4"/>
-              <w:right w:val="single" w:color="BFBFBF" w:sz="4"/>
-            </w:tcBorders>
-            <w:tcMar>
-              <w:top w:type="dxa" w:w="60"/>
-              <w:left w:type="dxa" w:w="100"/>
-              <w:bottom w:type="dxa" w:w="60"/>
-              <w:right w:type="dxa" w:w="100"/>
-            </w:tcMar>
-          </w:tcPr>
-          <w:p>
-            <w:pPr>
-              <w:spacing w:after="0"/>
-            </w:pPr>
-            <w:r>
-              <w:rPr>
-                <w:rFonts w:ascii="Consolas" w:cs="Consolas" w:eastAsia="Microsoft JhengHei" w:hAnsi="Consolas"/>
-                <w:color w:val="7A2E0E"/>
-                <w:sz w:val="19"/>
-                <w:szCs w:val="19"/>
-              </w:rPr>
-              <w:t xml:space="preserve">MONITOR_DAILY_AT</w:t>
-            </w:r>
-          </w:p>
-        </w:tc>
-        <w:tc>
-          <w:tcPr>
-            <w:tcW w:type="dxa" w:w="5076"/>
-            <w:tcBorders>
-              <w:top w:val="single" w:color="BFBFBF" w:sz="4"/>
-              <w:left w:val="single" w:color="BFBFBF" w:sz="4"/>
-              <w:bottom w:val="single" w:color="BFBFBF" w:sz="4"/>
-              <w:right w:val="single" w:color="BFBFBF" w:sz="4"/>
-            </w:tcBorders>
-            <w:tcMar>
-              <w:top w:type="dxa" w:w="60"/>
-              <w:left w:type="dxa" w:w="100"/>
-              <w:bottom w:type="dxa" w:w="60"/>
-              <w:right w:type="dxa" w:w="100"/>
-            </w:tcMar>
-          </w:tcPr>
-          <w:p>
-            <w:pPr>
-              <w:spacing w:after="0"/>
-            </w:pPr>
-            <w:r>
-              <w:rPr>
-                <w:rFonts w:ascii="Calibri" w:cs="Calibri" w:eastAsia="Microsoft JhengHei" w:hAnsi="Calibri"/>
-                <w:sz w:val="20"/>
-                <w:szCs w:val="20"/>
-              </w:rPr>
-              <w:t xml:space="preserve">Time of the daily automatic check (HH:MM, in the server's time zone; </w:t>
-            </w:r>
-            <w:r>
-              <w:rPr>
-                <w:rFonts w:ascii="Consolas" w:cs="Consolas" w:eastAsia="Microsoft JhengHei" w:hAnsi="Consolas"/>
-                <w:color w:val="7A2E0E"/>
-                <w:sz w:val="19"/>
-                <w:szCs w:val="19"/>
-              </w:rPr>
-              <w:t xml:space="preserve">APP_TZ</w:t>
-            </w:r>
-            <w:r>
-              <w:rPr>
-                <w:rFonts w:ascii="Calibri" w:cs="Calibri" w:eastAsia="Microsoft JhengHei" w:hAnsi="Calibri"/>
-                <w:sz w:val="20"/>
-                <w:szCs w:val="20"/>
-              </w:rPr>
-              <w:t xml:space="preserve"> when deployed with </w:t>
-            </w:r>
-            <w:r>
-              <w:rPr>
-                <w:rFonts w:ascii="Consolas" w:cs="Consolas" w:eastAsia="Microsoft JhengHei" w:hAnsi="Consolas"/>
-                <w:color w:val="7A2E0E"/>
-                <w:sz w:val="19"/>
-                <w:szCs w:val="19"/>
-              </w:rPr>
-              <w:t xml:space="preserve">deploy/</w:t>
-            </w:r>
-            <w:r>
-              <w:rPr>
-                <w:rFonts w:ascii="Calibri" w:cs="Calibri" w:eastAsia="Microsoft JhengHei" w:hAnsi="Calibri"/>
-                <w:sz w:val="20"/>
-                <w:szCs w:val="20"/>
-              </w:rPr>
-              <w:t xml:space="preserve">, New York by default). Remove the line to turn the schedule off.</w:t>
-            </w:r>
-          </w:p>
-        </w:tc>
-      </w:tr>
-      <w:tr>
-        <w:tc>
-          <w:tcPr>
-            <w:tcW w:type="dxa" w:w="4230"/>
-            <w:tcBorders>
-              <w:top w:val="single" w:color="BFBFBF" w:sz="4"/>
-              <w:left w:val="single" w:color="BFBFBF" w:sz="4"/>
-              <w:bottom w:val="single" w:color="BFBFBF" w:sz="4"/>
-              <w:right w:val="single" w:color="BFBFBF" w:sz="4"/>
-            </w:tcBorders>
-            <w:tcMar>
-              <w:top w:type="dxa" w:w="60"/>
-              <w:left w:type="dxa" w:w="100"/>
-              <w:bottom w:type="dxa" w:w="60"/>
-              <w:right w:type="dxa" w:w="100"/>
-            </w:tcMar>
-          </w:tcPr>
-          <w:p>
-            <w:pPr>
-              <w:spacing w:after="0"/>
-            </w:pPr>
-            <w:r>
-              <w:rPr>
-                <w:rFonts w:ascii="Consolas" w:cs="Consolas" w:eastAsia="Microsoft JhengHei" w:hAnsi="Consolas"/>
-                <w:color w:val="7A2E0E"/>
-                <w:sz w:val="19"/>
-                <w:szCs w:val="19"/>
-              </w:rPr>
-              <w:t xml:space="preserve">MONITOR_CUSIP_LIMIT</w:t>
-            </w:r>
-            <w:r>
-              <w:rPr>
-                <w:rFonts w:ascii="Calibri" w:cs="Calibri" w:eastAsia="Microsoft JhengHei" w:hAnsi="Calibri"/>
-                <w:sz w:val="20"/>
-                <w:szCs w:val="20"/>
-              </w:rPr>
-              <w:t/>
-            </w:r>
-            <w:r>
-              <w:rPr>
-                <w:rFonts w:ascii="Consolas" w:cs="Consolas" w:eastAsia="Microsoft JhengHei" w:hAnsi="Consolas"/>
-                <w:color w:val="7A2E0E"/>
-                <w:sz w:val="19"/>
-                <w:szCs w:val="19"/>
-              </w:rPr>
-              <w:t/>
-            </w:r>
-          </w:p>
-        </w:tc>
-        <w:tc>
-          <w:tcPr>
-            <w:tcW w:type="dxa" w:w="5076"/>
-            <w:tcBorders>
-              <w:top w:val="single" w:color="BFBFBF" w:sz="4"/>
-              <w:left w:val="single" w:color="BFBFBF" w:sz="4"/>
-              <w:bottom w:val="single" w:color="BFBFBF" w:sz="4"/>
-              <w:right w:val="single" w:color="BFBFBF" w:sz="4"/>
-            </w:tcBorders>
-            <w:tcMar>
-              <w:top w:type="dxa" w:w="60"/>
-              <w:left w:type="dxa" w:w="100"/>
-              <w:bottom w:type="dxa" w:w="60"/>
-              <w:right w:type="dxa" w:w="100"/>
-            </w:tcMar>
-          </w:tcPr>
-          <w:p>
-            <w:pPr>
-              <w:spacing w:after="0"/>
-            </w:pPr>
-            <w:r>
-              <w:rPr>
-                <w:rFonts w:ascii="Calibri" w:cs="Calibri" w:eastAsia="Microsoft JhengHei" w:hAnsi="Calibri"/>
-                <w:sz w:val="20"/>
-                <w:szCs w:val="20"/>
-              </w:rPr>
-              <w:t xml:space="preserve">Optional: cap on CUSIP lookups per check. By default there is no limit - every trading stock without a CUSIP is looked up.</w:t>
-            </w:r>
-          </w:p>
-        </w:tc>
-      </w:tr>
     </w:tbl>
     <w:p>
       <w:pPr>
@@ -3682,7 +3483,7 @@
         <w:rPr>
           <w:rFonts w:ascii="Calibri" w:cs="Calibri" w:eastAsia="Microsoft JhengHei" w:hAnsi="Calibri"/>
         </w:rPr>
-        <w:t xml:space="preserve">3.5 Stock Monitor &amp; Auto Update</w:t>
+        <w:t xml:space="preserve">3.5 Stock Monitor (preview only)</w:t>
       </w:r>
     </w:p>
     <w:p>
@@ -3700,7 +3501,7 @@
           <w:b/>
           <w:bCs/>
         </w:rPr>
-        <w:t xml:space="preserve">Preview (no writes): checks the stocks that have no CUSIP yet (not delisted, US market) and lists what would change, without touching the database. Stocks that already have a CUSIP are not checked.</w:t>
+        <w:t xml:space="preserve">Preview (no writes): checks the stocks that have no CUSIP yet (not delisted, US market) and lists what would change, without touching the database. Stocks that already have a CUSIP are not checked. This is the only kind of run: the Check &amp; Update run that wrote the changes, and the daily automatic run, were removed on 2026-10-16.</w:t>
       </w:r>
       <w:r>
         <w:rPr>
@@ -3724,7 +3525,7 @@
           <w:b/>
           <w:bCs/>
         </w:rPr>
-        <w:t xml:space="preserve">Check &amp; Update: checks those stocks, writes the changes and looks up their CUSIPs (asks for confirmation first). Each CUSIP lookup takes a few seconds, so a run with a few thousand stocks takes a while; as CUSIPs are found, later runs have fewer stocks to check.</w:t>
+        <w:t xml:space="preserve">Stop: shown only while a preview runs.</w:t>
       </w:r>
       <w:r>
         <w:rPr>
@@ -3745,16 +3546,8 @@
       <w:r>
         <w:rPr>
           <w:rFonts w:ascii="Calibri" w:cs="Calibri" w:eastAsia="Microsoft JhengHei" w:hAnsi="Calibri"/>
-          <w:b/>
-          <w:bCs/>
-        </w:rPr>
-        <w:t xml:space="preserve">Stop</w:t>
-      </w:r>
-      <w:r>
-        <w:rPr>
-          <w:rFonts w:ascii="Calibri" w:cs="Calibri" w:eastAsia="Microsoft JhengHei" w:hAnsi="Calibri"/>
-        </w:rPr>
-        <w:t xml:space="preserve">: shown only while a check runs. Stopping while quotes are being fetched writes nothing; stopping later keeps the changes already written.</w:t>
+        </w:rPr>
+        <w:t xml:space="preserve">While it runs, a progress bar and the current phase are shown (loading rows, fetching Yahoo quotes, then checking each stock).</w:t>
       </w:r>
     </w:p>
     <w:p>
@@ -3770,7 +3563,7 @@
         <w:rPr>
           <w:rFonts w:ascii="Calibri" w:cs="Calibri" w:eastAsia="Microsoft JhengHei" w:hAnsi="Calibri"/>
         </w:rPr>
-        <w:t xml:space="preserve">While it runs, a progress bar and the current phase are shown (loading rows, fetching Yahoo quotes, then checking each stock: name, market and CUSIP together, one stock at a time - so a stopped run leaves every stock it reached complete).</w:t>
+        <w:t xml:space="preserve">The results show the last preview's summary (listed / delisted / unknown counts, the changes per field it would make, how many stocks have no CUSIP) and the per-stock rows, 15 per page: the fields that would change and the stocks that need attention.</w:t>
       </w:r>
     </w:p>
     <w:p>
@@ -3786,7 +3579,7 @@
         <w:rPr>
           <w:rFonts w:ascii="Calibri" w:cs="Calibri" w:eastAsia="Microsoft JhengHei" w:hAnsi="Calibri"/>
         </w:rPr>
-        <w:t xml:space="preserve">Results are on two pages inside the tab, Preview results and Update results; each button switches to its page (the address ends in #monitor/preview or #monitor/apply). Each page shows its last run's summary (listed / delisted / unknown counts, changes per field, rows filled) and the per-stock rows, 15 per page.</w:t>
+        <w:t xml:space="preserve">The results can be filtered by reason. Each category chip shows its count, and one stock can be in several categories:</w:t>
       </w:r>
     </w:p>
     <w:p>
@@ -3804,13 +3597,13 @@
           <w:b/>
           <w:bCs/>
         </w:rPr>
-        <w:t xml:space="preserve">Preview results</w:t>
-      </w:r>
-      <w:r>
-        <w:rPr>
-          <w:rFonts w:ascii="Calibri" w:cs="Calibri" w:eastAsia="Microsoft JhengHei" w:hAnsi="Calibri"/>
-        </w:rPr>
-        <w:t xml:space="preserve">: everything the last preview found, in the same format as before - the fields that would change and the stocks that need attention.</w:t>
+        <w:t xml:space="preserve">Would change: marked delisted, name corrected, market changed, Category changed, currency filled, renamed / new ticker (old row would be delisted), new stock to add.</w:t>
+      </w:r>
+      <w:r>
+        <w:rPr>
+          <w:rFonts w:ascii="Calibri" w:cs="Calibri" w:eastAsia="Microsoft JhengHei" w:hAnsi="Calibri"/>
+        </w:rPr>
+        <w:t/>
       </w:r>
     </w:p>
     <w:p>
@@ -3828,12 +3621,13 @@
           <w:b/>
           <w:bCs/>
         </w:rPr>
-        <w:t xml:space="preserve">Update results: only what the last Check &amp; Update wrote or tried to write - changed fields, CUSIPs filled in, and anything not written (a CUSIP already held by another stock, a failed lookup or write). Stocks that only need attention are on the preview page.</w:t>
-      </w:r>
-      <w:r>
-        <w:rPr>
-          <w:rFonts w:ascii="Calibri" w:cs="Calibri" w:eastAsia="Microsoft JhengHei" w:hAnsi="Calibri"/>
-        </w:rPr>
+        <w:t xml:space="preserve">Needs attention (not changed)</w:t>
+      </w:r>
+      <w:r>
+        <w:rPr>
+          <w:rFonts w:ascii="Calibri" w:cs="Calibri" w:eastAsia="Microsoft JhengHei" w:hAnsi="Calibri"/>
+        </w:rPr>
+        <w:t xml:space="preserve">: symbol used by another company (left delisted), duplicate symbol (another non-delisted row has it), name differs (please check), other notes. These notes are shown in amber.</w:t>
       </w:r>
     </w:p>
     <w:p>
@@ -3849,119 +3643,7 @@
         <w:rPr>
           <w:rFonts w:ascii="Calibri" w:cs="Calibri" w:eastAsia="Microsoft JhengHei" w:hAnsi="Calibri"/>
         </w:rPr>
-        <w:t xml:space="preserve">The results can be filtered by reason. Each category chip shows its count, and one stock can be in several categories:</w:t>
-      </w:r>
-    </w:p>
-    <w:p>
-      <w:pPr>
-        <w:pStyle w:val="ListParagraph"/>
-        <w:numPr>
-          <w:ilvl w:val="1"/>
-          <w:numId w:val="2"/>
-        </w:numPr>
-        <w:spacing w:after="60"/>
-      </w:pPr>
-      <w:r>
-        <w:rPr>
-          <w:rFonts w:ascii="Calibri" w:cs="Calibri" w:eastAsia="Microsoft JhengHei" w:hAnsi="Calibri"/>
-          <w:b/>
-          <w:bCs/>
-        </w:rPr>
-        <w:t xml:space="preserve">Changed automatically: marked delisted, name corrected, market changed, Category changed, currency filled, symbol changed (old ticker delisted), renamed / new ticker (old row delisted), new stock added (called Updated automatically on the update page).</w:t>
-      </w:r>
-      <w:r>
-        <w:rPr>
-          <w:rFonts w:ascii="Calibri" w:cs="Calibri" w:eastAsia="Microsoft JhengHei" w:hAnsi="Calibri"/>
-        </w:rPr>
-        <w:t/>
-      </w:r>
-    </w:p>
-    <w:p>
-      <w:pPr>
-        <w:pStyle w:val="ListParagraph"/>
-        <w:numPr>
-          <w:ilvl w:val="1"/>
-          <w:numId w:val="2"/>
-        </w:numPr>
-        <w:spacing w:after="60"/>
-      </w:pPr>
-      <w:r>
-        <w:rPr>
-          <w:rFonts w:ascii="Calibri" w:cs="Calibri" w:eastAsia="Microsoft JhengHei" w:hAnsi="Calibri"/>
-          <w:b/>
-          <w:bCs/>
-        </w:rPr>
-        <w:t xml:space="preserve">Filled in (update page): CUSIP filled, shown in green.</w:t>
-      </w:r>
-      <w:r>
-        <w:rPr>
-          <w:rFonts w:ascii="Calibri" w:cs="Calibri" w:eastAsia="Microsoft JhengHei" w:hAnsi="Calibri"/>
-        </w:rPr>
-        <w:t/>
-      </w:r>
-    </w:p>
-    <w:p>
-      <w:pPr>
-        <w:pStyle w:val="ListParagraph"/>
-        <w:numPr>
-          <w:ilvl w:val="1"/>
-          <w:numId w:val="2"/>
-        </w:numPr>
-        <w:spacing w:after="60"/>
-      </w:pPr>
-      <w:r>
-        <w:rPr>
-          <w:rFonts w:ascii="Calibri" w:cs="Calibri" w:eastAsia="Microsoft JhengHei" w:hAnsi="Calibri"/>
-          <w:b/>
-          <w:bCs/>
-        </w:rPr>
-        <w:t xml:space="preserve">Needs attention (not changed)</w:t>
-      </w:r>
-      <w:r>
-        <w:rPr>
-          <w:rFonts w:ascii="Calibri" w:cs="Calibri" w:eastAsia="Microsoft JhengHei" w:hAnsi="Calibri"/>
-        </w:rPr>
-        <w:t xml:space="preserve">: symbol used by another company (left delisted), duplicate symbol (another non-delisted row has it), name differs (please check), other notes. These notes are shown in amber.</w:t>
-      </w:r>
-    </w:p>
-    <w:p>
-      <w:pPr>
-        <w:pStyle w:val="ListParagraph"/>
-        <w:numPr>
-          <w:ilvl w:val="1"/>
-          <w:numId w:val="2"/>
-        </w:numPr>
-        <w:spacing w:after="60"/>
-      </w:pPr>
-      <w:r>
-        <w:rPr>
-          <w:rFonts w:ascii="Calibri" w:cs="Calibri" w:eastAsia="Microsoft JhengHei" w:hAnsi="Calibri"/>
-          <w:b/>
-          <w:bCs/>
-        </w:rPr>
-        <w:t xml:space="preserve">Errors: write failed, shown in red. On the update page this group is Not written / errors and also holds CUSIP held by another stock (amber) and failed CUSIP lookups.</w:t>
-      </w:r>
-      <w:r>
-        <w:rPr>
-          <w:rFonts w:ascii="Calibri" w:cs="Calibri" w:eastAsia="Microsoft JhengHei" w:hAnsi="Calibri"/>
-        </w:rPr>
-        <w:t/>
-      </w:r>
-    </w:p>
-    <w:p>
-      <w:pPr>
-        <w:pStyle w:val="ListParagraph"/>
-        <w:numPr>
-          <w:ilvl w:val="0"/>
-          <w:numId w:val="2"/>
-        </w:numPr>
-        <w:spacing w:after="60"/>
-      </w:pPr>
-      <w:r>
-        <w:rPr>
-          <w:rFonts w:ascii="Calibri" w:cs="Calibri" w:eastAsia="Microsoft JhengHei" w:hAnsi="Calibri"/>
-        </w:rPr>
-        <w:t xml:space="preserve">With MONITOR_DAILY_AT set, Check &amp; Update runs automatically every day at that time, and the page shows the next scheduled run. Each results page has an Export CSV button (shown when there is something to export) that downloads the stocks pairing an old and a new stock - a CUSIP already held by another stock (BRTMU / BRTM), a ticker change or a rename - with only the old id, symbol and name, the new id, symbol and name, and the CUSIP (in a preview a stock still to be added has no id yet). The results are kept in the server's memory, so after a server restart run the check again before exporting.</w:t>
+        <w:t xml:space="preserve">The results page has an Export CSV button (shown when there is something to export) that downloads the renamed / new-ticker stocks with only the old id, symbol and name, the new symbol and name, and the CUSIP (the new stock isn't added, so it has no id). The results are kept in the server's memory, so after a server restart run the preview again before exporting.</w:t>
       </w:r>
       <w:r>
         <w:rPr>
@@ -4096,7 +3778,7 @@
         <w:rPr>
           <w:rFonts w:ascii="Calibri" w:cs="Calibri" w:eastAsia="Microsoft JhengHei" w:hAnsi="Calibri"/>
         </w:rPr>
-        <w:t xml:space="preserve">4.2 Stock monitor rules</w:t>
+        <w:t xml:space="preserve">4.2 Stock monitor rules (what the preview reports - nothing is written)</w:t>
       </w:r>
     </w:p>
     <w:tbl>
@@ -4801,7 +4483,7 @@
                 <w:sz w:val="20"/>
                 <w:szCs w:val="20"/>
               </w:rPr>
-              <w:t xml:space="preserve">Every checked stock that is still trading, every run. A CUSIP that is already stored is not re-checked or replaced.</w:t>
+              <w:t xml:space="preserve">Not looked up by the preview; it only counts the stocks still trading without a CUSIP. New stocks get their CUSIP when added; scripts/fill-cusip.js fills them in for existing ones.</w:t>
             </w:r>
           </w:p>
         </w:tc>
@@ -5141,7 +4823,7 @@
                 <w:sz w:val="19"/>
                 <w:szCs w:val="19"/>
               </w:rPr>
-              <w:t xml:space="preserve">monitor-stocks.js [--apply] [--list] [SYMBOL...]</w:t>
+              <w:t xml:space="preserve">monitor-stocks.js [--list] [SYMBOL...]</w:t>
             </w:r>
           </w:p>
         </w:tc>
@@ -5171,7 +4853,7 @@
                 <w:sz w:val="20"/>
                 <w:szCs w:val="20"/>
               </w:rPr>
-              <w:t xml:space="preserve">Stock monitor. Without </w:t>
+              <w:t xml:space="preserve">Stock monitor preview (nothing is written); --list prints every change.</w:t>
             </w:r>
             <w:r>
               <w:rPr>
@@ -5180,15 +4862,15 @@
                 <w:sz w:val="19"/>
                 <w:szCs w:val="19"/>
               </w:rPr>
-              <w:t xml:space="preserve">--apply</w:t>
-            </w:r>
-            <w:r>
-              <w:rPr>
-                <w:rFonts w:ascii="Calibri" w:cs="Calibri" w:eastAsia="Microsoft JhengHei" w:hAnsi="Calibri"/>
-                <w:sz w:val="20"/>
-                <w:szCs w:val="20"/>
-              </w:rPr>
-              <w:t xml:space="preserve"> it only previews; </w:t>
+              <w:t/>
+            </w:r>
+            <w:r>
+              <w:rPr>
+                <w:rFonts w:ascii="Calibri" w:cs="Calibri" w:eastAsia="Microsoft JhengHei" w:hAnsi="Calibri"/>
+                <w:sz w:val="20"/>
+                <w:szCs w:val="20"/>
+              </w:rPr>
+              <w:t/>
             </w:r>
             <w:r>
               <w:rPr>
@@ -5197,15 +4879,15 @@
                 <w:sz w:val="19"/>
                 <w:szCs w:val="19"/>
               </w:rPr>
-              <w:t xml:space="preserve">--list</w:t>
-            </w:r>
-            <w:r>
-              <w:rPr>
-                <w:rFonts w:ascii="Calibri" w:cs="Calibri" w:eastAsia="Microsoft JhengHei" w:hAnsi="Calibri"/>
-                <w:sz w:val="20"/>
-                <w:szCs w:val="20"/>
-              </w:rPr>
-              <w:t xml:space="preserve"> prints every change.</w:t>
+              <w:t/>
+            </w:r>
+            <w:r>
+              <w:rPr>
+                <w:rFonts w:ascii="Calibri" w:cs="Calibri" w:eastAsia="Microsoft JhengHei" w:hAnsi="Calibri"/>
+                <w:sz w:val="20"/>
+                <w:szCs w:val="20"/>
+              </w:rPr>
+              <w:t/>
             </w:r>
           </w:p>
         </w:tc>
@@ -7766,7 +7448,7 @@
                 <w:sz w:val="20"/>
                 <w:szCs w:val="20"/>
               </w:rPr>
-              <w:t xml:space="preserve">The daily check did not run</w:t>
+              <w:t xml:space="preserve">Monitor results disappeared</w:t>
             </w:r>
           </w:p>
         </w:tc>
@@ -7796,24 +7478,7 @@
                 <w:sz w:val="20"/>
                 <w:szCs w:val="20"/>
               </w:rPr>
-              <w:t xml:space="preserve">The server was not running at that time, or </w:t>
-            </w:r>
-            <w:r>
-              <w:rPr>
-                <w:rFonts w:ascii="Consolas" w:cs="Consolas" w:eastAsia="Microsoft JhengHei" w:hAnsi="Consolas"/>
-                <w:color w:val="7A2E0E"/>
-                <w:sz w:val="19"/>
-                <w:szCs w:val="19"/>
-              </w:rPr>
-              <w:t xml:space="preserve">MONITOR_DAILY_AT</w:t>
-            </w:r>
-            <w:r>
-              <w:rPr>
-                <w:rFonts w:ascii="Calibri" w:cs="Calibri" w:eastAsia="Microsoft JhengHei" w:hAnsi="Calibri"/>
-                <w:sz w:val="20"/>
-                <w:szCs w:val="20"/>
-              </w:rPr>
-              <w:t xml:space="preserve"> is not set</w:t>
+              <w:t xml:space="preserve">The server restarted (results are kept in memory only)</w:t>
             </w:r>
           </w:p>
         </w:tc>
@@ -7843,108 +7508,7 @@
                 <w:sz w:val="20"/>
                 <w:szCs w:val="20"/>
               </w:rPr>
-              <w:t xml:space="preserve">Keep the server running and check </w:t>
-            </w:r>
-            <w:r>
-              <w:rPr>
-                <w:rFonts w:ascii="Consolas" w:cs="Consolas" w:eastAsia="Microsoft JhengHei" w:hAnsi="Consolas"/>
-                <w:color w:val="7A2E0E"/>
-                <w:sz w:val="19"/>
-                <w:szCs w:val="19"/>
-              </w:rPr>
-              <w:t xml:space="preserve">.env</w:t>
-            </w:r>
-          </w:p>
-        </w:tc>
-      </w:tr>
-      <w:tr>
-        <w:tc>
-          <w:tcPr>
-            <w:tcW w:type="dxa" w:w="2619"/>
-            <w:tcBorders>
-              <w:top w:val="single" w:color="BFBFBF" w:sz="4"/>
-              <w:left w:val="single" w:color="BFBFBF" w:sz="4"/>
-              <w:bottom w:val="single" w:color="BFBFBF" w:sz="4"/>
-              <w:right w:val="single" w:color="BFBFBF" w:sz="4"/>
-            </w:tcBorders>
-            <w:tcMar>
-              <w:top w:type="dxa" w:w="60"/>
-              <w:left w:type="dxa" w:w="100"/>
-              <w:bottom w:type="dxa" w:w="60"/>
-              <w:right w:type="dxa" w:w="100"/>
-            </w:tcMar>
-          </w:tcPr>
-          <w:p>
-            <w:pPr>
-              <w:spacing w:after="0"/>
-            </w:pPr>
-            <w:r>
-              <w:rPr>
-                <w:rFonts w:ascii="Calibri" w:cs="Calibri" w:eastAsia="Microsoft JhengHei" w:hAnsi="Calibri"/>
-                <w:sz w:val="20"/>
-                <w:szCs w:val="20"/>
-              </w:rPr>
-              <w:t xml:space="preserve">Monitor results disappeared</w:t>
-            </w:r>
-          </w:p>
-        </w:tc>
-        <w:tc>
-          <w:tcPr>
-            <w:tcW w:type="dxa" w:w="3343"/>
-            <w:tcBorders>
-              <w:top w:val="single" w:color="BFBFBF" w:sz="4"/>
-              <w:left w:val="single" w:color="BFBFBF" w:sz="4"/>
-              <w:bottom w:val="single" w:color="BFBFBF" w:sz="4"/>
-              <w:right w:val="single" w:color="BFBFBF" w:sz="4"/>
-            </w:tcBorders>
-            <w:tcMar>
-              <w:top w:type="dxa" w:w="60"/>
-              <w:left w:type="dxa" w:w="100"/>
-              <w:bottom w:type="dxa" w:w="60"/>
-              <w:right w:type="dxa" w:w="100"/>
-            </w:tcMar>
-          </w:tcPr>
-          <w:p>
-            <w:pPr>
-              <w:spacing w:after="0"/>
-            </w:pPr>
-            <w:r>
-              <w:rPr>
-                <w:rFonts w:ascii="Calibri" w:cs="Calibri" w:eastAsia="Microsoft JhengHei" w:hAnsi="Calibri"/>
-                <w:sz w:val="20"/>
-                <w:szCs w:val="20"/>
-              </w:rPr>
-              <w:t xml:space="preserve">The server restarted (results are kept in memory only)</w:t>
-            </w:r>
-          </w:p>
-        </w:tc>
-        <w:tc>
-          <w:tcPr>
-            <w:tcW w:type="dxa" w:w="3344"/>
-            <w:tcBorders>
-              <w:top w:val="single" w:color="BFBFBF" w:sz="4"/>
-              <w:left w:val="single" w:color="BFBFBF" w:sz="4"/>
-              <w:bottom w:val="single" w:color="BFBFBF" w:sz="4"/>
-              <w:right w:val="single" w:color="BFBFBF" w:sz="4"/>
-            </w:tcBorders>
-            <w:tcMar>
-              <w:top w:type="dxa" w:w="60"/>
-              <w:left w:type="dxa" w:w="100"/>
-              <w:bottom w:type="dxa" w:w="60"/>
-              <w:right w:type="dxa" w:w="100"/>
-            </w:tcMar>
-          </w:tcPr>
-          <w:p>
-            <w:pPr>
-              <w:spacing w:after="0"/>
-            </w:pPr>
-            <w:r>
-              <w:rPr>
-                <w:rFonts w:ascii="Calibri" w:cs="Calibri" w:eastAsia="Microsoft JhengHei" w:hAnsi="Calibri"/>
-                <w:sz w:val="20"/>
-                <w:szCs w:val="20"/>
-              </w:rPr>
-              <w:t xml:space="preserve">Run a preview again; the actual changes are already in the table</w:t>
+              <w:t xml:space="preserve">Run a preview again</w:t>
             </w:r>
           </w:p>
         </w:tc>

--- a/docs/Stock_System_Guide_en.docx
+++ b/docs/Stock_System_Guide_en.docx
@@ -4597,6 +4597,22 @@
           <w:rFonts w:ascii="Calibri" w:cs="Calibri" w:eastAsia="Microsoft JhengHei" w:hAnsi="Calibri"/>
         </w:rPr>
         <w:t xml:space="preserve">Preferreds, warrants, units and multi-class shares skip SEC and use quantumonline.</w:t>
+      </w:r>
+    </w:p>
+    <w:p>
+      <w:pPr>
+        <w:pStyle w:val="ListParagraph"/>
+        <w:numPr>
+          <w:ilvl w:val="0"/>
+          <w:numId w:val="2"/>
+        </w:numPr>
+        <w:spacing w:after="60"/>
+      </w:pPr>
+      <w:r>
+        <w:rPr>
+          <w:rFonts w:ascii="Calibri" w:cs="Calibri" w:eastAsia="Microsoft JhengHei" w:hAnsi="Calibri"/>
+        </w:rPr>
+        <w:t xml:space="preserve">SPACs (a company that also has units trading, such as BRTM with BRTMU / BRTMW): IPO buyers often print the units' CUSIP on their 13G under "Class A ordinary shares", because until the shares trade on their own (Yahoo's first trade date) the units are all they hold. So for the shares of such a company the sponsor's 13D also counts, while a 13G about a date before the shares' first trade and filings about the units do not; the remaining numbers are counted, and a tie writes nothing. A number that another security of the same company already holds is dropped (a unit and its share never share a CUSIP), and the next answer is used.</w:t>
       </w:r>
     </w:p>
     <w:p>

--- a/docs/Stock_System_Guide_en.docx
+++ b/docs/Stock_System_Guide_en.docx
@@ -24,7 +24,7 @@
           <w:sz w:val="22"/>
           <w:szCs w:val="22"/>
         </w:rPr>
-        <w:t xml:space="preserve">Installation, Features and Operation Guide · Table test.company_profiles (database waffle) · Updated: 2026-10-15</w:t>
+        <w:t xml:space="preserve">Installation, Features and Operation Guide · Table test.company_profiles (database waffle) · Updated: 2026-10-19</w:t>
       </w:r>
     </w:p>
     <w:p>
@@ -997,6 +997,68 @@
           </w:p>
         </w:tc>
       </w:tr>
+      <w:tr>
+        <w:tc>
+          <w:tcPr>
+            <w:tcW w:type="dxa" w:w="3102"/>
+            <w:tcBorders>
+              <w:top w:val="single" w:color="BFBFBF" w:sz="4"/>
+              <w:left w:val="single" w:color="BFBFBF" w:sz="4"/>
+              <w:bottom w:val="single" w:color="BFBFBF" w:sz="4"/>
+              <w:right w:val="single" w:color="BFBFBF" w:sz="4"/>
+            </w:tcBorders>
+            <w:tcMar>
+              <w:top w:type="dxa" w:w="60"/>
+              <w:left w:type="dxa" w:w="100"/>
+              <w:bottom w:type="dxa" w:w="60"/>
+              <w:right w:type="dxa" w:w="100"/>
+            </w:tcMar>
+          </w:tcPr>
+          <w:p>
+            <w:pPr>
+              <w:spacing w:after="0"/>
+            </w:pPr>
+            <w:r>
+              <w:rPr>
+                <w:rFonts w:ascii="Calibri" w:cs="Calibri" w:eastAsia="Microsoft JhengHei" w:hAnsi="Calibri"/>
+                <w:sz w:val="20"/>
+                <w:szCs w:val="20"/>
+              </w:rPr>
+              <w:t xml:space="preserve">OTC Markets (otcmarkets.com)</w:t>
+            </w:r>
+          </w:p>
+        </w:tc>
+        <w:tc>
+          <w:tcPr>
+            <w:tcW w:type="dxa" w:w="6204"/>
+            <w:tcBorders>
+              <w:top w:val="single" w:color="BFBFBF" w:sz="4"/>
+              <w:left w:val="single" w:color="BFBFBF" w:sz="4"/>
+              <w:bottom w:val="single" w:color="BFBFBF" w:sz="4"/>
+              <w:right w:val="single" w:color="BFBFBF" w:sz="4"/>
+            </w:tcBorders>
+            <w:tcMar>
+              <w:top w:type="dxa" w:w="60"/>
+              <w:left w:type="dxa" w:w="100"/>
+              <w:bottom w:type="dxa" w:w="60"/>
+              <w:right w:type="dxa" w:w="100"/>
+            </w:tcMar>
+          </w:tcPr>
+          <w:p>
+            <w:pPr>
+              <w:spacing w:after="0"/>
+            </w:pPr>
+            <w:r>
+              <w:rPr>
+                <w:rFonts w:ascii="Calibri" w:cs="Calibri" w:eastAsia="Microsoft JhengHei" w:hAnsi="Calibri"/>
+                <w:sz w:val="20"/>
+                <w:szCs w:val="20"/>
+              </w:rPr>
+              <w:t xml:space="preserve">Stock monitor: whether an OTC stock without a recent Yahoo trade is still quoted (Yahoo stopped updating some foreign OTC stocks)</w:t>
+            </w:r>
+          </w:p>
+        </w:tc>
+      </w:tr>
     </w:tbl>
     <w:p>
       <w:pPr>
@@ -1138,6 +1200,30 @@
           <w:rFonts w:ascii="Calibri" w:cs="Calibri" w:eastAsia="Microsoft JhengHei" w:hAnsi="Calibri"/>
         </w:rPr>
         <w:t xml:space="preserve"> If the sources have nothing or disagree, the stored value is kept and the result says why.</w:t>
+      </w:r>
+    </w:p>
+    <w:p>
+      <w:pPr>
+        <w:pStyle w:val="ListParagraph"/>
+        <w:numPr>
+          <w:ilvl w:val="0"/>
+          <w:numId w:val="2"/>
+        </w:numPr>
+        <w:spacing w:after="60"/>
+      </w:pPr>
+      <w:r>
+        <w:rPr>
+          <w:rFonts w:ascii="Calibri" w:cs="Calibri" w:eastAsia="Microsoft JhengHei" w:hAnsi="Calibri"/>
+          <w:b/>
+          <w:bCs/>
+        </w:rPr>
+        <w:t xml:space="preserve">Login required.</w:t>
+      </w:r>
+      <w:r>
+        <w:rPr>
+          <w:rFonts w:ascii="Calibri" w:cs="Calibri" w:eastAsia="Microsoft JhengHei" w:hAnsi="Calibri"/>
+        </w:rPr>
+        <w:t xml:space="preserve"> Only accounts in the table test.users with role LABEL and status true can use the site. The system only reads that table: it never changes accounts or passwords.</w:t>
       </w:r>
     </w:p>
     <w:p>
@@ -2475,6 +2561,195 @@
           </w:p>
         </w:tc>
       </w:tr>
+      <w:tr>
+        <w:tc>
+          <w:tcPr>
+            <w:tcW w:type="dxa" w:w="4230"/>
+            <w:tcBorders>
+              <w:top w:val="single" w:color="BFBFBF" w:sz="4"/>
+              <w:left w:val="single" w:color="BFBFBF" w:sz="4"/>
+              <w:bottom w:val="single" w:color="BFBFBF" w:sz="4"/>
+              <w:right w:val="single" w:color="BFBFBF" w:sz="4"/>
+            </w:tcBorders>
+            <w:tcMar>
+              <w:top w:type="dxa" w:w="60"/>
+              <w:left w:type="dxa" w:w="100"/>
+              <w:bottom w:type="dxa" w:w="60"/>
+              <w:right w:type="dxa" w:w="100"/>
+            </w:tcMar>
+          </w:tcPr>
+          <w:p>
+            <w:pPr>
+              <w:spacing w:after="0"/>
+            </w:pPr>
+            <w:r>
+              <w:rPr>
+                <w:rFonts w:ascii="Consolas" w:cs="Consolas" w:eastAsia="Microsoft JhengHei" w:hAnsi="Consolas"/>
+                <w:color w:val="7A2E0E"/>
+                <w:sz w:val="19"/>
+                <w:szCs w:val="19"/>
+              </w:rPr>
+              <w:t xml:space="preserve">COOKIE_SECURE</w:t>
+            </w:r>
+          </w:p>
+        </w:tc>
+        <w:tc>
+          <w:tcPr>
+            <w:tcW w:type="dxa" w:w="5076"/>
+            <w:tcBorders>
+              <w:top w:val="single" w:color="BFBFBF" w:sz="4"/>
+              <w:left w:val="single" w:color="BFBFBF" w:sz="4"/>
+              <w:bottom w:val="single" w:color="BFBFBF" w:sz="4"/>
+              <w:right w:val="single" w:color="BFBFBF" w:sz="4"/>
+            </w:tcBorders>
+            <w:tcMar>
+              <w:top w:type="dxa" w:w="60"/>
+              <w:left w:type="dxa" w:w="100"/>
+              <w:bottom w:type="dxa" w:w="60"/>
+              <w:right w:type="dxa" w:w="100"/>
+            </w:tcMar>
+          </w:tcPr>
+          <w:p>
+            <w:pPr>
+              <w:spacing w:after="0"/>
+            </w:pPr>
+            <w:r>
+              <w:rPr>
+                <w:rFonts w:ascii="Calibri" w:cs="Calibri" w:eastAsia="Microsoft JhengHei" w:hAnsi="Calibri"/>
+                <w:sz w:val="20"/>
+                <w:szCs w:val="20"/>
+              </w:rPr>
+              <w:t xml:space="preserve">true = the login cookie is always marked Secure (https only). Usually not needed: the cookie is marked Secure automatically when the page is opened over https, also behind Nginx.</w:t>
+            </w:r>
+          </w:p>
+        </w:tc>
+      </w:tr>
+      <w:tr>
+        <w:tc>
+          <w:tcPr>
+            <w:tcW w:type="dxa" w:w="4230"/>
+            <w:tcBorders>
+              <w:top w:val="single" w:color="BFBFBF" w:sz="4"/>
+              <w:left w:val="single" w:color="BFBFBF" w:sz="4"/>
+              <w:bottom w:val="single" w:color="BFBFBF" w:sz="4"/>
+              <w:right w:val="single" w:color="BFBFBF" w:sz="4"/>
+            </w:tcBorders>
+            <w:tcMar>
+              <w:top w:type="dxa" w:w="60"/>
+              <w:left w:type="dxa" w:w="100"/>
+              <w:bottom w:type="dxa" w:w="60"/>
+              <w:right w:type="dxa" w:w="100"/>
+            </w:tcMar>
+          </w:tcPr>
+          <w:p>
+            <w:pPr>
+              <w:spacing w:after="0"/>
+            </w:pPr>
+            <w:r>
+              <w:rPr>
+                <w:rFonts w:ascii="Consolas" w:cs="Consolas" w:eastAsia="Microsoft JhengHei" w:hAnsi="Consolas"/>
+                <w:color w:val="7A2E0E"/>
+                <w:sz w:val="19"/>
+                <w:szCs w:val="19"/>
+              </w:rPr>
+              <w:t xml:space="preserve">TRUST_PROXY</w:t>
+            </w:r>
+          </w:p>
+        </w:tc>
+        <w:tc>
+          <w:tcPr>
+            <w:tcW w:type="dxa" w:w="5076"/>
+            <w:tcBorders>
+              <w:top w:val="single" w:color="BFBFBF" w:sz="4"/>
+              <w:left w:val="single" w:color="BFBFBF" w:sz="4"/>
+              <w:bottom w:val="single" w:color="BFBFBF" w:sz="4"/>
+              <w:right w:val="single" w:color="BFBFBF" w:sz="4"/>
+            </w:tcBorders>
+            <w:tcMar>
+              <w:top w:type="dxa" w:w="60"/>
+              <w:left w:type="dxa" w:w="100"/>
+              <w:bottom w:type="dxa" w:w="60"/>
+              <w:right w:type="dxa" w:w="100"/>
+            </w:tcMar>
+          </w:tcPr>
+          <w:p>
+            <w:pPr>
+              <w:spacing w:after="0"/>
+            </w:pPr>
+            <w:r>
+              <w:rPr>
+                <w:rFonts w:ascii="Calibri" w:cs="Calibri" w:eastAsia="Microsoft JhengHei" w:hAnsi="Calibri"/>
+                <w:sz w:val="20"/>
+                <w:szCs w:val="20"/>
+              </w:rPr>
+              <w:t xml:space="preserve">Which reverse proxies are trusted for the visitor's IP address and for https (Express trust proxy). The default (loopback, linklocal, uniquelocal) fits Nginx on the same machine or in front of a container; false = none.</w:t>
+            </w:r>
+          </w:p>
+        </w:tc>
+      </w:tr>
+      <w:tr>
+        <w:tc>
+          <w:tcPr>
+            <w:tcW w:type="dxa" w:w="4230"/>
+            <w:tcBorders>
+              <w:top w:val="single" w:color="BFBFBF" w:sz="4"/>
+              <w:left w:val="single" w:color="BFBFBF" w:sz="4"/>
+              <w:bottom w:val="single" w:color="BFBFBF" w:sz="4"/>
+              <w:right w:val="single" w:color="BFBFBF" w:sz="4"/>
+            </w:tcBorders>
+            <w:tcMar>
+              <w:top w:type="dxa" w:w="60"/>
+              <w:left w:type="dxa" w:w="100"/>
+              <w:bottom w:type="dxa" w:w="60"/>
+              <w:right w:type="dxa" w:w="100"/>
+            </w:tcMar>
+          </w:tcPr>
+          <w:p>
+            <w:pPr>
+              <w:spacing w:after="0"/>
+            </w:pPr>
+            <w:r>
+              <w:rPr>
+                <w:rFonts w:ascii="Consolas" w:cs="Consolas" w:eastAsia="Microsoft JhengHei" w:hAnsi="Consolas"/>
+                <w:color w:val="7A2E0E"/>
+                <w:sz w:val="19"/>
+                <w:szCs w:val="19"/>
+              </w:rPr>
+              <w:t xml:space="preserve">LOGIN_EMAIL_ONLY</w:t>
+            </w:r>
+          </w:p>
+        </w:tc>
+        <w:tc>
+          <w:tcPr>
+            <w:tcW w:type="dxa" w:w="5076"/>
+            <w:tcBorders>
+              <w:top w:val="single" w:color="BFBFBF" w:sz="4"/>
+              <w:left w:val="single" w:color="BFBFBF" w:sz="4"/>
+              <w:bottom w:val="single" w:color="BFBFBF" w:sz="4"/>
+              <w:right w:val="single" w:color="BFBFBF" w:sz="4"/>
+            </w:tcBorders>
+            <w:tcMar>
+              <w:top w:type="dxa" w:w="60"/>
+              <w:left w:type="dxa" w:w="100"/>
+              <w:bottom w:type="dxa" w:w="60"/>
+              <w:right w:type="dxa" w:w="100"/>
+            </w:tcMar>
+          </w:tcPr>
+          <w:p>
+            <w:pPr>
+              <w:spacing w:after="0"/>
+            </w:pPr>
+            <w:r>
+              <w:rPr>
+                <w:rFonts w:ascii="Calibri" w:cs="Calibri" w:eastAsia="Microsoft JhengHei" w:hAnsi="Calibri"/>
+                <w:sz w:val="20"/>
+                <w:szCs w:val="20"/>
+              </w:rPr>
+              <w:t xml:space="preserve">true = log in with the email alone, without a password (still only active LABEL accounts). For local tests only, never on a shared server. Default false.</w:t>
+            </w:r>
+          </w:p>
+        </w:tc>
+      </w:tr>
     </w:tbl>
     <w:p>
       <w:pPr>
@@ -2530,6 +2805,21 @@
           <w:rFonts w:ascii="Calibri" w:cs="Calibri" w:eastAsia="Microsoft JhengHei" w:hAnsi="Calibri"/>
         </w:rPr>
         <w:t xml:space="preserve"> writes, is read as no settings at all.</w:t>
+      </w:r>
+    </w:p>
+    <w:p>
+      <w:pPr>
+        <w:keepNext w:val="false"/>
+        <w:spacing w:after="120"/>
+      </w:pPr>
+      <w:r>
+        <w:rPr>
+          <w:rFonts w:ascii="Consolas" w:cs="Consolas" w:eastAsia="Microsoft JhengHei" w:hAnsi="Consolas"/>
+          <w:color w:val="7A2E0E"/>
+          <w:sz w:val="19"/>
+          <w:szCs w:val="19"/>
+        </w:rPr>
+        <w:t xml:space="preserve">The login needs no secret key of its own (see 4.5).</w:t>
       </w:r>
     </w:p>
     <w:p>
@@ -2609,6 +2899,22 @@
           <w:rFonts w:ascii="Calibri" w:cs="Calibri" w:eastAsia="Microsoft JhengHei" w:hAnsi="Calibri"/>
         </w:rPr>
         <w:t xml:space="preserve">: USAGE (to generate ids for new stocks)</w:t>
+      </w:r>
+    </w:p>
+    <w:p>
+      <w:pPr>
+        <w:pStyle w:val="ListParagraph"/>
+        <w:numPr>
+          <w:ilvl w:val="0"/>
+          <w:numId w:val="2"/>
+        </w:numPr>
+        <w:spacing w:after="60"/>
+      </w:pPr>
+      <w:r>
+        <w:rPr>
+          <w:rFonts w:ascii="Calibri" w:cs="Calibri" w:eastAsia="Microsoft JhengHei" w:hAnsi="Calibri"/>
+        </w:rPr>
+        <w:t xml:space="preserve">test.users: SELECT (for the login: email, password_hash, role, status). The system never writes to it.</w:t>
       </w:r>
     </w:p>
     <w:p>
@@ -2835,7 +3141,31 @@
         <w:rPr>
           <w:rFonts w:ascii="Calibri" w:cs="Calibri" w:eastAsia="Microsoft JhengHei" w:hAnsi="Calibri"/>
         </w:rPr>
-        <w:t xml:space="preserve">Run </w:t>
+        <w:t xml:space="preserve">Run npm run build before the first start (about 1-2 minutes; it ends with Compiled successfully.), or the page only says "The web UI is not built yet". Then open http://localhost:3000 and log in (see 3.7). If Windows cannot reach WSL through localhost, use the WSL IP address instead: run hostname -I in WSL, then open http://&lt;WSL IP&gt;:3000.</w:t>
+      </w:r>
+    </w:p>
+    <w:p>
+      <w:pPr>
+        <w:keepNext w:val="false"/>
+        <w:spacing w:after="120"/>
+      </w:pPr>
+      <w:r>
+        <w:rPr>
+          <w:rFonts w:ascii="Calibri" w:cs="Calibri" w:eastAsia="Microsoft JhengHei" w:hAnsi="Calibri"/>
+        </w:rPr>
+        <w:t xml:space="preserve">Restart the server after changing code in lib/ or routes/. After changing the web UI in client/, run npm run build again before it shows on port 3000. While developing, use npm run dev and open http://localhost:3001 instead: it updates on save and forwards /api to the server on port 3000.</w:t>
+      </w:r>
+    </w:p>
+    <w:p>
+      <w:pPr>
+        <w:keepNext w:val="false"/>
+        <w:spacing w:after="120"/>
+      </w:pPr>
+      <w:r>
+        <w:rPr>
+          <w:rFonts w:ascii="Calibri" w:cs="Calibri" w:eastAsia="Microsoft JhengHei" w:hAnsi="Calibri"/>
+        </w:rPr>
+        <w:t xml:space="preserve">To deploy to a remote Linux server, see the separate Deployment Guide (</w:t>
       </w:r>
       <w:r>
         <w:rPr>
@@ -2844,73 +3174,24 @@
           <w:sz w:val="19"/>
           <w:szCs w:val="19"/>
         </w:rPr>
-        <w:t xml:space="preserve">npm run build</w:t>
-      </w:r>
-      <w:r>
-        <w:rPr>
-          <w:rFonts w:ascii="Calibri" w:cs="Calibri" w:eastAsia="Microsoft JhengHei" w:hAnsi="Calibri"/>
-        </w:rPr>
-        <w:t xml:space="preserve"> before the first start (about 1-2 minutes; it ends with </w:t>
-      </w:r>
-      <w:r>
-        <w:rPr>
-          <w:rFonts w:ascii="Consolas" w:cs="Consolas" w:eastAsia="Microsoft JhengHei" w:hAnsi="Consolas"/>
-          <w:color w:val="7A2E0E"/>
-          <w:sz w:val="19"/>
-          <w:szCs w:val="19"/>
-        </w:rPr>
-        <w:t xml:space="preserve">Compiled successfully.</w:t>
-      </w:r>
-      <w:r>
-        <w:rPr>
-          <w:rFonts w:ascii="Calibri" w:cs="Calibri" w:eastAsia="Microsoft JhengHei" w:hAnsi="Calibri"/>
-        </w:rPr>
-        <w:t xml:space="preserve">), or the page only says "The web UI is not built yet". Then open </w:t>
-      </w:r>
-      <w:r>
-        <w:rPr>
-          <w:rFonts w:ascii="Consolas" w:cs="Consolas" w:eastAsia="Microsoft JhengHei" w:hAnsi="Consolas"/>
-          <w:color w:val="7A2E0E"/>
-          <w:sz w:val="19"/>
-          <w:szCs w:val="19"/>
-        </w:rPr>
-        <w:t xml:space="preserve">http://localhost:3000</w:t>
-      </w:r>
-      <w:r>
-        <w:rPr>
-          <w:rFonts w:ascii="Calibri" w:cs="Calibri" w:eastAsia="Microsoft JhengHei" w:hAnsi="Calibri"/>
-        </w:rPr>
-        <w:t xml:space="preserve">. If Windows cannot reach WSL through localhost, use the WSL IP address instead: run </w:t>
-      </w:r>
-      <w:r>
-        <w:rPr>
-          <w:rFonts w:ascii="Consolas" w:cs="Consolas" w:eastAsia="Microsoft JhengHei" w:hAnsi="Consolas"/>
-          <w:color w:val="7A2E0E"/>
-          <w:sz w:val="19"/>
-          <w:szCs w:val="19"/>
-        </w:rPr>
-        <w:t xml:space="preserve">hostname -I</w:t>
-      </w:r>
-      <w:r>
-        <w:rPr>
-          <w:rFonts w:ascii="Calibri" w:cs="Calibri" w:eastAsia="Microsoft JhengHei" w:hAnsi="Calibri"/>
-        </w:rPr>
-        <w:t xml:space="preserve"> in WSL, then open </w:t>
-      </w:r>
-      <w:r>
-        <w:rPr>
-          <w:rFonts w:ascii="Consolas" w:cs="Consolas" w:eastAsia="Microsoft JhengHei" w:hAnsi="Consolas"/>
-          <w:color w:val="7A2E0E"/>
-          <w:sz w:val="19"/>
-          <w:szCs w:val="19"/>
-        </w:rPr>
-        <w:t xml:space="preserve">http://&lt;WSL IP&gt;:3000</w:t>
-      </w:r>
-      <w:r>
-        <w:rPr>
-          <w:rFonts w:ascii="Calibri" w:cs="Calibri" w:eastAsia="Microsoft JhengHei" w:hAnsi="Calibri"/>
-        </w:rPr>
-        <w:t xml:space="preserve">.</w:t>
+        <w:t xml:space="preserve">docs/Deployment_Guide_en.docx</w:t>
+      </w:r>
+      <w:r>
+        <w:rPr>
+          <w:rFonts w:ascii="Calibri" w:cs="Calibri" w:eastAsia="Microsoft JhengHei" w:hAnsi="Calibri"/>
+        </w:rPr>
+        <w:t xml:space="preserve">).</w:t>
+      </w:r>
+    </w:p>
+    <w:p>
+      <w:pPr>
+        <w:pStyle w:val="Heading1"/>
+      </w:pPr>
+      <w:r>
+        <w:rPr>
+          <w:rFonts w:ascii="Calibri" w:cs="Calibri" w:eastAsia="Microsoft JhengHei" w:hAnsi="Calibri"/>
+        </w:rPr>
+        <w:t xml:space="preserve">3. Features</w:t>
       </w:r>
     </w:p>
     <w:p>
@@ -2922,177 +3203,7 @@
         <w:rPr>
           <w:rFonts w:ascii="Calibri" w:cs="Calibri" w:eastAsia="Microsoft JhengHei" w:hAnsi="Calibri"/>
         </w:rPr>
-        <w:t xml:space="preserve">The server must keep running in the background for the daily schedule to work. Restart the server after changing code in </w:t>
-      </w:r>
-      <w:r>
-        <w:rPr>
-          <w:rFonts w:ascii="Consolas" w:cs="Consolas" w:eastAsia="Microsoft JhengHei" w:hAnsi="Consolas"/>
-          <w:color w:val="7A2E0E"/>
-          <w:sz w:val="19"/>
-          <w:szCs w:val="19"/>
-        </w:rPr>
-        <w:t xml:space="preserve">lib/</w:t>
-      </w:r>
-      <w:r>
-        <w:rPr>
-          <w:rFonts w:ascii="Calibri" w:cs="Calibri" w:eastAsia="Microsoft JhengHei" w:hAnsi="Calibri"/>
-        </w:rPr>
-        <w:t xml:space="preserve"> or </w:t>
-      </w:r>
-      <w:r>
-        <w:rPr>
-          <w:rFonts w:ascii="Consolas" w:cs="Consolas" w:eastAsia="Microsoft JhengHei" w:hAnsi="Consolas"/>
-          <w:color w:val="7A2E0E"/>
-          <w:sz w:val="19"/>
-          <w:szCs w:val="19"/>
-        </w:rPr>
-        <w:t xml:space="preserve">routes/</w:t>
-      </w:r>
-      <w:r>
-        <w:rPr>
-          <w:rFonts w:ascii="Calibri" w:cs="Calibri" w:eastAsia="Microsoft JhengHei" w:hAnsi="Calibri"/>
-        </w:rPr>
-        <w:t xml:space="preserve">. After changing the web UI in </w:t>
-      </w:r>
-      <w:r>
-        <w:rPr>
-          <w:rFonts w:ascii="Consolas" w:cs="Consolas" w:eastAsia="Microsoft JhengHei" w:hAnsi="Consolas"/>
-          <w:color w:val="7A2E0E"/>
-          <w:sz w:val="19"/>
-          <w:szCs w:val="19"/>
-        </w:rPr>
-        <w:t xml:space="preserve">client/</w:t>
-      </w:r>
-      <w:r>
-        <w:rPr>
-          <w:rFonts w:ascii="Calibri" w:cs="Calibri" w:eastAsia="Microsoft JhengHei" w:hAnsi="Calibri"/>
-        </w:rPr>
-        <w:t xml:space="preserve">, run </w:t>
-      </w:r>
-      <w:r>
-        <w:rPr>
-          <w:rFonts w:ascii="Consolas" w:cs="Consolas" w:eastAsia="Microsoft JhengHei" w:hAnsi="Consolas"/>
-          <w:color w:val="7A2E0E"/>
-          <w:sz w:val="19"/>
-          <w:szCs w:val="19"/>
-        </w:rPr>
-        <w:t xml:space="preserve">npm run build</w:t>
-      </w:r>
-      <w:r>
-        <w:rPr>
-          <w:rFonts w:ascii="Calibri" w:cs="Calibri" w:eastAsia="Microsoft JhengHei" w:hAnsi="Calibri"/>
-        </w:rPr>
-        <w:t xml:space="preserve"> again before it shows on port 3000. While developing, use </w:t>
-      </w:r>
-      <w:r>
-        <w:rPr>
-          <w:rFonts w:ascii="Consolas" w:cs="Consolas" w:eastAsia="Microsoft JhengHei" w:hAnsi="Consolas"/>
-          <w:color w:val="7A2E0E"/>
-          <w:sz w:val="19"/>
-          <w:szCs w:val="19"/>
-        </w:rPr>
-        <w:t xml:space="preserve">npm run dev</w:t>
-      </w:r>
-      <w:r>
-        <w:rPr>
-          <w:rFonts w:ascii="Calibri" w:cs="Calibri" w:eastAsia="Microsoft JhengHei" w:hAnsi="Calibri"/>
-        </w:rPr>
-        <w:t xml:space="preserve"> and open </w:t>
-      </w:r>
-      <w:r>
-        <w:rPr>
-          <w:rFonts w:ascii="Consolas" w:cs="Consolas" w:eastAsia="Microsoft JhengHei" w:hAnsi="Consolas"/>
-          <w:color w:val="7A2E0E"/>
-          <w:sz w:val="19"/>
-          <w:szCs w:val="19"/>
-        </w:rPr>
-        <w:t xml:space="preserve">http://localhost:3001</w:t>
-      </w:r>
-      <w:r>
-        <w:rPr>
-          <w:rFonts w:ascii="Calibri" w:cs="Calibri" w:eastAsia="Microsoft JhengHei" w:hAnsi="Calibri"/>
-        </w:rPr>
-        <w:t xml:space="preserve"> instead: it updates on save and forwards </w:t>
-      </w:r>
-      <w:r>
-        <w:rPr>
-          <w:rFonts w:ascii="Consolas" w:cs="Consolas" w:eastAsia="Microsoft JhengHei" w:hAnsi="Consolas"/>
-          <w:color w:val="7A2E0E"/>
-          <w:sz w:val="19"/>
-          <w:szCs w:val="19"/>
-        </w:rPr>
-        <w:t xml:space="preserve">/api</w:t>
-      </w:r>
-      <w:r>
-        <w:rPr>
-          <w:rFonts w:ascii="Calibri" w:cs="Calibri" w:eastAsia="Microsoft JhengHei" w:hAnsi="Calibri"/>
-        </w:rPr>
-        <w:t xml:space="preserve"> to the server on port 3000.</w:t>
-      </w:r>
-    </w:p>
-    <w:p>
-      <w:pPr>
-        <w:keepNext w:val="false"/>
-        <w:spacing w:after="120"/>
-      </w:pPr>
-      <w:r>
-        <w:rPr>
-          <w:rFonts w:ascii="Calibri" w:cs="Calibri" w:eastAsia="Microsoft JhengHei" w:hAnsi="Calibri"/>
-        </w:rPr>
-        <w:t xml:space="preserve">To deploy to a remote Linux server, see the separate Deployment Guide (</w:t>
-      </w:r>
-      <w:r>
-        <w:rPr>
-          <w:rFonts w:ascii="Consolas" w:cs="Consolas" w:eastAsia="Microsoft JhengHei" w:hAnsi="Consolas"/>
-          <w:color w:val="7A2E0E"/>
-          <w:sz w:val="19"/>
-          <w:szCs w:val="19"/>
-        </w:rPr>
-        <w:t xml:space="preserve">docs/Deployment_Guide_en.docx</w:t>
-      </w:r>
-      <w:r>
-        <w:rPr>
-          <w:rFonts w:ascii="Calibri" w:cs="Calibri" w:eastAsia="Microsoft JhengHei" w:hAnsi="Calibri"/>
-        </w:rPr>
-        <w:t xml:space="preserve">).</w:t>
-      </w:r>
-    </w:p>
-    <w:p>
-      <w:pPr>
-        <w:pStyle w:val="Heading1"/>
-      </w:pPr>
-      <w:r>
-        <w:rPr>
-          <w:rFonts w:ascii="Calibri" w:cs="Calibri" w:eastAsia="Microsoft JhengHei" w:hAnsi="Calibri"/>
-        </w:rPr>
-        <w:t xml:space="preserve">3. Features</w:t>
-      </w:r>
-    </w:p>
-    <w:p>
-      <w:pPr>
-        <w:keepNext w:val="false"/>
-        <w:spacing w:after="120"/>
-      </w:pPr>
-      <w:r>
-        <w:rPr>
-          <w:rFonts w:ascii="Calibri" w:cs="Calibri" w:eastAsia="Microsoft JhengHei" w:hAnsi="Calibri"/>
-        </w:rPr>
-        <w:t xml:space="preserve">The page has four tabs: Stock List, Add Stock, Update Data and Stock Monitor. The current tab is kept in the address (for example </w:t>
-      </w:r>
-      <w:r>
-        <w:rPr>
-          <w:rFonts w:ascii="Consolas" w:cs="Consolas" w:eastAsia="Microsoft JhengHei" w:hAnsi="Consolas"/>
-          <w:color w:val="7A2E0E"/>
-          <w:sz w:val="19"/>
-          <w:szCs w:val="19"/>
-        </w:rPr>
-        <w:t xml:space="preserve">#monitor</w:t>
-      </w:r>
-      <w:r>
-        <w:rPr>
-          <w:rFonts w:ascii="Calibri" w:cs="Calibri" w:eastAsia="Microsoft JhengHei" w:hAnsi="Calibri"/>
-        </w:rPr>
-        <w:t xml:space="preserve">), so a reload stays on it. Switching tabs keeps half-filled forms and a running check's progress.</w:t>
+        <w:t xml:space="preserve">After logging in (see 3.7), the page has four tabs: Stock List, Add Stock, Update Data and Stock Monitor. The current tab is kept in the address (for example #monitor), so a reload stays on it. Switching tabs keeps half-filled forms and a running check's progress.</w:t>
       </w:r>
     </w:p>
     <w:p>
@@ -3501,13 +3612,13 @@
           <w:b/>
           <w:bCs/>
         </w:rPr>
-        <w:t xml:space="preserve">Preview (no writes): checks the stocks that have no CUSIP yet (not delisted, US market) and lists what would change, without touching the database. Stocks that already have a CUSIP are not checked. This is the only kind of run: the Check &amp; Update run that wrote the changes, and the daily automatic run, were removed on 2026-10-16.</w:t>
-      </w:r>
-      <w:r>
-        <w:rPr>
-          <w:rFonts w:ascii="Calibri" w:cs="Calibri" w:eastAsia="Microsoft JhengHei" w:hAnsi="Calibri"/>
-        </w:rPr>
-        <w:t/>
+        <w:t xml:space="preserve">Preview (no writes)</w:t>
+      </w:r>
+      <w:r>
+        <w:rPr>
+          <w:rFonts w:ascii="Calibri" w:cs="Calibri" w:eastAsia="Microsoft JhengHei" w:hAnsi="Calibri"/>
+        </w:rPr>
+        <w:t xml:space="preserve">: checks the stocks that have no CUSIP yet (not delisted, US market) and lists what would change, without touching the database. Stocks that already have a CUSIP are not checked. This is the only kind of run: the Check &amp; Update run that wrote the changes, and the daily automatic run, were removed on 2026-10-16.</w:t>
       </w:r>
     </w:p>
     <w:p>
@@ -3525,13 +3636,13 @@
           <w:b/>
           <w:bCs/>
         </w:rPr>
-        <w:t xml:space="preserve">Stop: shown only while a preview runs.</w:t>
-      </w:r>
-      <w:r>
-        <w:rPr>
-          <w:rFonts w:ascii="Calibri" w:cs="Calibri" w:eastAsia="Microsoft JhengHei" w:hAnsi="Calibri"/>
-        </w:rPr>
-        <w:t/>
+        <w:t xml:space="preserve">Stop</w:t>
+      </w:r>
+      <w:r>
+        <w:rPr>
+          <w:rFonts w:ascii="Calibri" w:cs="Calibri" w:eastAsia="Microsoft JhengHei" w:hAnsi="Calibri"/>
+        </w:rPr>
+        <w:t xml:space="preserve">: shown only while a preview runs.</w:t>
       </w:r>
     </w:p>
     <w:p>
@@ -3547,7 +3658,7 @@
         <w:rPr>
           <w:rFonts w:ascii="Calibri" w:cs="Calibri" w:eastAsia="Microsoft JhengHei" w:hAnsi="Calibri"/>
         </w:rPr>
-        <w:t xml:space="preserve">While it runs, a progress bar and the current phase are shown (loading rows, fetching Yahoo quotes, then checking each stock).</w:t>
+        <w:t xml:space="preserve">While it runs, a progress bar and the current phase are shown (loading rows, fetching Yahoo quotes, checking OTC stocks with OTC Markets, then checking each stock).</w:t>
       </w:r>
     </w:p>
     <w:p>
@@ -3597,13 +3708,13 @@
           <w:b/>
           <w:bCs/>
         </w:rPr>
-        <w:t xml:space="preserve">Would change: marked delisted, name corrected, market changed, Category changed, currency filled, renamed / new ticker (old row would be delisted), new stock to add.</w:t>
-      </w:r>
-      <w:r>
-        <w:rPr>
-          <w:rFonts w:ascii="Calibri" w:cs="Calibri" w:eastAsia="Microsoft JhengHei" w:hAnsi="Calibri"/>
-        </w:rPr>
-        <w:t/>
+        <w:t xml:space="preserve">Would change</w:t>
+      </w:r>
+      <w:r>
+        <w:rPr>
+          <w:rFonts w:ascii="Calibri" w:cs="Calibri" w:eastAsia="Microsoft JhengHei" w:hAnsi="Calibri"/>
+        </w:rPr>
+        <w:t xml:space="preserve">: marked delisted, name corrected, market changed, Category changed, currency filled, renamed / new ticker (old row would be delisted), new stock to add.</w:t>
       </w:r>
     </w:p>
     <w:p>
@@ -3682,6 +3793,113 @@
           <w:rFonts w:ascii="Calibri" w:cs="Calibri" w:eastAsia="Microsoft JhengHei" w:hAnsi="Calibri"/>
         </w:rPr>
         <w:t xml:space="preserve">Switch between Chinese and English at the top right of the page; the choice is remembered in the browser. The pages follow the system's light or dark mode, and work on phones (tables scroll sideways).</w:t>
+      </w:r>
+    </w:p>
+    <w:p>
+      <w:pPr>
+        <w:pStyle w:val="Heading2"/>
+      </w:pPr>
+      <w:r>
+        <w:rPr>
+          <w:rFonts w:ascii="Calibri" w:cs="Calibri" w:eastAsia="Microsoft JhengHei" w:hAnsi="Calibri"/>
+        </w:rPr>
+        <w:t xml:space="preserve">3.7 Login</w:t>
+      </w:r>
+    </w:p>
+    <w:p>
+      <w:pPr>
+        <w:pStyle w:val="ListParagraph"/>
+        <w:numPr>
+          <w:ilvl w:val="0"/>
+          <w:numId w:val="2"/>
+        </w:numPr>
+        <w:spacing w:after="60"/>
+      </w:pPr>
+      <w:r>
+        <w:rPr>
+          <w:rFonts w:ascii="Calibri" w:cs="Calibri" w:eastAsia="Microsoft JhengHei" w:hAnsi="Calibri"/>
+        </w:rPr>
+        <w:t xml:space="preserve">Every page needs a login. Only accounts in test.users with role LABEL and status true can log in; ask the LevelFields administrator to set this up for a new user.</w:t>
+      </w:r>
+    </w:p>
+    <w:p>
+      <w:pPr>
+        <w:pStyle w:val="ListParagraph"/>
+        <w:numPr>
+          <w:ilvl w:val="0"/>
+          <w:numId w:val="2"/>
+        </w:numPr>
+        <w:spacing w:after="60"/>
+      </w:pPr>
+      <w:r>
+        <w:rPr>
+          <w:rFonts w:ascii="Calibri" w:cs="Calibri" w:eastAsia="Microsoft JhengHei" w:hAnsi="Calibri"/>
+        </w:rPr>
+        <w:t xml:space="preserve">Log in with the email and password of your LevelFields account. The email turns into lowercase as you type, and the eye button shows or hides the password.</w:t>
+      </w:r>
+    </w:p>
+    <w:p>
+      <w:pPr>
+        <w:pStyle w:val="ListParagraph"/>
+        <w:numPr>
+          <w:ilvl w:val="0"/>
+          <w:numId w:val="2"/>
+        </w:numPr>
+        <w:spacing w:after="60"/>
+      </w:pPr>
+      <w:r>
+        <w:rPr>
+          <w:rFonts w:ascii="Calibri" w:cs="Calibri" w:eastAsia="Microsoft JhengHei" w:hAnsi="Calibri"/>
+        </w:rPr>
+        <w:t xml:space="preserve">A wrong email, a wrong password and an account without access all get the same message. After 10 failed logins from the same address within 15 minutes, logins are refused for 15 minutes.</w:t>
+      </w:r>
+    </w:p>
+    <w:p>
+      <w:pPr>
+        <w:pStyle w:val="ListParagraph"/>
+        <w:numPr>
+          <w:ilvl w:val="0"/>
+          <w:numId w:val="2"/>
+        </w:numPr>
+        <w:spacing w:after="60"/>
+      </w:pPr>
+      <w:r>
+        <w:rPr>
+          <w:rFonts w:ascii="Calibri" w:cs="Calibri" w:eastAsia="Microsoft JhengHei" w:hAnsi="Calibri"/>
+        </w:rPr>
+        <w:t xml:space="preserve">You stay logged in for 12 hours, also across server restarts and deploys. Changing the password in LevelFields, or the account losing role LABEL or status true, ends the login.</w:t>
+      </w:r>
+    </w:p>
+    <w:p>
+      <w:pPr>
+        <w:pStyle w:val="ListParagraph"/>
+        <w:numPr>
+          <w:ilvl w:val="0"/>
+          <w:numId w:val="2"/>
+        </w:numPr>
+        <w:spacing w:after="60"/>
+      </w:pPr>
+      <w:r>
+        <w:rPr>
+          <w:rFonts w:ascii="Calibri" w:cs="Calibri" w:eastAsia="Microsoft JhengHei" w:hAnsi="Calibri"/>
+        </w:rPr>
+        <w:t xml:space="preserve">Your email and Log out are shown at the top right.</w:t>
+      </w:r>
+    </w:p>
+    <w:p>
+      <w:pPr>
+        <w:pStyle w:val="ListParagraph"/>
+        <w:numPr>
+          <w:ilvl w:val="0"/>
+          <w:numId w:val="2"/>
+        </w:numPr>
+        <w:spacing w:after="60"/>
+      </w:pPr>
+      <w:r>
+        <w:rPr>
+          <w:rFonts w:ascii="Calibri" w:cs="Calibri" w:eastAsia="Microsoft JhengHei" w:hAnsi="Calibri"/>
+        </w:rPr>
+        <w:t xml:space="preserve">Passwords can't be reset here; use Forgot Password on LevelFields.</w:t>
       </w:r>
     </w:p>
     <w:p>
@@ -3987,7 +4205,7 @@
                 <w:sz w:val="20"/>
                 <w:szCs w:val="20"/>
               </w:rPr>
-              <w:t xml:space="preserve">No Yahoo trade for more than 120 days; or a plain NASDAQ/NYSE/AMEX symbol that is neither on the official listing nor on Yahoo (asked again before deciding; never for mutual funds, which the listing does not include)</w:t>
+              <w:t xml:space="preserve">No Yahoo trade for more than 120 days - for OTC stocks only when OTC Markets confirms it (the symbol is gone, or on the Grey Market / Expert Market without public quotes), because Yahoo stopped updating some foreign OTC stocks; or a plain NASDAQ/NYSE/AMEX symbol that is neither on the official listing nor on Yahoo (asked again before deciding; never for mutual funds, which the listing does not include)</w:t>
             </w:r>
           </w:p>
         </w:tc>
@@ -4049,7 +4267,7 @@
                 <w:sz w:val="20"/>
                 <w:szCs w:val="20"/>
               </w:rPr>
-              <w:t xml:space="preserve">Anything else (for example thinly traded OTC stocks, failed lookups): nothing is changed</w:t>
+              <w:t xml:space="preserve">Anything else (for example an OTC stock that OTC Markets still quotes, failed lookups): nothing is changed</w:t>
             </w:r>
           </w:p>
         </w:tc>
@@ -4684,6 +4902,65 @@
           <w:rFonts w:ascii="Calibri" w:cs="Calibri" w:eastAsia="Microsoft JhengHei" w:hAnsi="Calibri"/>
         </w:rPr>
         <w:t xml:space="preserve">A ticker can belong to different companies over time. The table keeps the old company's row (marked delisted) and adds a row for the new company, so one symbol can have several rows. When only a symbol is known, the system prefers the newest non-delisted row; links from the list open the exact row by id. The monitor never marks the old company's row as listed again.</w:t>
+      </w:r>
+    </w:p>
+    <w:p>
+      <w:pPr>
+        <w:pStyle w:val="Heading2"/>
+      </w:pPr>
+      <w:r>
+        <w:rPr>
+          <w:rFonts w:ascii="Calibri" w:cs="Calibri" w:eastAsia="Microsoft JhengHei" w:hAnsi="Calibri"/>
+        </w:rPr>
+        <w:t xml:space="preserve">4.5 Login and sessions</w:t>
+      </w:r>
+    </w:p>
+    <w:p>
+      <w:pPr>
+        <w:pStyle w:val="ListParagraph"/>
+        <w:numPr>
+          <w:ilvl w:val="0"/>
+          <w:numId w:val="2"/>
+        </w:numPr>
+        <w:spacing w:after="60"/>
+      </w:pPr>
+      <w:r>
+        <w:rPr>
+          <w:rFonts w:ascii="Calibri" w:cs="Calibri" w:eastAsia="Microsoft JhengHei" w:hAnsi="Calibri"/>
+        </w:rPr>
+        <w:t xml:space="preserve">Passwords are checked with bcrypt, as LevelFields does: the password typed in is hashed with the salt stored in password_hash, and the results are compared. A stored password can't be decoded, and the system never shows or changes it. Hashes written by PHP ($2y$) work too.</w:t>
+      </w:r>
+    </w:p>
+    <w:p>
+      <w:pPr>
+        <w:pStyle w:val="ListParagraph"/>
+        <w:numPr>
+          <w:ilvl w:val="0"/>
+          <w:numId w:val="2"/>
+        </w:numPr>
+        <w:spacing w:after="60"/>
+      </w:pPr>
+      <w:r>
+        <w:rPr>
+          <w:rFonts w:ascii="Calibri" w:cs="Calibri" w:eastAsia="Microsoft JhengHei" w:hAnsi="Calibri"/>
+        </w:rPr>
+        <w:t xml:space="preserve">After a successful login the browser gets a cookie made of the user id and 'md5' || md5(password_hash || email). Every request recomputes this value in the database together with role = 'LABEL' AND status = true, so no secret key is needed, a restart or deploy doesn't log anyone out, and a password change ends the login.</w:t>
+      </w:r>
+    </w:p>
+    <w:p>
+      <w:pPr>
+        <w:pStyle w:val="ListParagraph"/>
+        <w:numPr>
+          <w:ilvl w:val="0"/>
+          <w:numId w:val="2"/>
+        </w:numPr>
+        <w:spacing w:after="60"/>
+      </w:pPr>
+      <w:r>
+        <w:rPr>
+          <w:rFonts w:ascii="Calibri" w:cs="Calibri" w:eastAsia="Microsoft JhengHei" w:hAnsi="Calibri"/>
+        </w:rPr>
+        <w:t xml:space="preserve">Accepted trade-offs: anyone who can read test.users can compute an account's cookie, the value itself doesn't expire (the browser drops the cookie after 12 hours), and Log out only removes the cookie from that browser. Keep read access to test.users limited.</w:t>
       </w:r>
     </w:p>
     <w:p>
@@ -7525,6 +7802,282 @@
                 <w:szCs w:val="20"/>
               </w:rPr>
               <w:t xml:space="preserve">Run a preview again</w:t>
+            </w:r>
+          </w:p>
+        </w:tc>
+      </w:tr>
+      <w:tr>
+        <w:tc>
+          <w:tcPr>
+            <w:tcW w:type="dxa" w:w="2619"/>
+            <w:tcBorders>
+              <w:top w:val="single" w:color="BFBFBF" w:sz="4"/>
+              <w:left w:val="single" w:color="BFBFBF" w:sz="4"/>
+              <w:bottom w:val="single" w:color="BFBFBF" w:sz="4"/>
+              <w:right w:val="single" w:color="BFBFBF" w:sz="4"/>
+            </w:tcBorders>
+            <w:tcMar>
+              <w:top w:type="dxa" w:w="60"/>
+              <w:left w:type="dxa" w:w="100"/>
+              <w:bottom w:type="dxa" w:w="60"/>
+              <w:right w:type="dxa" w:w="100"/>
+            </w:tcMar>
+          </w:tcPr>
+          <w:p>
+            <w:pPr>
+              <w:spacing w:after="0"/>
+            </w:pPr>
+            <w:r>
+              <w:rPr>
+                <w:rFonts w:ascii="Calibri" w:cs="Calibri" w:eastAsia="Microsoft JhengHei" w:hAnsi="Calibri"/>
+                <w:sz w:val="20"/>
+                <w:szCs w:val="20"/>
+              </w:rPr>
+              <w:t xml:space="preserve">Login says the email or password is wrong</w:t>
+            </w:r>
+          </w:p>
+        </w:tc>
+        <w:tc>
+          <w:tcPr>
+            <w:tcW w:type="dxa" w:w="3343"/>
+            <w:tcBorders>
+              <w:top w:val="single" w:color="BFBFBF" w:sz="4"/>
+              <w:left w:val="single" w:color="BFBFBF" w:sz="4"/>
+              <w:bottom w:val="single" w:color="BFBFBF" w:sz="4"/>
+              <w:right w:val="single" w:color="BFBFBF" w:sz="4"/>
+            </w:tcBorders>
+            <w:tcMar>
+              <w:top w:type="dxa" w:w="60"/>
+              <w:left w:type="dxa" w:w="100"/>
+              <w:bottom w:type="dxa" w:w="60"/>
+              <w:right w:type="dxa" w:w="100"/>
+            </w:tcMar>
+          </w:tcPr>
+          <w:p>
+            <w:pPr>
+              <w:spacing w:after="0"/>
+            </w:pPr>
+            <w:r>
+              <w:rPr>
+                <w:rFonts w:ascii="Calibri" w:cs="Calibri" w:eastAsia="Microsoft JhengHei" w:hAnsi="Calibri"/>
+                <w:sz w:val="20"/>
+                <w:szCs w:val="20"/>
+              </w:rPr>
+              <w:t xml:space="preserve">The account is not role LABEL with status true, the password differs from LevelFields', or the site is connected to another database</w:t>
+            </w:r>
+          </w:p>
+        </w:tc>
+        <w:tc>
+          <w:tcPr>
+            <w:tcW w:type="dxa" w:w="3344"/>
+            <w:tcBorders>
+              <w:top w:val="single" w:color="BFBFBF" w:sz="4"/>
+              <w:left w:val="single" w:color="BFBFBF" w:sz="4"/>
+              <w:bottom w:val="single" w:color="BFBFBF" w:sz="4"/>
+              <w:right w:val="single" w:color="BFBFBF" w:sz="4"/>
+            </w:tcBorders>
+            <w:tcMar>
+              <w:top w:type="dxa" w:w="60"/>
+              <w:left w:type="dxa" w:w="100"/>
+              <w:bottom w:type="dxa" w:w="60"/>
+              <w:right w:type="dxa" w:w="100"/>
+            </w:tcMar>
+          </w:tcPr>
+          <w:p>
+            <w:pPr>
+              <w:spacing w:after="0"/>
+            </w:pPr>
+            <w:r>
+              <w:rPr>
+                <w:rFonts w:ascii="Calibri" w:cs="Calibri" w:eastAsia="Microsoft JhengHei" w:hAnsi="Calibri"/>
+                <w:sz w:val="20"/>
+                <w:szCs w:val="20"/>
+              </w:rPr>
+              <w:t xml:space="preserve">Check the account (role, status) in test.users of the database the site uses; reset the password on LevelFields</w:t>
+            </w:r>
+          </w:p>
+        </w:tc>
+      </w:tr>
+      <w:tr>
+        <w:tc>
+          <w:tcPr>
+            <w:tcW w:type="dxa" w:w="2619"/>
+            <w:tcBorders>
+              <w:top w:val="single" w:color="BFBFBF" w:sz="4"/>
+              <w:left w:val="single" w:color="BFBFBF" w:sz="4"/>
+              <w:bottom w:val="single" w:color="BFBFBF" w:sz="4"/>
+              <w:right w:val="single" w:color="BFBFBF" w:sz="4"/>
+            </w:tcBorders>
+            <w:tcMar>
+              <w:top w:type="dxa" w:w="60"/>
+              <w:left w:type="dxa" w:w="100"/>
+              <w:bottom w:type="dxa" w:w="60"/>
+              <w:right w:type="dxa" w:w="100"/>
+            </w:tcMar>
+          </w:tcPr>
+          <w:p>
+            <w:pPr>
+              <w:spacing w:after="0"/>
+            </w:pPr>
+            <w:r>
+              <w:rPr>
+                <w:rFonts w:ascii="Calibri" w:cs="Calibri" w:eastAsia="Microsoft JhengHei" w:hAnsi="Calibri"/>
+                <w:sz w:val="20"/>
+                <w:szCs w:val="20"/>
+              </w:rPr>
+              <w:t xml:space="preserve">"Too many failed logins"</w:t>
+            </w:r>
+          </w:p>
+        </w:tc>
+        <w:tc>
+          <w:tcPr>
+            <w:tcW w:type="dxa" w:w="3343"/>
+            <w:tcBorders>
+              <w:top w:val="single" w:color="BFBFBF" w:sz="4"/>
+              <w:left w:val="single" w:color="BFBFBF" w:sz="4"/>
+              <w:bottom w:val="single" w:color="BFBFBF" w:sz="4"/>
+              <w:right w:val="single" w:color="BFBFBF" w:sz="4"/>
+            </w:tcBorders>
+            <w:tcMar>
+              <w:top w:type="dxa" w:w="60"/>
+              <w:left w:type="dxa" w:w="100"/>
+              <w:bottom w:type="dxa" w:w="60"/>
+              <w:right w:type="dxa" w:w="100"/>
+            </w:tcMar>
+          </w:tcPr>
+          <w:p>
+            <w:pPr>
+              <w:spacing w:after="0"/>
+            </w:pPr>
+            <w:r>
+              <w:rPr>
+                <w:rFonts w:ascii="Calibri" w:cs="Calibri" w:eastAsia="Microsoft JhengHei" w:hAnsi="Calibri"/>
+                <w:sz w:val="20"/>
+                <w:szCs w:val="20"/>
+              </w:rPr>
+              <w:t xml:space="preserve">10 failed logins from one address within 15 minutes</w:t>
+            </w:r>
+          </w:p>
+        </w:tc>
+        <w:tc>
+          <w:tcPr>
+            <w:tcW w:type="dxa" w:w="3344"/>
+            <w:tcBorders>
+              <w:top w:val="single" w:color="BFBFBF" w:sz="4"/>
+              <w:left w:val="single" w:color="BFBFBF" w:sz="4"/>
+              <w:bottom w:val="single" w:color="BFBFBF" w:sz="4"/>
+              <w:right w:val="single" w:color="BFBFBF" w:sz="4"/>
+            </w:tcBorders>
+            <w:tcMar>
+              <w:top w:type="dxa" w:w="60"/>
+              <w:left w:type="dxa" w:w="100"/>
+              <w:bottom w:type="dxa" w:w="60"/>
+              <w:right w:type="dxa" w:w="100"/>
+            </w:tcMar>
+          </w:tcPr>
+          <w:p>
+            <w:pPr>
+              <w:spacing w:after="0"/>
+            </w:pPr>
+            <w:r>
+              <w:rPr>
+                <w:rFonts w:ascii="Calibri" w:cs="Calibri" w:eastAsia="Microsoft JhengHei" w:hAnsi="Calibri"/>
+                <w:sz w:val="20"/>
+                <w:szCs w:val="20"/>
+              </w:rPr>
+              <w:t xml:space="preserve">Wait 15 minutes. If everyone is locked out at once behind Nginx, Nginx doesn't send X-Forwarded-For (see the Deployment Guide)</w:t>
+            </w:r>
+          </w:p>
+        </w:tc>
+      </w:tr>
+      <w:tr>
+        <w:tc>
+          <w:tcPr>
+            <w:tcW w:type="dxa" w:w="2619"/>
+            <w:tcBorders>
+              <w:top w:val="single" w:color="BFBFBF" w:sz="4"/>
+              <w:left w:val="single" w:color="BFBFBF" w:sz="4"/>
+              <w:bottom w:val="single" w:color="BFBFBF" w:sz="4"/>
+              <w:right w:val="single" w:color="BFBFBF" w:sz="4"/>
+            </w:tcBorders>
+            <w:tcMar>
+              <w:top w:type="dxa" w:w="60"/>
+              <w:left w:type="dxa" w:w="100"/>
+              <w:bottom w:type="dxa" w:w="60"/>
+              <w:right w:type="dxa" w:w="100"/>
+            </w:tcMar>
+          </w:tcPr>
+          <w:p>
+            <w:pPr>
+              <w:spacing w:after="0"/>
+            </w:pPr>
+            <w:r>
+              <w:rPr>
+                <w:rFonts w:ascii="Calibri" w:cs="Calibri" w:eastAsia="Microsoft JhengHei" w:hAnsi="Calibri"/>
+                <w:sz w:val="20"/>
+                <w:szCs w:val="20"/>
+              </w:rPr>
+              <w:t xml:space="preserve">Sent back to the login page</w:t>
+            </w:r>
+          </w:p>
+        </w:tc>
+        <w:tc>
+          <w:tcPr>
+            <w:tcW w:type="dxa" w:w="3343"/>
+            <w:tcBorders>
+              <w:top w:val="single" w:color="BFBFBF" w:sz="4"/>
+              <w:left w:val="single" w:color="BFBFBF" w:sz="4"/>
+              <w:bottom w:val="single" w:color="BFBFBF" w:sz="4"/>
+              <w:right w:val="single" w:color="BFBFBF" w:sz="4"/>
+            </w:tcBorders>
+            <w:tcMar>
+              <w:top w:type="dxa" w:w="60"/>
+              <w:left w:type="dxa" w:w="100"/>
+              <w:bottom w:type="dxa" w:w="60"/>
+              <w:right w:type="dxa" w:w="100"/>
+            </w:tcMar>
+          </w:tcPr>
+          <w:p>
+            <w:pPr>
+              <w:spacing w:after="0"/>
+            </w:pPr>
+            <w:r>
+              <w:rPr>
+                <w:rFonts w:ascii="Calibri" w:cs="Calibri" w:eastAsia="Microsoft JhengHei" w:hAnsi="Calibri"/>
+                <w:sz w:val="20"/>
+                <w:szCs w:val="20"/>
+              </w:rPr>
+              <w:t xml:space="preserve">12 hours passed, the password was changed on LevelFields, or the account lost role LABEL / status true</w:t>
+            </w:r>
+          </w:p>
+        </w:tc>
+        <w:tc>
+          <w:tcPr>
+            <w:tcW w:type="dxa" w:w="3344"/>
+            <w:tcBorders>
+              <w:top w:val="single" w:color="BFBFBF" w:sz="4"/>
+              <w:left w:val="single" w:color="BFBFBF" w:sz="4"/>
+              <w:bottom w:val="single" w:color="BFBFBF" w:sz="4"/>
+              <w:right w:val="single" w:color="BFBFBF" w:sz="4"/>
+            </w:tcBorders>
+            <w:tcMar>
+              <w:top w:type="dxa" w:w="60"/>
+              <w:left w:type="dxa" w:w="100"/>
+              <w:bottom w:type="dxa" w:w="60"/>
+              <w:right w:type="dxa" w:w="100"/>
+            </w:tcMar>
+          </w:tcPr>
+          <w:p>
+            <w:pPr>
+              <w:spacing w:after="0"/>
+            </w:pPr>
+            <w:r>
+              <w:rPr>
+                <w:rFonts w:ascii="Calibri" w:cs="Calibri" w:eastAsia="Microsoft JhengHei" w:hAnsi="Calibri"/>
+                <w:sz w:val="20"/>
+                <w:szCs w:val="20"/>
+              </w:rPr>
+              <w:t xml:space="preserve">Log in again</w:t>
             </w:r>
           </w:p>
         </w:tc>

--- a/docs/Stock_System_Guide_en.docx
+++ b/docs/Stock_System_Guide_en.docx
@@ -3780,7 +3780,7 @@
         <w:rPr>
           <w:rFonts w:ascii="Calibri" w:cs="Calibri" w:eastAsia="Microsoft JhengHei" w:hAnsi="Calibri"/>
         </w:rPr>
-        <w:t xml:space="preserve">3.6 Language and appearance</w:t>
+        <w:t xml:space="preserve">3.6 Appearance</w:t>
       </w:r>
     </w:p>
     <w:p>
@@ -3792,7 +3792,7 @@
         <w:rPr>
           <w:rFonts w:ascii="Calibri" w:cs="Calibri" w:eastAsia="Microsoft JhengHei" w:hAnsi="Calibri"/>
         </w:rPr>
-        <w:t xml:space="preserve">Switch between Chinese and English at the top right of the page; the choice is remembered in the browser. The pages follow the system's light or dark mode, and work on phones (tables scroll sideways).</w:t>
+        <w:t xml:space="preserve">The interface is in English only (the Chinese interface and the language switch were removed on 2026-10-19). The pages follow the system's light or dark mode, and work on phones (tables scroll sideways).</w:t>
       </w:r>
     </w:p>
     <w:p>
